--- a/docs/HUONG_DAN_SU_DUNG.docx
+++ b/docs/HUONG_DAN_SU_DUNG.docx
@@ -53,7 +53,7 @@
       </w:pPr>
       <w:r>
         <w:rPr/>
-        <w:t>Phiên bản tài liệu 1.0 · Tháng 10 năm 2026</w:t>
+        <w:t>Phiên bản tài liệu 1.1 · Tháng 10 năm 2026</w:t>
         <w:br/>
         <w:t>Biên soạn theo giao diện dev và mã nguồn hiện hành</w:t>
       </w:r>
@@ -346,6 +346,7 @@
     <w:p>
       <w:pPr>
         <w:pStyle w:val="BodyText"/>
+        <w:keepLines/>
         <w:bidi w:val="0"/>
         <w:spacing w:before="200" w:after="200"/>
         <w:ind w:hanging="0" w:start="200" w:end="200"/>
@@ -401,6 +402,7 @@
     <w:p>
       <w:pPr>
         <w:pStyle w:val="BodyText"/>
+        <w:keepLines/>
         <w:bidi w:val="0"/>
         <w:spacing w:before="200" w:after="200"/>
         <w:ind w:hanging="0" w:start="200" w:end="200"/>
@@ -891,7 +893,7 @@
         <w:rPr/>
         <w:drawing>
           <wp:inline distT="0" distB="0" distL="0" distR="0">
-            <wp:extent cx="3960000" cy="2475000"/>
+            <wp:extent cx="5580000" cy="3487500"/>
             <wp:effectExtent l="0" t="0" r="0" b="0"/>
             <wp:docPr id="1" name="Image1" descr="" title="Trang đăng nhập"/>
             <wp:cNvGraphicFramePr>
@@ -915,7 +917,7 @@
                   <pic:spPr bwMode="auto">
                     <a:xfrm>
                       <a:off x="0" y="0"/>
-                      <a:ext cx="3960000" cy="2475000"/>
+                      <a:ext cx="5580000" cy="3487500"/>
                     </a:xfrm>
                     <a:prstGeom prst="rect">
                       <a:avLst/>
@@ -946,6 +948,7 @@
     <w:p>
       <w:pPr>
         <w:pStyle w:val="BodyText"/>
+        <w:keepLines/>
         <w:bidi w:val="0"/>
         <w:spacing w:before="200" w:after="200"/>
         <w:ind w:hanging="0" w:start="200" w:end="200"/>
@@ -1675,7 +1678,7 @@
         <w:rPr/>
         <w:drawing>
           <wp:inline distT="0" distB="0" distL="0" distR="0">
-            <wp:extent cx="3960000" cy="2475000"/>
+            <wp:extent cx="5580000" cy="3720000"/>
             <wp:effectExtent l="0" t="0" r="0" b="0"/>
             <wp:docPr id="2" name="Image2" descr="" title="Tổng quan giao diện cán bộ"/>
             <wp:cNvGraphicFramePr>
@@ -1699,7 +1702,7 @@
                   <pic:spPr bwMode="auto">
                     <a:xfrm>
                       <a:off x="0" y="0"/>
-                      <a:ext cx="3960000" cy="2475000"/>
+                      <a:ext cx="5580000" cy="3720000"/>
                     </a:xfrm>
                     <a:prstGeom prst="rect">
                       <a:avLst/>
@@ -1934,6 +1937,7 @@
     <w:p>
       <w:pPr>
         <w:pStyle w:val="BodyText"/>
+        <w:keepLines/>
         <w:bidi w:val="0"/>
         <w:spacing w:before="200" w:after="200"/>
         <w:ind w:hanging="0" w:start="200" w:end="200"/>
@@ -1954,388 +1958,6 @@
           <w:shd w:fill="EEF5FA" w:val="clear"/>
         </w:rPr>
         <w:t xml:space="preserve"> “Công khai” cho độc giả đủ điều kiện nhìn thấy; “Theo cấp phép” cần cấp quyền riêng hoặc theo nhóm; “Nội bộ” không mở cho độc giả. Trạng thái hồ sơ/văn bản và mức mật vẫn được kiểm tra thêm ở từng lần truy cập.</w:t>
-      </w:r>
-    </w:p>
-    <w:p>
-      <w:pPr>
-        <w:pStyle w:val="Heading2"/>
-        <w:bidi w:val="0"/>
-        <w:jc w:val="start"/>
-        <w:rPr/>
-      </w:pPr>
-      <w:r>
-        <w:rPr/>
-        <w:t>2.3. Biên mục: từ phông đến văn bản</w:t>
-      </w:r>
-    </w:p>
-    <w:p>
-      <w:pPr>
-        <w:pStyle w:val="BodyText"/>
-        <w:bidi w:val="0"/>
-        <w:ind w:hanging="0" w:start="0" w:end="0"/>
-        <w:jc w:val="start"/>
-        <w:rPr/>
-      </w:pPr>
-      <w:r>
-        <w:rPr/>
-        <w:t xml:space="preserve">Mở </w:t>
-      </w:r>
-      <w:r>
-        <w:rPr>
-          <w:b/>
-          <w:color w:val="134973"/>
-        </w:rPr>
-        <w:t>Biên mục → Biên mục hồ sơ, văn bản</w:t>
-      </w:r>
-      <w:r>
-        <w:rPr/>
-        <w:t xml:space="preserve"> (</w:t>
-      </w:r>
-      <w:r>
-        <w:rPr>
-          <w:rStyle w:val="SourceText"/>
-        </w:rPr>
-        <w:t>/dashboard/bien-muc</w:t>
-      </w:r>
-      <w:r>
-        <w:rPr/>
-        <w:t xml:space="preserve">). Cây bên trái có thứ tự </w:t>
-      </w:r>
-      <w:r>
-        <w:rPr>
-          <w:rStyle w:val="Strong"/>
-        </w:rPr>
-        <w:t>Phông → Khối tài liệu → Mục lục tài liệu</w:t>
-      </w:r>
-      <w:r>
-        <w:rPr/>
-        <w:t>; danh sách hồ sơ ở bên phải. Hồ sơ thuộc một mục lục; văn bản thuộc một hồ sơ.</w:t>
-      </w:r>
-    </w:p>
-    <w:p>
-      <w:pPr>
-        <w:pStyle w:val="BodyText"/>
-        <w:bidi w:val="0"/>
-        <w:spacing w:before="200" w:after="200"/>
-        <w:ind w:hanging="0" w:start="200" w:end="200"/>
-        <w:jc w:val="start"/>
-        <w:rPr/>
-      </w:pPr>
-      <w:r>
-        <w:rPr>
-          <w:rStyle w:val="Strong"/>
-          <w:bdr w:val="single" w:sz="32" w:space="11" w:color="D5AD34"/>
-          <w:shd w:fill="FFF8E7" w:val="clear"/>
-        </w:rPr>
-        <w:t>Điều kiện bắt buộc trước khi biên mục hồ sơ:</w:t>
-      </w:r>
-      <w:r>
-        <w:rPr>
-          <w:bdr w:val="single" w:sz="32" w:space="11" w:color="D5AD34"/>
-          <w:shd w:fill="FFF8E7" w:val="clear"/>
-        </w:rPr>
-        <w:t xml:space="preserve"> Cần định nghĩa </w:t>
-      </w:r>
-      <w:r>
-        <w:rPr>
-          <w:rStyle w:val="Strong"/>
-          <w:bdr w:val="single" w:sz="32" w:space="11" w:color="D5AD34"/>
-          <w:shd w:fill="FFF8E7" w:val="clear"/>
-        </w:rPr>
-        <w:t>Mục lục tài liệu</w:t>
-      </w:r>
-      <w:r>
-        <w:rPr>
-          <w:bdr w:val="single" w:sz="32" w:space="11" w:color="D5AD34"/>
-          <w:shd w:fill="FFF8E7" w:val="clear"/>
-        </w:rPr>
-        <w:t xml:space="preserve"> (còn gọi là mục lục hồ sơ) trong đúng Khối tài liệu trước. Khi tạo hồ sơ, trường </w:t>
-      </w:r>
-      <w:r>
-        <w:rPr>
-          <w:rStyle w:val="Strong"/>
-          <w:bdr w:val="single" w:sz="32" w:space="11" w:color="D5AD34"/>
-          <w:shd w:fill="FFF8E7" w:val="clear"/>
-        </w:rPr>
-        <w:t>Mục lục tài liệu</w:t>
-      </w:r>
-      <w:r>
-        <w:rPr>
-          <w:bdr w:val="single" w:sz="32" w:space="11" w:color="D5AD34"/>
-          <w:shd w:fill="FFF8E7" w:val="clear"/>
-        </w:rPr>
-        <w:t xml:space="preserve"> bắt buộc chọn. Nếu đơn vị chưa có mục lục phù hợp, hãy tạo mục lục rồi quay lại bước tạo hồ sơ; không dùng một mục lục khác chỉ để vượt qua biểu mẫu.</w:t>
-      </w:r>
-    </w:p>
-    <w:p>
-      <w:pPr>
-        <w:pStyle w:val="BodyText"/>
-        <w:numPr>
-          <w:ilvl w:val="0"/>
-          <w:numId w:val="3"/>
-        </w:numPr>
-        <w:tabs>
-          <w:tab w:val="clear" w:pos="709"/>
-          <w:tab w:val="left" w:pos="789" w:leader="none"/>
-        </w:tabs>
-        <w:bidi w:val="0"/>
-        <w:spacing w:before="80" w:after="0"/>
-        <w:ind w:hanging="283" w:start="789"/>
-        <w:jc w:val="start"/>
-        <w:rPr/>
-      </w:pPr>
-      <w:r>
-        <w:rPr/>
-        <w:t xml:space="preserve">Chọn một </w:t>
-      </w:r>
-      <w:r>
-        <w:rPr>
-          <w:rStyle w:val="Strong"/>
-        </w:rPr>
-        <w:t>Phông</w:t>
-      </w:r>
-      <w:r>
-        <w:rPr/>
-        <w:t xml:space="preserve"> trong cây và bấm </w:t>
-      </w:r>
-      <w:r>
-        <w:rPr>
-          <w:rStyle w:val="Strong"/>
-        </w:rPr>
-        <w:t>Thêm khối tài liệu</w:t>
-      </w:r>
-      <w:r>
-        <w:rPr/>
-        <w:t xml:space="preserve">. Nhập tên, mã khối và các trường cần thiết, rồi </w:t>
-      </w:r>
-      <w:r>
-        <w:rPr>
-          <w:rStyle w:val="Strong"/>
-        </w:rPr>
-        <w:t>Lưu</w:t>
-      </w:r>
-      <w:r>
-        <w:rPr/>
-        <w:t xml:space="preserve">. Kiểm tra khối mới đã nằm dưới đúng phông. </w:t>
-      </w:r>
-    </w:p>
-    <w:p>
-      <w:pPr>
-        <w:pStyle w:val="BodyText"/>
-        <w:numPr>
-          <w:ilvl w:val="0"/>
-          <w:numId w:val="3"/>
-        </w:numPr>
-        <w:tabs>
-          <w:tab w:val="clear" w:pos="709"/>
-          <w:tab w:val="left" w:pos="789" w:leader="none"/>
-        </w:tabs>
-        <w:bidi w:val="0"/>
-        <w:spacing w:before="80" w:after="0"/>
-        <w:ind w:hanging="283" w:start="789"/>
-        <w:jc w:val="start"/>
-        <w:rPr/>
-      </w:pPr>
-      <w:r>
-        <w:rPr/>
-        <w:t xml:space="preserve">Chọn </w:t>
-      </w:r>
-      <w:r>
-        <w:rPr>
-          <w:rStyle w:val="Strong"/>
-        </w:rPr>
-        <w:t>Khối tài liệu</w:t>
-      </w:r>
-      <w:r>
-        <w:rPr/>
-        <w:t xml:space="preserve"> vừa tạo và bấm </w:t>
-      </w:r>
-      <w:r>
-        <w:rPr>
-          <w:rStyle w:val="Strong"/>
-        </w:rPr>
-        <w:t>Thêm mục lục</w:t>
-      </w:r>
-      <w:r>
-        <w:rPr/>
-        <w:t xml:space="preserve">. Nhập </w:t>
-      </w:r>
-      <w:r>
-        <w:rPr>
-          <w:rStyle w:val="Strong"/>
-        </w:rPr>
-        <w:t>Tên mục lục tài liệu</w:t>
-      </w:r>
-      <w:r>
-        <w:rPr/>
-        <w:t xml:space="preserve"> và </w:t>
-      </w:r>
-      <w:r>
-        <w:rPr>
-          <w:rStyle w:val="Strong"/>
-        </w:rPr>
-        <w:t>Số mục lục</w:t>
-      </w:r>
-      <w:r>
-        <w:rPr/>
-        <w:t xml:space="preserve"> nếu có, rồi lưu. Kiểm tra mục lục mới đã nằm dưới đúng khối. </w:t>
-      </w:r>
-    </w:p>
-    <w:p>
-      <w:pPr>
-        <w:pStyle w:val="BodyText"/>
-        <w:numPr>
-          <w:ilvl w:val="0"/>
-          <w:numId w:val="3"/>
-        </w:numPr>
-        <w:tabs>
-          <w:tab w:val="clear" w:pos="709"/>
-          <w:tab w:val="left" w:pos="789" w:leader="none"/>
-        </w:tabs>
-        <w:bidi w:val="0"/>
-        <w:spacing w:before="80" w:after="0"/>
-        <w:ind w:hanging="283" w:start="789"/>
-        <w:jc w:val="start"/>
-        <w:rPr/>
-      </w:pPr>
-      <w:r>
-        <w:rPr/>
-        <w:t xml:space="preserve">Chỉ sau khi mục lục đã có, chọn mục lục đó và bấm </w:t>
-      </w:r>
-      <w:r>
-        <w:rPr>
-          <w:rStyle w:val="Strong"/>
-        </w:rPr>
-        <w:t>Thêm hồ sơ</w:t>
-      </w:r>
-      <w:r>
-        <w:rPr/>
-        <w:t xml:space="preserve">. Nhập </w:t>
-      </w:r>
-      <w:r>
-        <w:rPr>
-          <w:rStyle w:val="Strong"/>
-        </w:rPr>
-        <w:t>Tiêu đề hồ sơ</w:t>
-      </w:r>
-      <w:r>
-        <w:rPr/>
-        <w:t xml:space="preserve"> và kiểm tra trường </w:t>
-      </w:r>
-      <w:r>
-        <w:rPr>
-          <w:rStyle w:val="Strong"/>
-        </w:rPr>
-        <w:t>Mục lục tài liệu</w:t>
-      </w:r>
-      <w:r>
-        <w:rPr/>
-        <w:t xml:space="preserve"> đúng mục vừa tạo. Điền thêm số hồ sơ, thời gian, mức mật, vị trí lưu trữ nếu có rồi lưu. </w:t>
-      </w:r>
-    </w:p>
-    <w:p>
-      <w:pPr>
-        <w:pStyle w:val="BodyText"/>
-        <w:numPr>
-          <w:ilvl w:val="0"/>
-          <w:numId w:val="3"/>
-        </w:numPr>
-        <w:tabs>
-          <w:tab w:val="clear" w:pos="709"/>
-          <w:tab w:val="left" w:pos="789" w:leader="none"/>
-        </w:tabs>
-        <w:bidi w:val="0"/>
-        <w:spacing w:before="80" w:after="0"/>
-        <w:ind w:hanging="283" w:start="789"/>
-        <w:jc w:val="start"/>
-        <w:rPr/>
-      </w:pPr>
-      <w:r>
-        <w:rPr/>
-        <w:t xml:space="preserve">Sau khi lưu, mở trang chi tiết hồ sơ. Kiểm tra lại đường dẫn phông, khối, mục lục ở phía trên và các thông tin mô tả. </w:t>
-      </w:r>
-    </w:p>
-    <w:p>
-      <w:pPr>
-        <w:pStyle w:val="BodyText"/>
-        <w:numPr>
-          <w:ilvl w:val="0"/>
-          <w:numId w:val="3"/>
-        </w:numPr>
-        <w:tabs>
-          <w:tab w:val="clear" w:pos="709"/>
-          <w:tab w:val="left" w:pos="789" w:leader="none"/>
-        </w:tabs>
-        <w:bidi w:val="0"/>
-        <w:spacing w:before="80" w:after="0"/>
-        <w:ind w:hanging="283" w:start="789"/>
-        <w:jc w:val="start"/>
-        <w:rPr/>
-      </w:pPr>
-      <w:r>
-        <w:rPr/>
-        <w:t xml:space="preserve">Bấm </w:t>
-      </w:r>
-      <w:r>
-        <w:rPr>
-          <w:rStyle w:val="Strong"/>
-        </w:rPr>
-        <w:t>Thêm văn bản</w:t>
-      </w:r>
-      <w:r>
-        <w:rPr/>
-        <w:t xml:space="preserve"> để tạo bản ghi mô tả trước, hoặc </w:t>
-      </w:r>
-      <w:r>
-        <w:rPr>
-          <w:rStyle w:val="Strong"/>
-        </w:rPr>
-        <w:t>Tải tệp lên</w:t>
-      </w:r>
-      <w:r>
-        <w:rPr/>
-        <w:t xml:space="preserve"> để đưa một hay nhiều tệp vào hồ sơ. Mỗi tệp tải lên tạo một văn bản. </w:t>
-      </w:r>
-    </w:p>
-    <w:p>
-      <w:pPr>
-        <w:pStyle w:val="BodyText"/>
-        <w:numPr>
-          <w:ilvl w:val="0"/>
-          <w:numId w:val="3"/>
-        </w:numPr>
-        <w:tabs>
-          <w:tab w:val="clear" w:pos="709"/>
-          <w:tab w:val="left" w:pos="789" w:leader="none"/>
-        </w:tabs>
-        <w:bidi w:val="0"/>
-        <w:ind w:hanging="283" w:start="789"/>
-        <w:jc w:val="start"/>
-        <w:rPr/>
-      </w:pPr>
-      <w:r>
-        <w:rPr/>
-        <w:t xml:space="preserve">Mở văn bản để sửa tiêu đề, số ký hiệu, ngày, tác giả/cơ quan ban hành, mức mật, mô tả; bấm </w:t>
-      </w:r>
-      <w:r>
-        <w:rPr>
-          <w:rStyle w:val="Strong"/>
-        </w:rPr>
-        <w:t>Lưu</w:t>
-      </w:r>
-      <w:r>
-        <w:rPr/>
-        <w:t xml:space="preserve">. Dùng </w:t>
-      </w:r>
-      <w:r>
-        <w:rPr>
-          <w:rStyle w:val="Strong"/>
-        </w:rPr>
-        <w:t>Thay tệp</w:t>
-      </w:r>
-      <w:r>
-        <w:rPr/>
-        <w:t xml:space="preserve"> khi cần cập nhật bản số và được cấp quyền. </w:t>
       </w:r>
     </w:p>
     <w:p>
@@ -2352,9 +1974,9 @@
         <w:rPr/>
         <w:drawing>
           <wp:inline distT="0" distB="0" distL="0" distR="0">
-            <wp:extent cx="3960000" cy="2475000"/>
+            <wp:extent cx="5580000" cy="4419504"/>
             <wp:effectExtent l="0" t="0" r="0" b="0"/>
-            <wp:docPr id="3" name="Image3" descr="" title="Cây biên mục và danh sách hồ sơ"/>
+            <wp:docPr id="3" name="Image3" descr="" title="Danh sách cơ quan lưu trữ"/>
             <wp:cNvGraphicFramePr>
               <a:graphicFrameLocks xmlns:a="http://schemas.openxmlformats.org/drawingml/2006/main" noChangeAspect="1"/>
             </wp:cNvGraphicFramePr>
@@ -2362,7 +1984,7 @@
               <a:graphicData uri="http://schemas.openxmlformats.org/drawingml/2006/picture">
                 <pic:pic xmlns:pic="http://schemas.openxmlformats.org/drawingml/2006/picture">
                   <pic:nvPicPr>
-                    <pic:cNvPr id="3" name="Image3" descr="" title="Cây biên mục và danh sách hồ sơ"/>
+                    <pic:cNvPr id="3" name="Image3" descr="" title="Danh sách cơ quan lưu trữ"/>
                     <pic:cNvPicPr>
                       <a:picLocks noChangeAspect="1" noChangeArrowheads="1"/>
                     </pic:cNvPicPr>
@@ -2376,7 +1998,7 @@
                   <pic:spPr bwMode="auto">
                     <a:xfrm>
                       <a:off x="0" y="0"/>
-                      <a:ext cx="3960000" cy="2475000"/>
+                      <a:ext cx="5580000" cy="4419504"/>
                     </a:xfrm>
                     <a:prstGeom prst="rect">
                       <a:avLst/>
@@ -2401,7 +2023,731 @@
       </w:pPr>
       <w:r>
         <w:rPr/>
-        <w:t>Hình 3. Màn hình Biên mục: chọn cấp ở cây trái, quản lý hồ sơ và văn bản ở vùng nội dung.</w:t>
+        <w:t>Hình 3. Màn hình Cơ quan lưu trữ: dùng ô tìm kiếm để kiểm tra đã có cơ quan trước khi bấm Thêm mới.</w:t>
+      </w:r>
+    </w:p>
+    <w:p>
+      <w:pPr>
+        <w:pStyle w:val="BodyText"/>
+        <w:keepLines/>
+        <w:bidi w:val="0"/>
+        <w:spacing w:before="240" w:after="240"/>
+        <w:ind w:hanging="0" w:start="240" w:end="240"/>
+        <w:jc w:val="center"/>
+        <w:rPr/>
+      </w:pPr>
+      <w:r>
+        <w:rPr/>
+        <w:drawing>
+          <wp:inline distT="0" distB="0" distL="0" distR="0">
+            <wp:extent cx="5580000" cy="4419504"/>
+            <wp:effectExtent l="0" t="0" r="0" b="0"/>
+            <wp:docPr id="4" name="Image4" descr="" title="Danh sách phông lưu trữ"/>
+            <wp:cNvGraphicFramePr>
+              <a:graphicFrameLocks xmlns:a="http://schemas.openxmlformats.org/drawingml/2006/main" noChangeAspect="1"/>
+            </wp:cNvGraphicFramePr>
+            <a:graphic xmlns:a="http://schemas.openxmlformats.org/drawingml/2006/main">
+              <a:graphicData uri="http://schemas.openxmlformats.org/drawingml/2006/picture">
+                <pic:pic xmlns:pic="http://schemas.openxmlformats.org/drawingml/2006/picture">
+                  <pic:nvPicPr>
+                    <pic:cNvPr id="4" name="Image4" descr="" title="Danh sách phông lưu trữ"/>
+                    <pic:cNvPicPr>
+                      <a:picLocks noChangeAspect="1" noChangeArrowheads="1"/>
+                    </pic:cNvPicPr>
+                  </pic:nvPicPr>
+                  <pic:blipFill>
+                    <a:blip r:embed="rId5"/>
+                    <a:stretch>
+                      <a:fillRect/>
+                    </a:stretch>
+                  </pic:blipFill>
+                  <pic:spPr bwMode="auto">
+                    <a:xfrm>
+                      <a:off x="0" y="0"/>
+                      <a:ext cx="5580000" cy="4419504"/>
+                    </a:xfrm>
+                    <a:prstGeom prst="rect">
+                      <a:avLst/>
+                    </a:prstGeom>
+                  </pic:spPr>
+                </pic:pic>
+              </a:graphicData>
+            </a:graphic>
+          </wp:inline>
+        </w:drawing>
+      </w:r>
+    </w:p>
+    <w:p>
+      <w:pPr>
+        <w:pStyle w:val="BodyTextcaption"/>
+        <w:keepLines/>
+        <w:bidi w:val="0"/>
+        <w:spacing w:before="240" w:after="240"/>
+        <w:ind w:hanging="0" w:start="320" w:end="320"/>
+        <w:jc w:val="center"/>
+        <w:rPr/>
+      </w:pPr>
+      <w:r>
+        <w:rPr/>
+        <w:t>Hình 4. Màn hình Phông lưu trữ: đối chiếu tên phông, cơ quan hình thành và cột Chế độ khai thác trước khi mở bản ghi.</w:t>
+      </w:r>
+    </w:p>
+    <w:p>
+      <w:pPr>
+        <w:pStyle w:val="BodyTextsmall"/>
+        <w:bidi w:val="0"/>
+        <w:ind w:hanging="0"/>
+        <w:jc w:val="start"/>
+        <w:rPr/>
+      </w:pPr>
+      <w:r>
+        <w:rPr>
+          <w:rStyle w:val="Strong"/>
+        </w:rPr>
+        <w:t>Cần nhìn trong ảnh:</w:t>
+      </w:r>
+      <w:r>
+        <w:rPr/>
+        <w:t xml:space="preserve"> Phông “HD MẪU - UBND tỉnh Minh Hòa” có chế độ </w:t>
+      </w:r>
+      <w:r>
+        <w:rPr>
+          <w:rStyle w:val="Strong"/>
+        </w:rPr>
+        <w:t>Công khai</w:t>
+      </w:r>
+      <w:r>
+        <w:rPr/>
+        <w:t xml:space="preserve">; phông “HD MẪU - Sở Giáo dục Minh Hòa” có chế độ </w:t>
+      </w:r>
+      <w:r>
+        <w:rPr>
+          <w:rStyle w:val="Strong"/>
+        </w:rPr>
+        <w:t>Theo cấp phép</w:t>
+      </w:r>
+      <w:r>
+        <w:rPr/>
+        <w:t>. Chọn chế độ theo quy định của đơn vị trước khi độc giả tra cứu.</w:t>
+      </w:r>
+    </w:p>
+    <w:p>
+      <w:pPr>
+        <w:pStyle w:val="Heading2"/>
+        <w:bidi w:val="0"/>
+        <w:jc w:val="start"/>
+        <w:rPr/>
+      </w:pPr>
+      <w:r>
+        <w:rPr/>
+        <w:t>2.3. Biên mục: từ phông đến văn bản</w:t>
+      </w:r>
+    </w:p>
+    <w:p>
+      <w:pPr>
+        <w:pStyle w:val="BodyText"/>
+        <w:bidi w:val="0"/>
+        <w:ind w:hanging="0" w:start="0" w:end="0"/>
+        <w:jc w:val="start"/>
+        <w:rPr/>
+      </w:pPr>
+      <w:r>
+        <w:rPr/>
+        <w:t xml:space="preserve">Mở </w:t>
+      </w:r>
+      <w:r>
+        <w:rPr>
+          <w:b/>
+          <w:color w:val="134973"/>
+        </w:rPr>
+        <w:t>Biên mục → Biên mục hồ sơ, văn bản</w:t>
+      </w:r>
+      <w:r>
+        <w:rPr/>
+        <w:t xml:space="preserve"> (</w:t>
+      </w:r>
+      <w:r>
+        <w:rPr>
+          <w:rStyle w:val="SourceText"/>
+        </w:rPr>
+        <w:t>/dashboard/bien-muc</w:t>
+      </w:r>
+      <w:r>
+        <w:rPr/>
+        <w:t xml:space="preserve">). Cây bên trái có thứ tự </w:t>
+      </w:r>
+      <w:r>
+        <w:rPr>
+          <w:rStyle w:val="Strong"/>
+        </w:rPr>
+        <w:t>Phông → Khối tài liệu → Mục lục tài liệu</w:t>
+      </w:r>
+      <w:r>
+        <w:rPr/>
+        <w:t>; danh sách hồ sơ ở bên phải. Hồ sơ thuộc một mục lục; văn bản thuộc một hồ sơ.</w:t>
+      </w:r>
+    </w:p>
+    <w:p>
+      <w:pPr>
+        <w:pStyle w:val="BodyText"/>
+        <w:keepLines/>
+        <w:bidi w:val="0"/>
+        <w:spacing w:before="200" w:after="200"/>
+        <w:ind w:hanging="0" w:start="200" w:end="200"/>
+        <w:jc w:val="start"/>
+        <w:rPr/>
+      </w:pPr>
+      <w:r>
+        <w:rPr>
+          <w:rStyle w:val="Strong"/>
+          <w:bdr w:val="single" w:sz="32" w:space="11" w:color="D5AD34"/>
+          <w:shd w:fill="FFF8E7" w:val="clear"/>
+        </w:rPr>
+        <w:t>Điều kiện bắt buộc trước khi biên mục hồ sơ:</w:t>
+      </w:r>
+      <w:r>
+        <w:rPr>
+          <w:bdr w:val="single" w:sz="32" w:space="11" w:color="D5AD34"/>
+          <w:shd w:fill="FFF8E7" w:val="clear"/>
+        </w:rPr>
+        <w:t xml:space="preserve"> Cần định nghĩa </w:t>
+      </w:r>
+      <w:r>
+        <w:rPr>
+          <w:rStyle w:val="Strong"/>
+          <w:bdr w:val="single" w:sz="32" w:space="11" w:color="D5AD34"/>
+          <w:shd w:fill="FFF8E7" w:val="clear"/>
+        </w:rPr>
+        <w:t>Mục lục tài liệu</w:t>
+      </w:r>
+      <w:r>
+        <w:rPr>
+          <w:bdr w:val="single" w:sz="32" w:space="11" w:color="D5AD34"/>
+          <w:shd w:fill="FFF8E7" w:val="clear"/>
+        </w:rPr>
+        <w:t xml:space="preserve"> (còn gọi là mục lục hồ sơ) trong đúng Khối tài liệu trước. Khi tạo hồ sơ, trường </w:t>
+      </w:r>
+      <w:r>
+        <w:rPr>
+          <w:rStyle w:val="Strong"/>
+          <w:bdr w:val="single" w:sz="32" w:space="11" w:color="D5AD34"/>
+          <w:shd w:fill="FFF8E7" w:val="clear"/>
+        </w:rPr>
+        <w:t>Mục lục tài liệu</w:t>
+      </w:r>
+      <w:r>
+        <w:rPr>
+          <w:bdr w:val="single" w:sz="32" w:space="11" w:color="D5AD34"/>
+          <w:shd w:fill="FFF8E7" w:val="clear"/>
+        </w:rPr>
+        <w:t xml:space="preserve"> bắt buộc chọn. Nếu đơn vị chưa có mục lục phù hợp, hãy tạo mục lục rồi quay lại bước tạo hồ sơ; không dùng một mục lục khác chỉ để vượt qua biểu mẫu.</w:t>
+      </w:r>
+    </w:p>
+    <w:p>
+      <w:pPr>
+        <w:pStyle w:val="BodyText"/>
+        <w:numPr>
+          <w:ilvl w:val="0"/>
+          <w:numId w:val="3"/>
+        </w:numPr>
+        <w:tabs>
+          <w:tab w:val="clear" w:pos="709"/>
+          <w:tab w:val="left" w:pos="789" w:leader="none"/>
+        </w:tabs>
+        <w:bidi w:val="0"/>
+        <w:spacing w:before="80" w:after="0"/>
+        <w:ind w:hanging="283" w:start="789"/>
+        <w:jc w:val="start"/>
+        <w:rPr/>
+      </w:pPr>
+      <w:r>
+        <w:rPr/>
+        <w:t xml:space="preserve">Chọn một </w:t>
+      </w:r>
+      <w:r>
+        <w:rPr>
+          <w:rStyle w:val="Strong"/>
+        </w:rPr>
+        <w:t>Phông</w:t>
+      </w:r>
+      <w:r>
+        <w:rPr/>
+        <w:t xml:space="preserve"> trong cây và bấm </w:t>
+      </w:r>
+      <w:r>
+        <w:rPr>
+          <w:rStyle w:val="Strong"/>
+        </w:rPr>
+        <w:t>Thêm khối tài liệu</w:t>
+      </w:r>
+      <w:r>
+        <w:rPr/>
+        <w:t xml:space="preserve">. Nhập tên, mã khối và các trường cần thiết, rồi </w:t>
+      </w:r>
+      <w:r>
+        <w:rPr>
+          <w:rStyle w:val="Strong"/>
+        </w:rPr>
+        <w:t>Lưu</w:t>
+      </w:r>
+      <w:r>
+        <w:rPr/>
+        <w:t xml:space="preserve">. Kiểm tra khối mới đã nằm dưới đúng phông. </w:t>
+      </w:r>
+    </w:p>
+    <w:p>
+      <w:pPr>
+        <w:pStyle w:val="BodyText"/>
+        <w:numPr>
+          <w:ilvl w:val="0"/>
+          <w:numId w:val="3"/>
+        </w:numPr>
+        <w:tabs>
+          <w:tab w:val="clear" w:pos="709"/>
+          <w:tab w:val="left" w:pos="789" w:leader="none"/>
+        </w:tabs>
+        <w:bidi w:val="0"/>
+        <w:spacing w:before="80" w:after="0"/>
+        <w:ind w:hanging="283" w:start="789"/>
+        <w:jc w:val="start"/>
+        <w:rPr/>
+      </w:pPr>
+      <w:r>
+        <w:rPr/>
+        <w:t xml:space="preserve">Chọn </w:t>
+      </w:r>
+      <w:r>
+        <w:rPr>
+          <w:rStyle w:val="Strong"/>
+        </w:rPr>
+        <w:t>Khối tài liệu</w:t>
+      </w:r>
+      <w:r>
+        <w:rPr/>
+        <w:t xml:space="preserve"> vừa tạo và bấm </w:t>
+      </w:r>
+      <w:r>
+        <w:rPr>
+          <w:rStyle w:val="Strong"/>
+        </w:rPr>
+        <w:t>Thêm mục lục</w:t>
+      </w:r>
+      <w:r>
+        <w:rPr/>
+        <w:t xml:space="preserve">. Nhập </w:t>
+      </w:r>
+      <w:r>
+        <w:rPr>
+          <w:rStyle w:val="Strong"/>
+        </w:rPr>
+        <w:t>Tên mục lục tài liệu</w:t>
+      </w:r>
+      <w:r>
+        <w:rPr/>
+        <w:t xml:space="preserve"> và </w:t>
+      </w:r>
+      <w:r>
+        <w:rPr>
+          <w:rStyle w:val="Strong"/>
+        </w:rPr>
+        <w:t>Số mục lục</w:t>
+      </w:r>
+      <w:r>
+        <w:rPr/>
+        <w:t xml:space="preserve"> nếu có, rồi lưu. Kiểm tra mục lục mới đã nằm dưới đúng khối. </w:t>
+      </w:r>
+    </w:p>
+    <w:p>
+      <w:pPr>
+        <w:pStyle w:val="BodyText"/>
+        <w:numPr>
+          <w:ilvl w:val="0"/>
+          <w:numId w:val="3"/>
+        </w:numPr>
+        <w:tabs>
+          <w:tab w:val="clear" w:pos="709"/>
+          <w:tab w:val="left" w:pos="789" w:leader="none"/>
+        </w:tabs>
+        <w:bidi w:val="0"/>
+        <w:spacing w:before="80" w:after="0"/>
+        <w:ind w:hanging="283" w:start="789"/>
+        <w:jc w:val="start"/>
+        <w:rPr/>
+      </w:pPr>
+      <w:r>
+        <w:rPr/>
+        <w:t xml:space="preserve">Chỉ sau khi mục lục đã có, chọn mục lục đó và bấm </w:t>
+      </w:r>
+      <w:r>
+        <w:rPr>
+          <w:rStyle w:val="Strong"/>
+        </w:rPr>
+        <w:t>Thêm hồ sơ</w:t>
+      </w:r>
+      <w:r>
+        <w:rPr/>
+        <w:t xml:space="preserve">. Nhập </w:t>
+      </w:r>
+      <w:r>
+        <w:rPr>
+          <w:rStyle w:val="Strong"/>
+        </w:rPr>
+        <w:t>Tiêu đề hồ sơ</w:t>
+      </w:r>
+      <w:r>
+        <w:rPr/>
+        <w:t xml:space="preserve"> và kiểm tra trường </w:t>
+      </w:r>
+      <w:r>
+        <w:rPr>
+          <w:rStyle w:val="Strong"/>
+        </w:rPr>
+        <w:t>Mục lục tài liệu</w:t>
+      </w:r>
+      <w:r>
+        <w:rPr/>
+        <w:t xml:space="preserve"> đúng mục vừa tạo. Điền thêm số hồ sơ, thời gian, mức mật, vị trí lưu trữ nếu có rồi lưu. </w:t>
+      </w:r>
+    </w:p>
+    <w:p>
+      <w:pPr>
+        <w:pStyle w:val="BodyText"/>
+        <w:numPr>
+          <w:ilvl w:val="0"/>
+          <w:numId w:val="3"/>
+        </w:numPr>
+        <w:tabs>
+          <w:tab w:val="clear" w:pos="709"/>
+          <w:tab w:val="left" w:pos="789" w:leader="none"/>
+        </w:tabs>
+        <w:bidi w:val="0"/>
+        <w:spacing w:before="80" w:after="0"/>
+        <w:ind w:hanging="283" w:start="789"/>
+        <w:jc w:val="start"/>
+        <w:rPr/>
+      </w:pPr>
+      <w:r>
+        <w:rPr/>
+        <w:t xml:space="preserve">Sau khi lưu, mở trang chi tiết hồ sơ. Kiểm tra lại đường dẫn phông, khối, mục lục ở phía trên và các thông tin mô tả. </w:t>
+      </w:r>
+    </w:p>
+    <w:p>
+      <w:pPr>
+        <w:pStyle w:val="BodyText"/>
+        <w:numPr>
+          <w:ilvl w:val="0"/>
+          <w:numId w:val="3"/>
+        </w:numPr>
+        <w:tabs>
+          <w:tab w:val="clear" w:pos="709"/>
+          <w:tab w:val="left" w:pos="789" w:leader="none"/>
+        </w:tabs>
+        <w:bidi w:val="0"/>
+        <w:spacing w:before="80" w:after="0"/>
+        <w:ind w:hanging="283" w:start="789"/>
+        <w:jc w:val="start"/>
+        <w:rPr/>
+      </w:pPr>
+      <w:r>
+        <w:rPr/>
+        <w:t xml:space="preserve">Bấm </w:t>
+      </w:r>
+      <w:r>
+        <w:rPr>
+          <w:rStyle w:val="Strong"/>
+        </w:rPr>
+        <w:t>Thêm văn bản</w:t>
+      </w:r>
+      <w:r>
+        <w:rPr/>
+        <w:t xml:space="preserve"> để tạo bản ghi mô tả trước, hoặc </w:t>
+      </w:r>
+      <w:r>
+        <w:rPr>
+          <w:rStyle w:val="Strong"/>
+        </w:rPr>
+        <w:t>Tải tệp lên</w:t>
+      </w:r>
+      <w:r>
+        <w:rPr/>
+        <w:t xml:space="preserve"> để đưa một hay nhiều tệp vào hồ sơ. Mỗi tệp tải lên tạo một văn bản. </w:t>
+      </w:r>
+    </w:p>
+    <w:p>
+      <w:pPr>
+        <w:pStyle w:val="BodyText"/>
+        <w:numPr>
+          <w:ilvl w:val="0"/>
+          <w:numId w:val="3"/>
+        </w:numPr>
+        <w:tabs>
+          <w:tab w:val="clear" w:pos="709"/>
+          <w:tab w:val="left" w:pos="789" w:leader="none"/>
+        </w:tabs>
+        <w:bidi w:val="0"/>
+        <w:ind w:hanging="283" w:start="789"/>
+        <w:jc w:val="start"/>
+        <w:rPr/>
+      </w:pPr>
+      <w:r>
+        <w:rPr/>
+        <w:t xml:space="preserve">Mở văn bản để sửa tiêu đề, số ký hiệu, ngày, tác giả/cơ quan ban hành, mức mật, mô tả; bấm </w:t>
+      </w:r>
+      <w:r>
+        <w:rPr>
+          <w:rStyle w:val="Strong"/>
+        </w:rPr>
+        <w:t>Lưu</w:t>
+      </w:r>
+      <w:r>
+        <w:rPr/>
+        <w:t xml:space="preserve">. Dùng </w:t>
+      </w:r>
+      <w:r>
+        <w:rPr>
+          <w:rStyle w:val="Strong"/>
+        </w:rPr>
+        <w:t>Thay tệp</w:t>
+      </w:r>
+      <w:r>
+        <w:rPr/>
+        <w:t xml:space="preserve"> khi cần cập nhật bản số và được cấp quyền. </w:t>
+      </w:r>
+    </w:p>
+    <w:p>
+      <w:pPr>
+        <w:pStyle w:val="BodyText"/>
+        <w:keepLines/>
+        <w:bidi w:val="0"/>
+        <w:spacing w:before="240" w:after="240"/>
+        <w:ind w:hanging="0" w:start="240" w:end="240"/>
+        <w:jc w:val="center"/>
+        <w:rPr/>
+      </w:pPr>
+      <w:r>
+        <w:rPr/>
+        <w:drawing>
+          <wp:inline distT="0" distB="0" distL="0" distR="0">
+            <wp:extent cx="5580000" cy="4419504"/>
+            <wp:effectExtent l="0" t="0" r="0" b="0"/>
+            <wp:docPr id="5" name="Image5" descr="" title="Cây biên mục và danh sách hồ sơ"/>
+            <wp:cNvGraphicFramePr>
+              <a:graphicFrameLocks xmlns:a="http://schemas.openxmlformats.org/drawingml/2006/main" noChangeAspect="1"/>
+            </wp:cNvGraphicFramePr>
+            <a:graphic xmlns:a="http://schemas.openxmlformats.org/drawingml/2006/main">
+              <a:graphicData uri="http://schemas.openxmlformats.org/drawingml/2006/picture">
+                <pic:pic xmlns:pic="http://schemas.openxmlformats.org/drawingml/2006/picture">
+                  <pic:nvPicPr>
+                    <pic:cNvPr id="5" name="Image5" descr="" title="Cây biên mục và danh sách hồ sơ"/>
+                    <pic:cNvPicPr>
+                      <a:picLocks noChangeAspect="1" noChangeArrowheads="1"/>
+                    </pic:cNvPicPr>
+                  </pic:nvPicPr>
+                  <pic:blipFill>
+                    <a:blip r:embed="rId6"/>
+                    <a:stretch>
+                      <a:fillRect/>
+                    </a:stretch>
+                  </pic:blipFill>
+                  <pic:spPr bwMode="auto">
+                    <a:xfrm>
+                      <a:off x="0" y="0"/>
+                      <a:ext cx="5580000" cy="4419504"/>
+                    </a:xfrm>
+                    <a:prstGeom prst="rect">
+                      <a:avLst/>
+                    </a:prstGeom>
+                  </pic:spPr>
+                </pic:pic>
+              </a:graphicData>
+            </a:graphic>
+          </wp:inline>
+        </w:drawing>
+      </w:r>
+    </w:p>
+    <w:p>
+      <w:pPr>
+        <w:pStyle w:val="BodyTextcaption"/>
+        <w:keepLines/>
+        <w:bidi w:val="0"/>
+        <w:spacing w:before="240" w:after="240"/>
+        <w:ind w:hanging="0" w:start="320" w:end="320"/>
+        <w:jc w:val="center"/>
+        <w:rPr/>
+      </w:pPr>
+      <w:r>
+        <w:rPr/>
+        <w:t>Hình 5. Màn hình Biên mục: chọn cấp ở cây trái, quản lý hồ sơ và văn bản ở vùng nội dung.</w:t>
+      </w:r>
+    </w:p>
+    <w:p>
+      <w:pPr>
+        <w:pStyle w:val="BodyTextsmall"/>
+        <w:bidi w:val="0"/>
+        <w:ind w:hanging="0"/>
+        <w:jc w:val="start"/>
+        <w:rPr/>
+      </w:pPr>
+      <w:r>
+        <w:rPr>
+          <w:rStyle w:val="Strong"/>
+        </w:rPr>
+        <w:t>Cần nhìn trong ảnh:</w:t>
+      </w:r>
+      <w:r>
+        <w:rPr/>
+        <w:t xml:space="preserve"> Mục lục “Chương trình văn hóa 2024” đang được chọn. Vùng bên phải chỉ hiển thị hai hồ sơ thuộc mục lục này; đây là dấu hiệu bạn đã chọn đúng nơi để tạo hồ sơ mới.</w:t>
+      </w:r>
+    </w:p>
+    <w:p>
+      <w:pPr>
+        <w:pStyle w:val="BodyText"/>
+        <w:keepLines/>
+        <w:bidi w:val="0"/>
+        <w:spacing w:before="240" w:after="240"/>
+        <w:ind w:hanging="0" w:start="240" w:end="240"/>
+        <w:jc w:val="center"/>
+        <w:rPr/>
+      </w:pPr>
+      <w:r>
+        <w:rPr/>
+        <w:drawing>
+          <wp:inline distT="0" distB="0" distL="0" distR="0">
+            <wp:extent cx="4320000" cy="6171429"/>
+            <wp:effectExtent l="0" t="0" r="0" b="0"/>
+            <wp:docPr id="6" name="Image6" descr="" title="Biểu mẫu tạo mục lục tài liệu"/>
+            <wp:cNvGraphicFramePr>
+              <a:graphicFrameLocks xmlns:a="http://schemas.openxmlformats.org/drawingml/2006/main" noChangeAspect="1"/>
+            </wp:cNvGraphicFramePr>
+            <a:graphic xmlns:a="http://schemas.openxmlformats.org/drawingml/2006/main">
+              <a:graphicData uri="http://schemas.openxmlformats.org/drawingml/2006/picture">
+                <pic:pic xmlns:pic="http://schemas.openxmlformats.org/drawingml/2006/picture">
+                  <pic:nvPicPr>
+                    <pic:cNvPr id="6" name="Image6" descr="" title="Biểu mẫu tạo mục lục tài liệu"/>
+                    <pic:cNvPicPr>
+                      <a:picLocks noChangeAspect="1" noChangeArrowheads="1"/>
+                    </pic:cNvPicPr>
+                  </pic:nvPicPr>
+                  <pic:blipFill>
+                    <a:blip r:embed="rId7"/>
+                    <a:stretch>
+                      <a:fillRect/>
+                    </a:stretch>
+                  </pic:blipFill>
+                  <pic:spPr bwMode="auto">
+                    <a:xfrm>
+                      <a:off x="0" y="0"/>
+                      <a:ext cx="4320000" cy="6171429"/>
+                    </a:xfrm>
+                    <a:prstGeom prst="rect">
+                      <a:avLst/>
+                    </a:prstGeom>
+                  </pic:spPr>
+                </pic:pic>
+              </a:graphicData>
+            </a:graphic>
+          </wp:inline>
+        </w:drawing>
+      </w:r>
+    </w:p>
+    <w:p>
+      <w:pPr>
+        <w:pStyle w:val="BodyTextcaption"/>
+        <w:keepLines/>
+        <w:bidi w:val="0"/>
+        <w:spacing w:before="240" w:after="240"/>
+        <w:ind w:hanging="0" w:start="320" w:end="320"/>
+        <w:jc w:val="center"/>
+        <w:rPr/>
+      </w:pPr>
+      <w:r>
+        <w:rPr/>
+        <w:t>Hình 6. Biểu mẫu Thêm mục lục: điền Tên mục lục tài liệu (bắt buộc), Số mục lục và kiểm tra Khối tài liệu đang chọn trước khi Lưu.</w:t>
+      </w:r>
+    </w:p>
+    <w:p>
+      <w:pPr>
+        <w:pStyle w:val="BodyText"/>
+        <w:keepLines/>
+        <w:bidi w:val="0"/>
+        <w:spacing w:before="240" w:after="240"/>
+        <w:ind w:hanging="0" w:start="240" w:end="240"/>
+        <w:jc w:val="center"/>
+        <w:rPr/>
+      </w:pPr>
+      <w:r>
+        <w:rPr/>
+        <w:drawing>
+          <wp:inline distT="0" distB="0" distL="0" distR="0">
+            <wp:extent cx="4320000" cy="6171429"/>
+            <wp:effectExtent l="0" t="0" r="0" b="0"/>
+            <wp:docPr id="7" name="Image7" descr="" title="Biểu mẫu tạo hồ sơ với mục lục đã chọn"/>
+            <wp:cNvGraphicFramePr>
+              <a:graphicFrameLocks xmlns:a="http://schemas.openxmlformats.org/drawingml/2006/main" noChangeAspect="1"/>
+            </wp:cNvGraphicFramePr>
+            <a:graphic xmlns:a="http://schemas.openxmlformats.org/drawingml/2006/main">
+              <a:graphicData uri="http://schemas.openxmlformats.org/drawingml/2006/picture">
+                <pic:pic xmlns:pic="http://schemas.openxmlformats.org/drawingml/2006/picture">
+                  <pic:nvPicPr>
+                    <pic:cNvPr id="7" name="Image7" descr="" title="Biểu mẫu tạo hồ sơ với mục lục đã chọn"/>
+                    <pic:cNvPicPr>
+                      <a:picLocks noChangeAspect="1" noChangeArrowheads="1"/>
+                    </pic:cNvPicPr>
+                  </pic:nvPicPr>
+                  <pic:blipFill>
+                    <a:blip r:embed="rId8"/>
+                    <a:stretch>
+                      <a:fillRect/>
+                    </a:stretch>
+                  </pic:blipFill>
+                  <pic:spPr bwMode="auto">
+                    <a:xfrm>
+                      <a:off x="0" y="0"/>
+                      <a:ext cx="4320000" cy="6171429"/>
+                    </a:xfrm>
+                    <a:prstGeom prst="rect">
+                      <a:avLst/>
+                    </a:prstGeom>
+                  </pic:spPr>
+                </pic:pic>
+              </a:graphicData>
+            </a:graphic>
+          </wp:inline>
+        </w:drawing>
+      </w:r>
+    </w:p>
+    <w:p>
+      <w:pPr>
+        <w:pStyle w:val="BodyTextcaption"/>
+        <w:keepLines/>
+        <w:bidi w:val="0"/>
+        <w:spacing w:before="240" w:after="240"/>
+        <w:ind w:hanging="0" w:start="320" w:end="320"/>
+        <w:jc w:val="center"/>
+        <w:rPr/>
+      </w:pPr>
+      <w:r>
+        <w:rPr/>
+        <w:t>Hình 7. Biểu mẫu Thêm hồ sơ: điền Tiêu đề hồ sơ; trường Mục lục tài liệu đã lấy mục lục vừa chọn ở cây trái và phải đúng trước khi Lưu.</w:t>
+      </w:r>
+    </w:p>
+    <w:p>
+      <w:pPr>
+        <w:pStyle w:val="BodyTextsmall"/>
+        <w:bidi w:val="0"/>
+        <w:ind w:hanging="0"/>
+        <w:jc w:val="start"/>
+        <w:rPr/>
+      </w:pPr>
+      <w:r>
+        <w:rPr>
+          <w:rStyle w:val="Strong"/>
+        </w:rPr>
+        <w:t>Trường có dấu *:</w:t>
+      </w:r>
+      <w:r>
+        <w:rPr/>
+        <w:t xml:space="preserve"> phải điền trước khi lưu. Trong hai ảnh, mục lục được tạo trước; sau đó biểu mẫu hồ sơ mới có giá trị ở trường Mục lục tài liệu.</w:t>
       </w:r>
     </w:p>
     <w:tbl>
@@ -2864,255 +3210,6 @@
     <w:p>
       <w:pPr>
         <w:pStyle w:val="BodyText"/>
-        <w:bidi w:val="0"/>
-        <w:spacing w:before="200" w:after="200"/>
-        <w:ind w:hanging="0" w:start="200" w:end="200"/>
-        <w:jc w:val="start"/>
-        <w:rPr/>
-      </w:pPr>
-      <w:r>
-        <w:rPr>
-          <w:rStyle w:val="Strong"/>
-          <w:bdr w:val="single" w:sz="32" w:space="11" w:color="D5AD34"/>
-          <w:shd w:fill="FFF8E7" w:val="clear"/>
-        </w:rPr>
-        <w:t>Lưu ý dữ liệu:</w:t>
-      </w:r>
-      <w:r>
-        <w:rPr>
-          <w:bdr w:val="single" w:sz="32" w:space="11" w:color="D5AD34"/>
-          <w:shd w:fill="FFF8E7" w:val="clear"/>
-        </w:rPr>
-        <w:t xml:space="preserve"> Không xóa phông/khối/mục lục đang có dữ liệu con. Hồ sơ hoặc phông “Đã đóng” và hồ sơ “Đã tiêu hủy” bị khóa; chỉ người có quyền đặc biệt mới sửa được. Khi đổi vị trí hồ sơ sang mục lục khác, kiểm tra quyền ở cả phông cũ và phông mới.</w:t>
-      </w:r>
-    </w:p>
-    <w:p>
-      <w:pPr>
-        <w:pStyle w:val="Heading2"/>
-        <w:bidi w:val="0"/>
-        <w:jc w:val="start"/>
-        <w:rPr/>
-      </w:pPr>
-      <w:r>
-        <w:rPr/>
-        <w:t>2.4. Tìm kiếm và xem tài liệu</w:t>
-      </w:r>
-    </w:p>
-    <w:p>
-      <w:pPr>
-        <w:pStyle w:val="BodyText"/>
-        <w:numPr>
-          <w:ilvl w:val="0"/>
-          <w:numId w:val="4"/>
-        </w:numPr>
-        <w:tabs>
-          <w:tab w:val="clear" w:pos="709"/>
-          <w:tab w:val="left" w:pos="709" w:leader="none"/>
-        </w:tabs>
-        <w:bidi w:val="0"/>
-        <w:spacing w:before="80" w:after="0"/>
-        <w:ind w:hanging="283" w:start="709" w:end="0"/>
-        <w:jc w:val="start"/>
-        <w:rPr/>
-      </w:pPr>
-      <w:r>
-        <w:rPr/>
-        <w:t xml:space="preserve">Mở </w:t>
-      </w:r>
-      <w:r>
-        <w:rPr>
-          <w:b/>
-          <w:color w:val="134973"/>
-        </w:rPr>
-        <w:t>Biên mục → Tìm kiếm</w:t>
-      </w:r>
-      <w:r>
-        <w:rPr/>
-        <w:t xml:space="preserve"> hoặc bấm </w:t>
-      </w:r>
-      <w:r>
-        <w:rPr>
-          <w:rStyle w:val="Strong"/>
-        </w:rPr>
-        <w:t>Tìm kiếm</w:t>
-      </w:r>
-      <w:r>
-        <w:rPr/>
-        <w:t xml:space="preserve"> từ trang biên mục. </w:t>
-      </w:r>
-    </w:p>
-    <w:p>
-      <w:pPr>
-        <w:pStyle w:val="BodyText"/>
-        <w:numPr>
-          <w:ilvl w:val="0"/>
-          <w:numId w:val="4"/>
-        </w:numPr>
-        <w:tabs>
-          <w:tab w:val="clear" w:pos="709"/>
-          <w:tab w:val="left" w:pos="789" w:leader="none"/>
-        </w:tabs>
-        <w:bidi w:val="0"/>
-        <w:spacing w:before="80" w:after="0"/>
-        <w:ind w:hanging="283" w:start="789"/>
-        <w:jc w:val="start"/>
-        <w:rPr/>
-      </w:pPr>
-      <w:r>
-        <w:rPr/>
-        <w:t xml:space="preserve">Chọn thẻ </w:t>
-      </w:r>
-      <w:r>
-        <w:rPr>
-          <w:rStyle w:val="Strong"/>
-        </w:rPr>
-        <w:t>Hồ sơ</w:t>
-      </w:r>
-      <w:r>
-        <w:rPr/>
-        <w:t xml:space="preserve"> hoặc </w:t>
-      </w:r>
-      <w:r>
-        <w:rPr>
-          <w:rStyle w:val="Strong"/>
-        </w:rPr>
-        <w:t>Văn bản</w:t>
-      </w:r>
-      <w:r>
-        <w:rPr/>
-        <w:t xml:space="preserve">, nhập từ khóa rồi bấm </w:t>
-      </w:r>
-      <w:r>
-        <w:rPr>
-          <w:rStyle w:val="Strong"/>
-        </w:rPr>
-        <w:t>Tìm kiếm</w:t>
-      </w:r>
-      <w:r>
-        <w:rPr/>
-        <w:t xml:space="preserve">. </w:t>
-      </w:r>
-    </w:p>
-    <w:p>
-      <w:pPr>
-        <w:pStyle w:val="BodyText"/>
-        <w:numPr>
-          <w:ilvl w:val="0"/>
-          <w:numId w:val="4"/>
-        </w:numPr>
-        <w:tabs>
-          <w:tab w:val="clear" w:pos="709"/>
-          <w:tab w:val="left" w:pos="789" w:leader="none"/>
-        </w:tabs>
-        <w:bidi w:val="0"/>
-        <w:spacing w:before="80" w:after="0"/>
-        <w:ind w:hanging="283" w:start="789"/>
-        <w:jc w:val="start"/>
-        <w:rPr/>
-      </w:pPr>
-      <w:r>
-        <w:rPr/>
-        <w:t xml:space="preserve">Mở </w:t>
-      </w:r>
-      <w:r>
-        <w:rPr>
-          <w:rStyle w:val="Strong"/>
-        </w:rPr>
-        <w:t>Tìm nâng cao</w:t>
-      </w:r>
-      <w:r>
-        <w:rPr/>
-        <w:t xml:space="preserve"> để lọc theo phông, khối, mục lục, trạng thái, mức mật, loại tệp hoặc khoảng ngày tùy loại kết quả. Bấm </w:t>
-      </w:r>
-      <w:r>
-        <w:rPr>
-          <w:rStyle w:val="Strong"/>
-        </w:rPr>
-        <w:t>Áp dụng</w:t>
-      </w:r>
-      <w:r>
-        <w:rPr/>
-        <w:t xml:space="preserve">. </w:t>
-      </w:r>
-    </w:p>
-    <w:p>
-      <w:pPr>
-        <w:pStyle w:val="BodyText"/>
-        <w:numPr>
-          <w:ilvl w:val="0"/>
-          <w:numId w:val="4"/>
-        </w:numPr>
-        <w:tabs>
-          <w:tab w:val="clear" w:pos="709"/>
-          <w:tab w:val="left" w:pos="789" w:leader="none"/>
-        </w:tabs>
-        <w:bidi w:val="0"/>
-        <w:spacing w:before="80" w:after="0"/>
-        <w:ind w:hanging="283" w:start="789"/>
-        <w:jc w:val="start"/>
-        <w:rPr/>
-      </w:pPr>
-      <w:r>
-        <w:rPr/>
-        <w:t xml:space="preserve">Nếu thường dùng cùng điều kiện, chọn </w:t>
-      </w:r>
-      <w:r>
-        <w:rPr>
-          <w:rStyle w:val="Strong"/>
-        </w:rPr>
-        <w:t>Lưu bộ lọc</w:t>
-      </w:r>
-      <w:r>
-        <w:rPr/>
-        <w:t xml:space="preserve">. Có thể xóa từng bộ lọc đã lưu hoặc dùng </w:t>
-      </w:r>
-      <w:r>
-        <w:rPr>
-          <w:rStyle w:val="Strong"/>
-        </w:rPr>
-        <w:t>Xóa điều kiện</w:t>
-      </w:r>
-      <w:r>
-        <w:rPr/>
-        <w:t xml:space="preserve"> để bắt đầu lại. </w:t>
-      </w:r>
-    </w:p>
-    <w:p>
-      <w:pPr>
-        <w:pStyle w:val="BodyText"/>
-        <w:numPr>
-          <w:ilvl w:val="0"/>
-          <w:numId w:val="4"/>
-        </w:numPr>
-        <w:tabs>
-          <w:tab w:val="clear" w:pos="709"/>
-          <w:tab w:val="left" w:pos="789" w:leader="none"/>
-        </w:tabs>
-        <w:bidi w:val="0"/>
-        <w:ind w:hanging="283" w:start="789"/>
-        <w:jc w:val="start"/>
-        <w:rPr/>
-      </w:pPr>
-      <w:r>
-        <w:rPr/>
-        <w:t xml:space="preserve">Mở kết quả để xem hồ sơ/văn bản. Trang văn bản cho phép xem trước tệp theo quyền, kiểm tra siêu dữ liệu và tình trạng xử lý. </w:t>
-      </w:r>
-    </w:p>
-    <w:p>
-      <w:pPr>
-        <w:pStyle w:val="BodyText"/>
-        <w:bidi w:val="0"/>
-        <w:jc w:val="start"/>
-        <w:rPr/>
-      </w:pPr>
-      <w:r>
-        <w:rPr/>
-        <w:t>Tìm theo nội dung chỉ có hiệu lực sau khi văn bản được trích xuất và lập chỉ mục. Kết quả cũng bị giới hạn bởi quyền phông và mức mật của người dùng.</w:t>
-      </w:r>
-    </w:p>
-    <w:p>
-      <w:pPr>
-        <w:pStyle w:val="BodyText"/>
         <w:keepLines/>
         <w:bidi w:val="0"/>
         <w:spacing w:before="240" w:after="240"/>
@@ -3124,9 +3221,9 @@
         <w:rPr/>
         <w:drawing>
           <wp:inline distT="0" distB="0" distL="0" distR="0">
-            <wp:extent cx="3960000" cy="2475000"/>
+            <wp:extent cx="5580000" cy="4419504"/>
             <wp:effectExtent l="0" t="0" r="0" b="0"/>
-            <wp:docPr id="4" name="Image4" descr="" title="Kết quả tìm kiếm dữ liệu mẫu"/>
+            <wp:docPr id="8" name="Image8" descr="" title="Chi tiết hồ sơ có hai văn bản"/>
             <wp:cNvGraphicFramePr>
               <a:graphicFrameLocks xmlns:a="http://schemas.openxmlformats.org/drawingml/2006/main" noChangeAspect="1"/>
             </wp:cNvGraphicFramePr>
@@ -3134,13 +3231,13 @@
               <a:graphicData uri="http://schemas.openxmlformats.org/drawingml/2006/picture">
                 <pic:pic xmlns:pic="http://schemas.openxmlformats.org/drawingml/2006/picture">
                   <pic:nvPicPr>
-                    <pic:cNvPr id="4" name="Image4" descr="" title="Kết quả tìm kiếm dữ liệu mẫu"/>
+                    <pic:cNvPr id="8" name="Image8" descr="" title="Chi tiết hồ sơ có hai văn bản"/>
                     <pic:cNvPicPr>
                       <a:picLocks noChangeAspect="1" noChangeArrowheads="1"/>
                     </pic:cNvPicPr>
                   </pic:nvPicPr>
                   <pic:blipFill>
-                    <a:blip r:embed="rId5"/>
+                    <a:blip r:embed="rId9"/>
                     <a:stretch>
                       <a:fillRect/>
                     </a:stretch>
@@ -3148,7 +3245,7 @@
                   <pic:spPr bwMode="auto">
                     <a:xfrm>
                       <a:off x="0" y="0"/>
-                      <a:ext cx="3960000" cy="2475000"/>
+                      <a:ext cx="5580000" cy="4419504"/>
                     </a:xfrm>
                     <a:prstGeom prst="rect">
                       <a:avLst/>
@@ -3173,7 +3270,474 @@
       </w:pPr>
       <w:r>
         <w:rPr/>
-        <w:t>Hình 4. Ví dụ gõ “HD MẪU” ở thẻ Văn bản: hệ thống trả về 7 văn bản mô tả.</w:t>
+        <w:t>Hình 8. Chi tiết hồ sơ: kiểm tra đường dẫn Phông → Khối → Mục lục ở đầu trang, rồi đối chiếu số văn bản và danh sách bên dưới.</w:t>
+      </w:r>
+    </w:p>
+    <w:p>
+      <w:pPr>
+        <w:pStyle w:val="BodyText"/>
+        <w:keepLines/>
+        <w:bidi w:val="0"/>
+        <w:spacing w:before="240" w:after="240"/>
+        <w:ind w:hanging="0" w:start="240" w:end="240"/>
+        <w:jc w:val="center"/>
+        <w:rPr/>
+      </w:pPr>
+      <w:r>
+        <w:rPr/>
+        <w:drawing>
+          <wp:inline distT="0" distB="0" distL="0" distR="0">
+            <wp:extent cx="4320000" cy="6171429"/>
+            <wp:effectExtent l="0" t="0" r="0" b="0"/>
+            <wp:docPr id="9" name="Image9" descr="" title="Khung tải tệp lên hồ sơ"/>
+            <wp:cNvGraphicFramePr>
+              <a:graphicFrameLocks xmlns:a="http://schemas.openxmlformats.org/drawingml/2006/main" noChangeAspect="1"/>
+            </wp:cNvGraphicFramePr>
+            <a:graphic xmlns:a="http://schemas.openxmlformats.org/drawingml/2006/main">
+              <a:graphicData uri="http://schemas.openxmlformats.org/drawingml/2006/picture">
+                <pic:pic xmlns:pic="http://schemas.openxmlformats.org/drawingml/2006/picture">
+                  <pic:nvPicPr>
+                    <pic:cNvPr id="9" name="Image9" descr="" title="Khung tải tệp lên hồ sơ"/>
+                    <pic:cNvPicPr>
+                      <a:picLocks noChangeAspect="1" noChangeArrowheads="1"/>
+                    </pic:cNvPicPr>
+                  </pic:nvPicPr>
+                  <pic:blipFill>
+                    <a:blip r:embed="rId10"/>
+                    <a:stretch>
+                      <a:fillRect/>
+                    </a:stretch>
+                  </pic:blipFill>
+                  <pic:spPr bwMode="auto">
+                    <a:xfrm>
+                      <a:off x="0" y="0"/>
+                      <a:ext cx="4320000" cy="6171429"/>
+                    </a:xfrm>
+                    <a:prstGeom prst="rect">
+                      <a:avLst/>
+                    </a:prstGeom>
+                  </pic:spPr>
+                </pic:pic>
+              </a:graphicData>
+            </a:graphic>
+          </wp:inline>
+        </w:drawing>
+      </w:r>
+    </w:p>
+    <w:p>
+      <w:pPr>
+        <w:pStyle w:val="BodyTextcaption"/>
+        <w:keepLines/>
+        <w:bidi w:val="0"/>
+        <w:spacing w:before="240" w:after="240"/>
+        <w:ind w:hanging="0" w:start="320" w:end="320"/>
+        <w:jc w:val="center"/>
+        <w:rPr/>
+      </w:pPr>
+      <w:r>
+        <w:rPr/>
+        <w:t>Hình 9. Khung Tải tệp lên: kéo tệp vào vùng nét đứt hoặc bấm để chọn tệp; nút Tải lên chỉ sáng khi đã chọn tệp hợp lệ.</w:t>
+      </w:r>
+    </w:p>
+    <w:p>
+      <w:pPr>
+        <w:pStyle w:val="BodyText"/>
+        <w:keepLines/>
+        <w:bidi w:val="0"/>
+        <w:spacing w:before="240" w:after="240"/>
+        <w:ind w:hanging="0" w:start="240" w:end="240"/>
+        <w:jc w:val="center"/>
+        <w:rPr/>
+      </w:pPr>
+      <w:r>
+        <w:rPr/>
+        <w:drawing>
+          <wp:inline distT="0" distB="0" distL="0" distR="0">
+            <wp:extent cx="5580000" cy="4419504"/>
+            <wp:effectExtent l="0" t="0" r="0" b="0"/>
+            <wp:docPr id="10" name="Image10" descr="" title="Chi tiết văn bản và siêu dữ liệu"/>
+            <wp:cNvGraphicFramePr>
+              <a:graphicFrameLocks xmlns:a="http://schemas.openxmlformats.org/drawingml/2006/main" noChangeAspect="1"/>
+            </wp:cNvGraphicFramePr>
+            <a:graphic xmlns:a="http://schemas.openxmlformats.org/drawingml/2006/main">
+              <a:graphicData uri="http://schemas.openxmlformats.org/drawingml/2006/picture">
+                <pic:pic xmlns:pic="http://schemas.openxmlformats.org/drawingml/2006/picture">
+                  <pic:nvPicPr>
+                    <pic:cNvPr id="10" name="Image10" descr="" title="Chi tiết văn bản và siêu dữ liệu"/>
+                    <pic:cNvPicPr>
+                      <a:picLocks noChangeAspect="1" noChangeArrowheads="1"/>
+                    </pic:cNvPicPr>
+                  </pic:nvPicPr>
+                  <pic:blipFill>
+                    <a:blip r:embed="rId11"/>
+                    <a:stretch>
+                      <a:fillRect/>
+                    </a:stretch>
+                  </pic:blipFill>
+                  <pic:spPr bwMode="auto">
+                    <a:xfrm>
+                      <a:off x="0" y="0"/>
+                      <a:ext cx="5580000" cy="4419504"/>
+                    </a:xfrm>
+                    <a:prstGeom prst="rect">
+                      <a:avLst/>
+                    </a:prstGeom>
+                  </pic:spPr>
+                </pic:pic>
+              </a:graphicData>
+            </a:graphic>
+          </wp:inline>
+        </w:drawing>
+      </w:r>
+    </w:p>
+    <w:p>
+      <w:pPr>
+        <w:pStyle w:val="BodyTextcaption"/>
+        <w:keepLines/>
+        <w:bidi w:val="0"/>
+        <w:spacing w:before="240" w:after="240"/>
+        <w:ind w:hanging="0" w:start="320" w:end="320"/>
+        <w:jc w:val="center"/>
+        <w:rPr/>
+      </w:pPr>
+      <w:r>
+        <w:rPr/>
+        <w:t>Hình 10. Chi tiết văn bản: bên trái là vùng xem trước; bên phải là tiêu đề, hồ sơ, mục lục, khối, phông và mức mật.</w:t>
+      </w:r>
+    </w:p>
+    <w:p>
+      <w:pPr>
+        <w:pStyle w:val="BodyTextsmall"/>
+        <w:bidi w:val="0"/>
+        <w:ind w:hanging="0"/>
+        <w:jc w:val="start"/>
+        <w:rPr/>
+      </w:pPr>
+      <w:r>
+        <w:rPr>
+          <w:rStyle w:val="Strong"/>
+        </w:rPr>
+        <w:t>Dữ liệu mẫu:</w:t>
+      </w:r>
+      <w:r>
+        <w:rPr/>
+        <w:t xml:space="preserve"> Dòng “Văn bản chưa có tệp” là đúng vì bản ghi HD MẪU chỉ có mô tả. Sau khi tải tệp thật, quay lại vùng này để kiểm tra bản xem trước và trạng thái xử lý.</w:t>
+      </w:r>
+    </w:p>
+    <w:p>
+      <w:pPr>
+        <w:pStyle w:val="BodyText"/>
+        <w:keepLines/>
+        <w:bidi w:val="0"/>
+        <w:spacing w:before="200" w:after="200"/>
+        <w:ind w:hanging="0" w:start="200" w:end="200"/>
+        <w:jc w:val="start"/>
+        <w:rPr/>
+      </w:pPr>
+      <w:r>
+        <w:rPr>
+          <w:rStyle w:val="Strong"/>
+          <w:bdr w:val="single" w:sz="32" w:space="11" w:color="D5AD34"/>
+          <w:shd w:fill="FFF8E7" w:val="clear"/>
+        </w:rPr>
+        <w:t>Lưu ý dữ liệu:</w:t>
+      </w:r>
+      <w:r>
+        <w:rPr>
+          <w:bdr w:val="single" w:sz="32" w:space="11" w:color="D5AD34"/>
+          <w:shd w:fill="FFF8E7" w:val="clear"/>
+        </w:rPr>
+        <w:t xml:space="preserve"> Không xóa phông/khối/mục lục đang có dữ liệu con. Hồ sơ hoặc phông “Đã đóng” và hồ sơ “Đã tiêu hủy” bị khóa; chỉ người có quyền đặc biệt mới sửa được. Khi đổi vị trí hồ sơ sang mục lục khác, kiểm tra quyền ở cả phông cũ và phông mới.</w:t>
+      </w:r>
+    </w:p>
+    <w:p>
+      <w:pPr>
+        <w:pStyle w:val="Heading2"/>
+        <w:bidi w:val="0"/>
+        <w:jc w:val="start"/>
+        <w:rPr/>
+      </w:pPr>
+      <w:r>
+        <w:rPr/>
+        <w:t>2.4. Tìm kiếm và xem tài liệu</w:t>
+      </w:r>
+    </w:p>
+    <w:p>
+      <w:pPr>
+        <w:pStyle w:val="BodyText"/>
+        <w:numPr>
+          <w:ilvl w:val="0"/>
+          <w:numId w:val="4"/>
+        </w:numPr>
+        <w:tabs>
+          <w:tab w:val="clear" w:pos="709"/>
+          <w:tab w:val="left" w:pos="709" w:leader="none"/>
+        </w:tabs>
+        <w:bidi w:val="0"/>
+        <w:spacing w:before="80" w:after="0"/>
+        <w:ind w:hanging="283" w:start="709" w:end="0"/>
+        <w:jc w:val="start"/>
+        <w:rPr/>
+      </w:pPr>
+      <w:r>
+        <w:rPr/>
+        <w:t xml:space="preserve">Mở </w:t>
+      </w:r>
+      <w:r>
+        <w:rPr>
+          <w:b/>
+          <w:color w:val="134973"/>
+        </w:rPr>
+        <w:t>Biên mục → Tìm kiếm</w:t>
+      </w:r>
+      <w:r>
+        <w:rPr/>
+        <w:t xml:space="preserve"> hoặc bấm </w:t>
+      </w:r>
+      <w:r>
+        <w:rPr>
+          <w:rStyle w:val="Strong"/>
+        </w:rPr>
+        <w:t>Tìm kiếm</w:t>
+      </w:r>
+      <w:r>
+        <w:rPr/>
+        <w:t xml:space="preserve"> từ trang biên mục. </w:t>
+      </w:r>
+    </w:p>
+    <w:p>
+      <w:pPr>
+        <w:pStyle w:val="BodyText"/>
+        <w:numPr>
+          <w:ilvl w:val="0"/>
+          <w:numId w:val="4"/>
+        </w:numPr>
+        <w:tabs>
+          <w:tab w:val="clear" w:pos="709"/>
+          <w:tab w:val="left" w:pos="789" w:leader="none"/>
+        </w:tabs>
+        <w:bidi w:val="0"/>
+        <w:spacing w:before="80" w:after="0"/>
+        <w:ind w:hanging="283" w:start="789"/>
+        <w:jc w:val="start"/>
+        <w:rPr/>
+      </w:pPr>
+      <w:r>
+        <w:rPr/>
+        <w:t xml:space="preserve">Chọn thẻ </w:t>
+      </w:r>
+      <w:r>
+        <w:rPr>
+          <w:rStyle w:val="Strong"/>
+        </w:rPr>
+        <w:t>Hồ sơ</w:t>
+      </w:r>
+      <w:r>
+        <w:rPr/>
+        <w:t xml:space="preserve"> hoặc </w:t>
+      </w:r>
+      <w:r>
+        <w:rPr>
+          <w:rStyle w:val="Strong"/>
+        </w:rPr>
+        <w:t>Văn bản</w:t>
+      </w:r>
+      <w:r>
+        <w:rPr/>
+        <w:t xml:space="preserve">, nhập từ khóa rồi bấm </w:t>
+      </w:r>
+      <w:r>
+        <w:rPr>
+          <w:rStyle w:val="Strong"/>
+        </w:rPr>
+        <w:t>Tìm kiếm</w:t>
+      </w:r>
+      <w:r>
+        <w:rPr/>
+        <w:t xml:space="preserve">. </w:t>
+      </w:r>
+    </w:p>
+    <w:p>
+      <w:pPr>
+        <w:pStyle w:val="BodyText"/>
+        <w:numPr>
+          <w:ilvl w:val="0"/>
+          <w:numId w:val="4"/>
+        </w:numPr>
+        <w:tabs>
+          <w:tab w:val="clear" w:pos="709"/>
+          <w:tab w:val="left" w:pos="789" w:leader="none"/>
+        </w:tabs>
+        <w:bidi w:val="0"/>
+        <w:spacing w:before="80" w:after="0"/>
+        <w:ind w:hanging="283" w:start="789"/>
+        <w:jc w:val="start"/>
+        <w:rPr/>
+      </w:pPr>
+      <w:r>
+        <w:rPr/>
+        <w:t xml:space="preserve">Mở </w:t>
+      </w:r>
+      <w:r>
+        <w:rPr>
+          <w:rStyle w:val="Strong"/>
+        </w:rPr>
+        <w:t>Tìm nâng cao</w:t>
+      </w:r>
+      <w:r>
+        <w:rPr/>
+        <w:t xml:space="preserve"> để lọc theo phông, khối, mục lục, trạng thái, mức mật, loại tệp hoặc khoảng ngày tùy loại kết quả. Bấm </w:t>
+      </w:r>
+      <w:r>
+        <w:rPr>
+          <w:rStyle w:val="Strong"/>
+        </w:rPr>
+        <w:t>Áp dụng</w:t>
+      </w:r>
+      <w:r>
+        <w:rPr/>
+        <w:t xml:space="preserve">. </w:t>
+      </w:r>
+    </w:p>
+    <w:p>
+      <w:pPr>
+        <w:pStyle w:val="BodyText"/>
+        <w:numPr>
+          <w:ilvl w:val="0"/>
+          <w:numId w:val="4"/>
+        </w:numPr>
+        <w:tabs>
+          <w:tab w:val="clear" w:pos="709"/>
+          <w:tab w:val="left" w:pos="789" w:leader="none"/>
+        </w:tabs>
+        <w:bidi w:val="0"/>
+        <w:spacing w:before="80" w:after="0"/>
+        <w:ind w:hanging="283" w:start="789"/>
+        <w:jc w:val="start"/>
+        <w:rPr/>
+      </w:pPr>
+      <w:r>
+        <w:rPr/>
+        <w:t xml:space="preserve">Nếu thường dùng cùng điều kiện, chọn </w:t>
+      </w:r>
+      <w:r>
+        <w:rPr>
+          <w:rStyle w:val="Strong"/>
+        </w:rPr>
+        <w:t>Lưu bộ lọc</w:t>
+      </w:r>
+      <w:r>
+        <w:rPr/>
+        <w:t xml:space="preserve">. Có thể xóa từng bộ lọc đã lưu hoặc dùng </w:t>
+      </w:r>
+      <w:r>
+        <w:rPr>
+          <w:rStyle w:val="Strong"/>
+        </w:rPr>
+        <w:t>Xóa điều kiện</w:t>
+      </w:r>
+      <w:r>
+        <w:rPr/>
+        <w:t xml:space="preserve"> để bắt đầu lại. </w:t>
+      </w:r>
+    </w:p>
+    <w:p>
+      <w:pPr>
+        <w:pStyle w:val="BodyText"/>
+        <w:numPr>
+          <w:ilvl w:val="0"/>
+          <w:numId w:val="4"/>
+        </w:numPr>
+        <w:tabs>
+          <w:tab w:val="clear" w:pos="709"/>
+          <w:tab w:val="left" w:pos="789" w:leader="none"/>
+        </w:tabs>
+        <w:bidi w:val="0"/>
+        <w:ind w:hanging="283" w:start="789"/>
+        <w:jc w:val="start"/>
+        <w:rPr/>
+      </w:pPr>
+      <w:r>
+        <w:rPr/>
+        <w:t xml:space="preserve">Mở kết quả để xem hồ sơ/văn bản. Trang văn bản cho phép xem trước tệp theo quyền, kiểm tra siêu dữ liệu và tình trạng xử lý. </w:t>
+      </w:r>
+    </w:p>
+    <w:p>
+      <w:pPr>
+        <w:pStyle w:val="BodyText"/>
+        <w:bidi w:val="0"/>
+        <w:jc w:val="start"/>
+        <w:rPr/>
+      </w:pPr>
+      <w:r>
+        <w:rPr/>
+        <w:t>Tìm theo nội dung chỉ có hiệu lực sau khi văn bản được trích xuất và lập chỉ mục. Kết quả cũng bị giới hạn bởi quyền phông và mức mật của người dùng.</w:t>
+      </w:r>
+    </w:p>
+    <w:p>
+      <w:pPr>
+        <w:pStyle w:val="BodyText"/>
+        <w:keepLines/>
+        <w:bidi w:val="0"/>
+        <w:spacing w:before="240" w:after="240"/>
+        <w:ind w:hanging="0" w:start="240" w:end="240"/>
+        <w:jc w:val="center"/>
+        <w:rPr/>
+      </w:pPr>
+      <w:r>
+        <w:rPr/>
+        <w:drawing>
+          <wp:inline distT="0" distB="0" distL="0" distR="0">
+            <wp:extent cx="5580000" cy="4419504"/>
+            <wp:effectExtent l="0" t="0" r="0" b="0"/>
+            <wp:docPr id="11" name="Image11" descr="" title="Kết quả tìm kiếm dữ liệu mẫu"/>
+            <wp:cNvGraphicFramePr>
+              <a:graphicFrameLocks xmlns:a="http://schemas.openxmlformats.org/drawingml/2006/main" noChangeAspect="1"/>
+            </wp:cNvGraphicFramePr>
+            <a:graphic xmlns:a="http://schemas.openxmlformats.org/drawingml/2006/main">
+              <a:graphicData uri="http://schemas.openxmlformats.org/drawingml/2006/picture">
+                <pic:pic xmlns:pic="http://schemas.openxmlformats.org/drawingml/2006/picture">
+                  <pic:nvPicPr>
+                    <pic:cNvPr id="11" name="Image11" descr="" title="Kết quả tìm kiếm dữ liệu mẫu"/>
+                    <pic:cNvPicPr>
+                      <a:picLocks noChangeAspect="1" noChangeArrowheads="1"/>
+                    </pic:cNvPicPr>
+                  </pic:nvPicPr>
+                  <pic:blipFill>
+                    <a:blip r:embed="rId12"/>
+                    <a:stretch>
+                      <a:fillRect/>
+                    </a:stretch>
+                  </pic:blipFill>
+                  <pic:spPr bwMode="auto">
+                    <a:xfrm>
+                      <a:off x="0" y="0"/>
+                      <a:ext cx="5580000" cy="4419504"/>
+                    </a:xfrm>
+                    <a:prstGeom prst="rect">
+                      <a:avLst/>
+                    </a:prstGeom>
+                  </pic:spPr>
+                </pic:pic>
+              </a:graphicData>
+            </a:graphic>
+          </wp:inline>
+        </w:drawing>
+      </w:r>
+    </w:p>
+    <w:p>
+      <w:pPr>
+        <w:pStyle w:val="BodyTextcaption"/>
+        <w:keepLines/>
+        <w:bidi w:val="0"/>
+        <w:spacing w:before="240" w:after="240"/>
+        <w:ind w:hanging="0" w:start="320" w:end="320"/>
+        <w:jc w:val="center"/>
+        <w:rPr/>
+      </w:pPr>
+      <w:r>
+        <w:rPr/>
+        <w:t>Hình 11. Ví dụ gõ “HD MẪU” ở thẻ Văn bản: hệ thống trả về 7 văn bản mô tả.</w:t>
       </w:r>
     </w:p>
     <w:p>
@@ -3879,1144 +4443,6 @@
     </w:p>
     <w:p>
       <w:pPr>
-        <w:pStyle w:val="Heading2"/>
-        <w:bidi w:val="0"/>
-        <w:jc w:val="start"/>
-        <w:rPr/>
-      </w:pPr>
-      <w:r>
-        <w:rPr/>
-        <w:t>2.6. Xử lý phiếu sử dụng và phiếu sao chụp</w:t>
-      </w:r>
-    </w:p>
-    <w:p>
-      <w:pPr>
-        <w:pStyle w:val="BodyText"/>
-        <w:bidi w:val="0"/>
-        <w:ind w:hanging="0" w:start="0" w:end="0"/>
-        <w:jc w:val="start"/>
-        <w:rPr/>
-      </w:pPr>
-      <w:r>
-        <w:rPr/>
-        <w:t xml:space="preserve">Hai hàng đợi ở </w:t>
-      </w:r>
-      <w:r>
-        <w:rPr>
-          <w:b/>
-          <w:color w:val="134973"/>
-        </w:rPr>
-        <w:t>Khai thác tài liệu → Phiếu yêu cầu sử dụng</w:t>
-      </w:r>
-      <w:r>
-        <w:rPr/>
-        <w:t xml:space="preserve"> và </w:t>
-      </w:r>
-      <w:r>
-        <w:rPr>
-          <w:b/>
-          <w:color w:val="134973"/>
-        </w:rPr>
-        <w:t>Phiếu sao chụp</w:t>
-      </w:r>
-      <w:r>
-        <w:rPr/>
-        <w:t xml:space="preserve">. Nút </w:t>
-      </w:r>
-      <w:r>
-        <w:rPr>
-          <w:rStyle w:val="Strong"/>
-        </w:rPr>
-        <w:t>Lập phiếu cho độc giả</w:t>
-      </w:r>
-      <w:r>
-        <w:rPr/>
-        <w:t xml:space="preserve"> cho phép cán bộ tạo phiếu thay khi được cấp quyền.</w:t>
-      </w:r>
-    </w:p>
-    <w:p>
-      <w:pPr>
-        <w:pStyle w:val="BodyText"/>
-        <w:numPr>
-          <w:ilvl w:val="0"/>
-          <w:numId w:val="6"/>
-        </w:numPr>
-        <w:tabs>
-          <w:tab w:val="clear" w:pos="709"/>
-          <w:tab w:val="left" w:pos="789" w:leader="none"/>
-        </w:tabs>
-        <w:bidi w:val="0"/>
-        <w:spacing w:before="80" w:after="0"/>
-        <w:ind w:hanging="283" w:start="789"/>
-        <w:jc w:val="start"/>
-        <w:rPr/>
-      </w:pPr>
-      <w:r>
-        <w:rPr/>
-        <w:t xml:space="preserve">Mở hàng đợi, lọc phiếu cần tiếp nhận. Mở phiếu để xem độc giả, mục đích, từng hồ sơ/văn bản và mức mật. </w:t>
-      </w:r>
-    </w:p>
-    <w:p>
-      <w:pPr>
-        <w:pStyle w:val="BodyText"/>
-        <w:numPr>
-          <w:ilvl w:val="0"/>
-          <w:numId w:val="6"/>
-        </w:numPr>
-        <w:tabs>
-          <w:tab w:val="clear" w:pos="709"/>
-          <w:tab w:val="left" w:pos="789" w:leader="none"/>
-        </w:tabs>
-        <w:bidi w:val="0"/>
-        <w:spacing w:before="80" w:after="0"/>
-        <w:ind w:hanging="283" w:start="789"/>
-        <w:jc w:val="start"/>
-        <w:rPr/>
-      </w:pPr>
-      <w:r>
-        <w:rPr/>
-        <w:t xml:space="preserve">Với mỗi dòng, chọn </w:t>
-      </w:r>
-      <w:r>
-        <w:rPr>
-          <w:rStyle w:val="Strong"/>
-        </w:rPr>
-        <w:t>Duyệt</w:t>
-      </w:r>
-      <w:r>
-        <w:rPr/>
-        <w:t xml:space="preserve"> hoặc </w:t>
-      </w:r>
-      <w:r>
-        <w:rPr>
-          <w:rStyle w:val="Strong"/>
-        </w:rPr>
-        <w:t>Từ chối</w:t>
-      </w:r>
-      <w:r>
-        <w:rPr/>
-        <w:t xml:space="preserve">. Dòng từ chối cần nhập </w:t>
-      </w:r>
-      <w:r>
-        <w:rPr>
-          <w:rStyle w:val="Strong"/>
-        </w:rPr>
-        <w:t>Lý do từ chối</w:t>
-      </w:r>
-      <w:r>
-        <w:rPr/>
-        <w:t xml:space="preserve">. Bấm </w:t>
-      </w:r>
-      <w:r>
-        <w:rPr>
-          <w:rStyle w:val="Strong"/>
-        </w:rPr>
-        <w:t>Lưu quyết định</w:t>
-      </w:r>
-      <w:r>
-        <w:rPr/>
-        <w:t xml:space="preserve">. </w:t>
-      </w:r>
-    </w:p>
-    <w:p>
-      <w:pPr>
-        <w:pStyle w:val="BodyText"/>
-        <w:numPr>
-          <w:ilvl w:val="0"/>
-          <w:numId w:val="6"/>
-        </w:numPr>
-        <w:tabs>
-          <w:tab w:val="clear" w:pos="709"/>
-          <w:tab w:val="left" w:pos="789" w:leader="none"/>
-        </w:tabs>
-        <w:bidi w:val="0"/>
-        <w:spacing w:before="80" w:after="0"/>
-        <w:ind w:hanging="283" w:start="789"/>
-        <w:jc w:val="start"/>
-        <w:rPr/>
-      </w:pPr>
-      <w:r>
-        <w:rPr/>
-        <w:t xml:space="preserve">Thực hiện nút hành động tiếp theo ở đầu phiếu theo trạng thái thực tế. Phiếu có tài liệu cần lãnh đạo duyệt sẽ chuyển tới người có quyền lãnh đạo; cán bộ phòng đọc theo dõi trước khi giao. </w:t>
-      </w:r>
-    </w:p>
-    <w:p>
-      <w:pPr>
-        <w:pStyle w:val="BodyText"/>
-        <w:numPr>
-          <w:ilvl w:val="0"/>
-          <w:numId w:val="6"/>
-        </w:numPr>
-        <w:tabs>
-          <w:tab w:val="clear" w:pos="709"/>
-          <w:tab w:val="left" w:pos="789" w:leader="none"/>
-        </w:tabs>
-        <w:bidi w:val="0"/>
-        <w:spacing w:before="80" w:after="0"/>
-        <w:ind w:hanging="283" w:start="789"/>
-        <w:jc w:val="start"/>
-        <w:rPr/>
-      </w:pPr>
-      <w:r>
-        <w:rPr/>
-        <w:t xml:space="preserve">Khi giao tài liệu, ghi hạn trả theo biểu mẫu. Khi độc giả trả, dùng thao tác nhận trả và ghi tình trạng từng mục. Nếu được phép, dùng </w:t>
-      </w:r>
-      <w:r>
-        <w:rPr>
-          <w:rStyle w:val="Strong"/>
-        </w:rPr>
-        <w:t>Gia hạn</w:t>
-      </w:r>
-      <w:r>
-        <w:rPr/>
-        <w:t xml:space="preserve"> trước hoặc trong quá trình sử dụng. </w:t>
-      </w:r>
-    </w:p>
-    <w:p>
-      <w:pPr>
-        <w:pStyle w:val="BodyText"/>
-        <w:numPr>
-          <w:ilvl w:val="0"/>
-          <w:numId w:val="6"/>
-        </w:numPr>
-        <w:tabs>
-          <w:tab w:val="clear" w:pos="709"/>
-          <w:tab w:val="left" w:pos="789" w:leader="none"/>
-        </w:tabs>
-        <w:bidi w:val="0"/>
-        <w:ind w:hanging="283" w:start="789"/>
-        <w:jc w:val="start"/>
-        <w:rPr/>
-      </w:pPr>
-      <w:r>
-        <w:rPr/>
-        <w:t xml:space="preserve">Với phiếu sao chụp, kiểm tra số bản, hình thức (bản giấy/bản số), trang cần sao và quy định sao chụp của mức mật trước khi duyệt. </w:t>
-      </w:r>
-    </w:p>
-    <w:p>
-      <w:pPr>
-        <w:pStyle w:val="BodyText"/>
-        <w:bidi w:val="0"/>
-        <w:jc w:val="start"/>
-        <w:rPr/>
-      </w:pPr>
-      <w:r>
-        <w:rPr/>
-        <w:t>Các nút hiện ra theo trạng thái và quyền của tài khoản, nên không phải phiếu nào cũng có cùng thao tác. Quyền khai thác của độc giả được kiểm tra lại khi gửi, duyệt và giao; một cấp phép đã hết hạn có thể làm phiếu không xử lý tiếp được.</w:t>
-      </w:r>
-    </w:p>
-    <w:p>
-      <w:pPr>
-        <w:pStyle w:val="Heading2"/>
-        <w:bidi w:val="0"/>
-        <w:jc w:val="start"/>
-        <w:rPr/>
-      </w:pPr>
-      <w:r>
-        <w:rPr/>
-        <w:t>2.7. Báo cáo, kiểm kê và in ấn</w:t>
-      </w:r>
-    </w:p>
-    <w:p>
-      <w:pPr>
-        <w:pStyle w:val="BodyText"/>
-        <w:bidi w:val="0"/>
-        <w:ind w:hanging="0" w:start="0" w:end="0"/>
-        <w:jc w:val="start"/>
-        <w:rPr/>
-      </w:pPr>
-      <w:r>
-        <w:rPr/>
-        <w:t xml:space="preserve">Mở </w:t>
-      </w:r>
-      <w:r>
-        <w:rPr>
-          <w:b/>
-          <w:color w:val="134973"/>
-        </w:rPr>
-        <w:t>Thống kê, báo cáo → Báo cáo, thống kê</w:t>
-      </w:r>
-      <w:r>
-        <w:rPr/>
-        <w:t xml:space="preserve">. Chọn báo cáo theo phông, mục lục, hồ sơ, văn bản, độc giả hoặc phiếu; đặt điều kiện, chạy báo cáo rồi xuất </w:t>
-      </w:r>
-      <w:r>
-        <w:rPr>
-          <w:rStyle w:val="Strong"/>
-        </w:rPr>
-        <w:t>CSV/XLSX</w:t>
-      </w:r>
-      <w:r>
-        <w:rPr/>
-        <w:t xml:space="preserve"> hoặc in. Dữ liệu báo cáo theo phạm vi quyền của người đang xem. Mở </w:t>
-      </w:r>
-      <w:r>
-        <w:rPr>
-          <w:b/>
-          <w:color w:val="134973"/>
-        </w:rPr>
-        <w:t>Tổng kiểm kê phông</w:t>
-      </w:r>
-      <w:r>
-        <w:rPr/>
-        <w:t xml:space="preserve"> để lập kỳ kiểm kê, lấy số liệu hệ thống, nhập số thực tế và xem chênh lệch trước khi hoàn thành kỳ.</w:t>
-      </w:r>
-    </w:p>
-    <w:p>
-      <w:pPr>
-        <w:pStyle w:val="BodyText"/>
-        <w:bidi w:val="0"/>
-        <w:jc w:val="start"/>
-        <w:rPr/>
-      </w:pPr>
-      <w:r>
-        <w:rPr/>
-        <w:t xml:space="preserve">Ở trang chi tiết hồ sơ, menu </w:t>
-      </w:r>
-      <w:r>
-        <w:rPr>
-          <w:rStyle w:val="Strong"/>
-        </w:rPr>
-        <w:t>In</w:t>
-      </w:r>
-      <w:r>
-        <w:rPr/>
-        <w:t xml:space="preserve"> cho phép mở mẫu in hoặc tải PDF theo các mẫu được cài. Phiếu độc giả cũng có nút in theo đúng loại phiếu.</w:t>
-      </w:r>
-    </w:p>
-    <w:p>
-      <w:pPr>
-        <w:pStyle w:val="Heading2"/>
-        <w:bidi w:val="0"/>
-        <w:jc w:val="start"/>
-        <w:rPr/>
-      </w:pPr>
-      <w:r>
-        <w:rPr/>
-        <w:t>2.8. Xuất/nhập XML và bảo quản dữ liệu</w:t>
-      </w:r>
-    </w:p>
-    <w:p>
-      <w:pPr>
-        <w:pStyle w:val="BodyText"/>
-        <w:bidi w:val="0"/>
-        <w:ind w:hanging="0" w:start="0" w:end="0"/>
-        <w:jc w:val="start"/>
-        <w:rPr/>
-      </w:pPr>
-      <w:r>
-        <w:rPr/>
-        <w:t xml:space="preserve">Chức năng này dành cho vai trò được cấp quyền. Mở </w:t>
-      </w:r>
-      <w:r>
-        <w:rPr>
-          <w:b/>
-          <w:color w:val="134973"/>
-        </w:rPr>
-        <w:t>Trao đổi dữ liệu → Xuất, nhập XML</w:t>
-      </w:r>
-      <w:r>
-        <w:rPr/>
-        <w:t>.</w:t>
-      </w:r>
-    </w:p>
-    <w:p>
-      <w:pPr>
-        <w:pStyle w:val="BodyText"/>
-        <w:numPr>
-          <w:ilvl w:val="0"/>
-          <w:numId w:val="7"/>
-        </w:numPr>
-        <w:tabs>
-          <w:tab w:val="clear" w:pos="709"/>
-          <w:tab w:val="left" w:pos="789" w:leader="none"/>
-        </w:tabs>
-        <w:bidi w:val="0"/>
-        <w:spacing w:before="80" w:after="0"/>
-        <w:ind w:hanging="283" w:start="789"/>
-        <w:jc w:val="start"/>
-        <w:rPr/>
-      </w:pPr>
-      <w:r>
-        <w:rPr>
-          <w:rStyle w:val="Strong"/>
-        </w:rPr>
-        <w:t>Xuất:</w:t>
-      </w:r>
-      <w:r>
-        <w:rPr/>
-        <w:t xml:space="preserve"> chọn cấp dữ liệu, đặt bộ lọc, tùy chọn kèm cấp dưới, bấm </w:t>
-      </w:r>
-      <w:r>
-        <w:rPr>
-          <w:rStyle w:val="Strong"/>
-        </w:rPr>
-        <w:t>Xem trước số lượng</w:t>
-      </w:r>
-      <w:r>
-        <w:rPr/>
-        <w:t xml:space="preserve">; chọn trường cần xuất rồi bấm </w:t>
-      </w:r>
-      <w:r>
-        <w:rPr>
-          <w:rStyle w:val="Strong"/>
-        </w:rPr>
-        <w:t>Xuất XML</w:t>
-      </w:r>
-      <w:r>
-        <w:rPr/>
-        <w:t xml:space="preserve">. Tải tệp kết quả khi công việc hoàn tất. </w:t>
-      </w:r>
-    </w:p>
-    <w:p>
-      <w:pPr>
-        <w:pStyle w:val="BodyText"/>
-        <w:numPr>
-          <w:ilvl w:val="0"/>
-          <w:numId w:val="7"/>
-        </w:numPr>
-        <w:tabs>
-          <w:tab w:val="clear" w:pos="709"/>
-          <w:tab w:val="left" w:pos="789" w:leader="none"/>
-        </w:tabs>
-        <w:bidi w:val="0"/>
-        <w:ind w:hanging="283" w:start="789"/>
-        <w:jc w:val="start"/>
-        <w:rPr/>
-      </w:pPr>
-      <w:r>
-        <w:rPr>
-          <w:rStyle w:val="Strong"/>
-        </w:rPr>
-        <w:t>Nhập:</w:t>
-      </w:r>
-      <w:r>
-        <w:rPr/>
-        <w:t xml:space="preserve"> chọn tệp </w:t>
-      </w:r>
-      <w:r>
-        <w:rPr>
-          <w:rStyle w:val="SourceText"/>
-        </w:rPr>
-        <w:t>.xml</w:t>
-      </w:r>
-      <w:r>
-        <w:rPr/>
-        <w:t xml:space="preserve"> đúng lược đồ XSD, xem phân tích và lỗi, chọn cách xử lý bản ghi, chạy thử trước, sau đó mới chạy nhập thật và đọc kết quả từng dòng. </w:t>
-      </w:r>
-    </w:p>
-    <w:p>
-      <w:pPr>
-        <w:pStyle w:val="BodyText"/>
-        <w:bidi w:val="0"/>
-        <w:jc w:val="start"/>
-        <w:rPr/>
-      </w:pPr>
-      <w:r>
-        <w:rPr/>
-        <w:t xml:space="preserve">Tệp XML chỉ chứa mô tả/siêu dữ liệu, </w:t>
-      </w:r>
-      <w:r>
-        <w:rPr>
-          <w:rStyle w:val="Strong"/>
-        </w:rPr>
-        <w:t>không chứa tệp đính kèm hoặc nội dung văn bản đã trích xuất</w:t>
-      </w:r>
-      <w:r>
-        <w:rPr/>
-        <w:t>. Không dùng XML như bản sao lưu đầy đủ của kho tệp.</w:t>
-      </w:r>
-    </w:p>
-    <w:p>
-      <w:pPr>
-        <w:pStyle w:val="BodyText"/>
-        <w:bidi w:val="0"/>
-        <w:jc w:val="start"/>
-        <w:rPr/>
-      </w:pPr>
-      <w:r>
-        <w:rPr/>
-        <w:t xml:space="preserve">Nhóm </w:t>
-      </w:r>
-      <w:r>
-        <w:rPr>
-          <w:rStyle w:val="Strong"/>
-        </w:rPr>
-        <w:t>Bảo quản</w:t>
-      </w:r>
-      <w:r>
-        <w:rPr/>
-        <w:t xml:space="preserve"> gồm </w:t>
-      </w:r>
-      <w:r>
-        <w:rPr>
-          <w:rStyle w:val="Strong"/>
-        </w:rPr>
-        <w:t>Sao lưu</w:t>
-      </w:r>
-      <w:r>
-        <w:rPr/>
-        <w:t xml:space="preserve">, </w:t>
-      </w:r>
-      <w:r>
-        <w:rPr>
-          <w:rStyle w:val="Strong"/>
-        </w:rPr>
-        <w:t>Kiểm tra toàn vẹn</w:t>
-      </w:r>
-      <w:r>
-        <w:rPr/>
-        <w:t xml:space="preserve"> và </w:t>
-      </w:r>
-      <w:r>
-        <w:rPr>
-          <w:rStyle w:val="Strong"/>
-        </w:rPr>
-        <w:t>Khôi phục</w:t>
-      </w:r>
-      <w:r>
-        <w:rPr/>
-        <w:t>. Người có quyền có thể tạo lượt sao lưu, kiểm tra tệp/siêu dữ liệu, xem phát hiện và yêu cầu khôi phục phù hợp. Thao tác khôi phục CSDL có kiểm soát riêng; chỉ thực hiện theo quy trình quản trị của đơn vị.</w:t>
-      </w:r>
-    </w:p>
-    <w:p>
-      <w:pPr>
-        <w:pStyle w:val="Heading2"/>
-        <w:bidi w:val="0"/>
-        <w:jc w:val="start"/>
-        <w:rPr/>
-      </w:pPr>
-      <w:r>
-        <w:rPr/>
-        <w:t>2.9. Quản trị tài khoản và giám sát</w:t>
-      </w:r>
-    </w:p>
-    <w:p>
-      <w:pPr>
-        <w:pStyle w:val="BodyText"/>
-        <w:bidi w:val="0"/>
-        <w:ind w:hanging="0" w:start="0" w:end="0"/>
-        <w:jc w:val="start"/>
-        <w:rPr/>
-      </w:pPr>
-      <w:r>
-        <w:rPr/>
-        <w:t xml:space="preserve">Quản trị viên mở </w:t>
-      </w:r>
-      <w:r>
-        <w:rPr>
-          <w:b/>
-          <w:color w:val="134973"/>
-        </w:rPr>
-        <w:t>Quản trị → Người dùng</w:t>
-      </w:r>
-      <w:r>
-        <w:rPr/>
-        <w:t xml:space="preserve"> để tạo tài khoản cán bộ, gán vai trò/nhóm, đặt phạm vi phông, khóa/mở khóa và cấp liên kết đặt mật khẩu. Tài khoản độc giả được quản lý ở nhóm </w:t>
-      </w:r>
-      <w:r>
-        <w:rPr>
-          <w:rStyle w:val="Strong"/>
-        </w:rPr>
-        <w:t>Độc giả</w:t>
-      </w:r>
-      <w:r>
-        <w:rPr/>
-        <w:t>, không tạo lẫn vào danh sách cán bộ.</w:t>
-      </w:r>
-    </w:p>
-    <w:p>
-      <w:pPr>
-        <w:pStyle w:val="BodyText"/>
-        <w:bidi w:val="0"/>
-        <w:ind w:hanging="0" w:start="0" w:end="0"/>
-        <w:jc w:val="start"/>
-        <w:rPr/>
-      </w:pPr>
-      <w:r>
-        <w:rPr/>
-        <w:t xml:space="preserve">Mở </w:t>
-      </w:r>
-      <w:r>
-        <w:rPr>
-          <w:b/>
-          <w:color w:val="134973"/>
-        </w:rPr>
-        <w:t>Quản trị → Phân quyền</w:t>
-      </w:r>
-      <w:r>
-        <w:rPr/>
-        <w:t xml:space="preserve"> để xem ma trận quyền theo nhóm; có thể tạo nhóm mới, nhân bản nhóm, lưu thay đổi hoặc khôi phục mặc định đối với nhóm dựng sẵn được phép chỉnh. Mở </w:t>
-      </w:r>
-      <w:r>
-        <w:rPr>
-          <w:rStyle w:val="Strong"/>
-        </w:rPr>
-        <w:t>Nhật ký hệ thống</w:t>
-      </w:r>
-      <w:r>
-        <w:rPr/>
-        <w:t xml:space="preserve"> để tra lịch sử hành động; </w:t>
-      </w:r>
-      <w:r>
-        <w:rPr>
-          <w:rStyle w:val="Strong"/>
-        </w:rPr>
-        <w:t>Giám sát hệ thống</w:t>
-      </w:r>
-      <w:r>
-        <w:rPr/>
-        <w:t xml:space="preserve"> để xem tình trạng dịch vụ, chỉ mục và hàng đợi; </w:t>
-      </w:r>
-      <w:r>
-        <w:rPr>
-          <w:rStyle w:val="Strong"/>
-        </w:rPr>
-        <w:t>Thiết lập hệ thống</w:t>
-      </w:r>
-      <w:r>
-        <w:rPr/>
-        <w:t xml:space="preserve"> để chỉnh các quy tắc vận hành.</w:t>
-      </w:r>
-    </w:p>
-    <w:p>
-      <w:pPr>
-        <w:pStyle w:val="BodyText"/>
-        <w:bidi w:val="0"/>
-        <w:spacing w:before="200" w:after="200"/>
-        <w:ind w:hanging="0" w:start="200" w:end="200"/>
-        <w:jc w:val="start"/>
-        <w:rPr/>
-      </w:pPr>
-      <w:r>
-        <w:rPr>
-          <w:rStyle w:val="Strong"/>
-          <w:bdr w:val="single" w:sz="32" w:space="11" w:color="D5AD34"/>
-          <w:shd w:fill="FFF8E7" w:val="clear"/>
-        </w:rPr>
-        <w:t>Trước khi sửa quyền:</w:t>
-      </w:r>
-      <w:r>
-        <w:rPr>
-          <w:bdr w:val="single" w:sz="32" w:space="11" w:color="D5AD34"/>
-          <w:shd w:fill="FFF8E7" w:val="clear"/>
-        </w:rPr>
-        <w:t xml:space="preserve"> kiểm tra tác động đến phông, mức mật, độc giả và các phiếu đang xử lý. Nút bị ẩn thường phản ánh thiếu quyền hoặc trạng thái dữ liệu bị khóa; không nên khắc phục bằng cách đổi vai trò rộng hơn mức cần thiết.</w:t>
-      </w:r>
-    </w:p>
-    <w:p>
-      <w:pPr>
-        <w:pStyle w:val="Heading2"/>
-        <w:bidi w:val="0"/>
-        <w:jc w:val="start"/>
-        <w:rPr/>
-      </w:pPr>
-      <w:r>
-        <w:rPr/>
-        <w:t>2.10. Bài thực hành cho biên mục viên: thêm một hồ sơ hoàn chỉnh</w:t>
-      </w:r>
-    </w:p>
-    <w:p>
-      <w:pPr>
-        <w:pStyle w:val="BodyText"/>
-        <w:bidi w:val="0"/>
-        <w:jc w:val="start"/>
-        <w:rPr/>
-      </w:pPr>
-      <w:r>
-        <w:rPr>
-          <w:rStyle w:val="Strong"/>
-        </w:rPr>
-        <w:t>Tình huống:</w:t>
-      </w:r>
-      <w:r>
-        <w:rPr/>
-        <w:t xml:space="preserve"> Bạn nhận một hồ sơ mới về hoạt động đọc sách năm 2024. Phông và khối đã có; cần xác định mục lục trước khi nhập hồ sơ. Thực hành trên dữ liệu HD MẪU ở dev. Nếu quyền của bạn không có nút thêm, nhờ quản trị viên kiểm tra vai trò và phạm vi sửa phông.</w:t>
-      </w:r>
-    </w:p>
-    <w:p>
-      <w:pPr>
-        <w:pStyle w:val="BodyText"/>
-        <w:numPr>
-          <w:ilvl w:val="0"/>
-          <w:numId w:val="8"/>
-        </w:numPr>
-        <w:tabs>
-          <w:tab w:val="clear" w:pos="709"/>
-          <w:tab w:val="left" w:pos="789" w:leader="none"/>
-        </w:tabs>
-        <w:bidi w:val="0"/>
-        <w:spacing w:before="80" w:after="0"/>
-        <w:ind w:hanging="283" w:start="789"/>
-        <w:jc w:val="start"/>
-        <w:rPr/>
-      </w:pPr>
-      <w:r>
-        <w:rPr/>
-        <w:t xml:space="preserve">Mở </w:t>
-      </w:r>
-      <w:r>
-        <w:rPr>
-          <w:rStyle w:val="Strong"/>
-        </w:rPr>
-        <w:t>Biên mục → Biên mục hồ sơ, văn bản</w:t>
-      </w:r>
-      <w:r>
-        <w:rPr/>
-        <w:t xml:space="preserve">. Ở cây trái, mở phông </w:t>
-      </w:r>
-      <w:r>
-        <w:rPr>
-          <w:rStyle w:val="Strong"/>
-        </w:rPr>
-        <w:t>HD MẪU - UBND tỉnh Minh Hòa</w:t>
-      </w:r>
-      <w:r>
-        <w:rPr/>
-        <w:t xml:space="preserve">, sau đó mở khối </w:t>
-      </w:r>
-      <w:r>
-        <w:rPr>
-          <w:rStyle w:val="Strong"/>
-        </w:rPr>
-        <w:t>HD MẪU - Văn hóa và giáo dục</w:t>
-      </w:r>
-      <w:r>
-        <w:rPr/>
-        <w:t xml:space="preserve">. Đọc tên phông và khối một lần nữa để chắc chắn bạn đang ở đúng nơi. </w:t>
-      </w:r>
-    </w:p>
-    <w:p>
-      <w:pPr>
-        <w:pStyle w:val="BodyText"/>
-        <w:numPr>
-          <w:ilvl w:val="0"/>
-          <w:numId w:val="8"/>
-        </w:numPr>
-        <w:tabs>
-          <w:tab w:val="clear" w:pos="709"/>
-          <w:tab w:val="left" w:pos="789" w:leader="none"/>
-        </w:tabs>
-        <w:bidi w:val="0"/>
-        <w:spacing w:before="80" w:after="0"/>
-        <w:ind w:hanging="283" w:start="789"/>
-        <w:jc w:val="start"/>
-        <w:rPr/>
-      </w:pPr>
-      <w:r>
-        <w:rPr/>
-        <w:t xml:space="preserve">Xem các mục lục nằm dưới khối. Nếu đã có </w:t>
-      </w:r>
-      <w:r>
-        <w:rPr>
-          <w:rStyle w:val="Strong"/>
-        </w:rPr>
-        <w:t>HD MẪU - Chương trình văn hóa 2024</w:t>
-      </w:r>
-      <w:r>
-        <w:rPr/>
-        <w:t xml:space="preserve">, chọn mục đó. Nếu chưa có mục lục phù hợp, khi đang chọn khối, bấm </w:t>
-      </w:r>
-      <w:r>
-        <w:rPr>
-          <w:rStyle w:val="Strong"/>
-        </w:rPr>
-        <w:t>Thêm mục lục</w:t>
-      </w:r>
-      <w:r>
-        <w:rPr/>
-        <w:t xml:space="preserve">; nhập một tên mô tả rõ phạm vi, nhập số mục lục theo quy định của đơn vị rồi bấm </w:t>
-      </w:r>
-      <w:r>
-        <w:rPr>
-          <w:rStyle w:val="Strong"/>
-        </w:rPr>
-        <w:t>Lưu</w:t>
-      </w:r>
-      <w:r>
-        <w:rPr/>
-        <w:t xml:space="preserve">. Kết quả mong đợi: mục lục xuất hiện dưới khối vừa chọn. </w:t>
-      </w:r>
-    </w:p>
-    <w:p>
-      <w:pPr>
-        <w:pStyle w:val="BodyText"/>
-        <w:numPr>
-          <w:ilvl w:val="0"/>
-          <w:numId w:val="8"/>
-        </w:numPr>
-        <w:tabs>
-          <w:tab w:val="clear" w:pos="709"/>
-          <w:tab w:val="left" w:pos="789" w:leader="none"/>
-        </w:tabs>
-        <w:bidi w:val="0"/>
-        <w:spacing w:before="80" w:after="0"/>
-        <w:ind w:hanging="283" w:start="789"/>
-        <w:jc w:val="start"/>
-        <w:rPr/>
-      </w:pPr>
-      <w:r>
-        <w:rPr/>
-        <w:t xml:space="preserve">Chọn mục lục đã xác định rồi bấm </w:t>
-      </w:r>
-      <w:r>
-        <w:rPr>
-          <w:rStyle w:val="Strong"/>
-        </w:rPr>
-        <w:t>Thêm hồ sơ</w:t>
-      </w:r>
-      <w:r>
-        <w:rPr/>
-        <w:t xml:space="preserve">. Trong biểu mẫu, điền </w:t>
-      </w:r>
-      <w:r>
-        <w:rPr>
-          <w:rStyle w:val="Strong"/>
-        </w:rPr>
-        <w:t>Tiêu đề hồ sơ</w:t>
-      </w:r>
-      <w:r>
-        <w:rPr/>
-        <w:t xml:space="preserve"> (ví dụ “Hoạt động tuyên truyền đọc sách năm 2024”), </w:t>
-      </w:r>
-      <w:r>
-        <w:rPr>
-          <w:rStyle w:val="Strong"/>
-        </w:rPr>
-        <w:t>Số hồ sơ</w:t>
-      </w:r>
-      <w:r>
-        <w:rPr/>
-        <w:t xml:space="preserve"> theo sổ quản lý và kiểm tra </w:t>
-      </w:r>
-      <w:r>
-        <w:rPr>
-          <w:rStyle w:val="Strong"/>
-        </w:rPr>
-        <w:t>Mục lục tài liệu</w:t>
-      </w:r>
-      <w:r>
-        <w:rPr/>
-        <w:t xml:space="preserve"> đã đúng. Đây là hai thông tin không nên để nhầm: tên hồ sơ và mục lục chứa hồ sơ. </w:t>
-      </w:r>
-    </w:p>
-    <w:p>
-      <w:pPr>
-        <w:pStyle w:val="BodyText"/>
-        <w:numPr>
-          <w:ilvl w:val="0"/>
-          <w:numId w:val="8"/>
-        </w:numPr>
-        <w:tabs>
-          <w:tab w:val="clear" w:pos="709"/>
-          <w:tab w:val="left" w:pos="789" w:leader="none"/>
-        </w:tabs>
-        <w:bidi w:val="0"/>
-        <w:spacing w:before="80" w:after="0"/>
-        <w:ind w:hanging="283" w:start="789"/>
-        <w:jc w:val="start"/>
-        <w:rPr/>
-      </w:pPr>
-      <w:r>
-        <w:rPr/>
-        <w:t xml:space="preserve">Điền ngày bắt đầu/kết thúc nếu có chứng cứ, chọn mức độ mật phù hợp, ghi chú vị trí kho/hộp nếu quản lý bản giấy. Không tự đoán ngày hoặc mức mật khi tài liệu gốc chưa rõ. Bấm </w:t>
-      </w:r>
-      <w:r>
-        <w:rPr>
-          <w:rStyle w:val="Strong"/>
-        </w:rPr>
-        <w:t>Lưu</w:t>
-      </w:r>
-      <w:r>
-        <w:rPr/>
-        <w:t xml:space="preserve"> và chờ thông báo thành công. </w:t>
-      </w:r>
-    </w:p>
-    <w:p>
-      <w:pPr>
-        <w:pStyle w:val="BodyText"/>
-        <w:numPr>
-          <w:ilvl w:val="0"/>
-          <w:numId w:val="8"/>
-        </w:numPr>
-        <w:tabs>
-          <w:tab w:val="clear" w:pos="709"/>
-          <w:tab w:val="left" w:pos="789" w:leader="none"/>
-        </w:tabs>
-        <w:bidi w:val="0"/>
-        <w:spacing w:before="80" w:after="0"/>
-        <w:ind w:hanging="283" w:start="789"/>
-        <w:jc w:val="start"/>
-        <w:rPr/>
-      </w:pPr>
-      <w:r>
-        <w:rPr/>
-        <w:t xml:space="preserve">Mở hồ sơ vừa tạo. Kiểm tra dòng đường dẫn ở đầu trang: </w:t>
-      </w:r>
-      <w:r>
-        <w:rPr>
-          <w:rStyle w:val="Strong"/>
-        </w:rPr>
-        <w:t>Phông → Khối → Mục lục → Hồ sơ</w:t>
-      </w:r>
-      <w:r>
-        <w:rPr/>
-        <w:t xml:space="preserve">. Nếu một cấp sai, sửa vị trí trước khi đưa văn bản vào. Kiểm tra số hồ sơ và trạng thái. </w:t>
-      </w:r>
-    </w:p>
-    <w:p>
-      <w:pPr>
-        <w:pStyle w:val="BodyText"/>
-        <w:numPr>
-          <w:ilvl w:val="0"/>
-          <w:numId w:val="8"/>
-        </w:numPr>
-        <w:tabs>
-          <w:tab w:val="clear" w:pos="709"/>
-          <w:tab w:val="left" w:pos="789" w:leader="none"/>
-        </w:tabs>
-        <w:bidi w:val="0"/>
-        <w:spacing w:before="80" w:after="0"/>
-        <w:ind w:hanging="283" w:start="789"/>
-        <w:jc w:val="start"/>
-        <w:rPr/>
-      </w:pPr>
-      <w:r>
-        <w:rPr/>
-        <w:t xml:space="preserve">Bấm </w:t>
-      </w:r>
-      <w:r>
-        <w:rPr>
-          <w:rStyle w:val="Strong"/>
-        </w:rPr>
-        <w:t>Thêm văn bản</w:t>
-      </w:r>
-      <w:r>
-        <w:rPr/>
-        <w:t xml:space="preserve"> để nhập mô tả của một văn bản giấy, hoặc </w:t>
-      </w:r>
-      <w:r>
-        <w:rPr>
-          <w:rStyle w:val="Strong"/>
-        </w:rPr>
-        <w:t>Tải tệp lên</w:t>
-      </w:r>
-      <w:r>
-        <w:rPr/>
-        <w:t xml:space="preserve"> để chọn tệp PDF/Word/ảnh số hóa. Sau khi tải xong, mở từng văn bản và bổ sung số ký hiệu, ngày, tác giả/cơ quan ban hành. Mỗi tệp được tạo thành một văn bản riêng. </w:t>
-      </w:r>
-    </w:p>
-    <w:p>
-      <w:pPr>
-        <w:pStyle w:val="BodyText"/>
-        <w:numPr>
-          <w:ilvl w:val="0"/>
-          <w:numId w:val="8"/>
-        </w:numPr>
-        <w:tabs>
-          <w:tab w:val="clear" w:pos="709"/>
-          <w:tab w:val="left" w:pos="789" w:leader="none"/>
-        </w:tabs>
-        <w:bidi w:val="0"/>
-        <w:ind w:hanging="283" w:start="789"/>
-        <w:jc w:val="start"/>
-        <w:rPr/>
-      </w:pPr>
-      <w:r>
-        <w:rPr/>
-        <w:t xml:space="preserve">Quay lại trang hồ sơ, so số văn bản hiển thị với số tệp đã chọn. Mở một văn bản để kiểm tra bản xem trước, nếu có tệp; chờ trạng thái lập chỉ mục hoàn tất trước khi kiểm tra tìm kiếm theo nội dung tệp. </w:t>
-      </w:r>
-    </w:p>
-    <w:p>
-      <w:pPr>
-        <w:pStyle w:val="BodyText"/>
-        <w:bidi w:val="0"/>
-        <w:spacing w:before="200" w:after="200"/>
-        <w:ind w:hanging="0" w:start="200" w:end="200"/>
-        <w:jc w:val="start"/>
-        <w:rPr/>
-      </w:pPr>
-      <w:r>
-        <w:rPr>
-          <w:rStyle w:val="Strong"/>
-          <w:bdr w:val="single" w:sz="32" w:space="11" w:color="3E80A8"/>
-          <w:shd w:fill="EEF5FA" w:val="clear"/>
-        </w:rPr>
-        <w:t>Nếu biểu mẫu báo thiếu Mục lục tài liệu:</w:t>
-      </w:r>
-      <w:r>
-        <w:rPr>
-          <w:bdr w:val="single" w:sz="32" w:space="11" w:color="3E80A8"/>
-          <w:shd w:fill="EEF5FA" w:val="clear"/>
-        </w:rPr>
-        <w:t xml:space="preserve"> đóng biểu mẫu, chọn đúng khối ở cây trái, tạo và lưu mục lục; sau đó chọn mục lục mới và tạo lại hồ sơ. Nếu mục lục đã có nhưng không thấy trong danh sách, kiểm tra bạn đã chọn đúng khối và phông, rồi tải lại trang.</w:t>
-      </w:r>
-    </w:p>
-    <w:p>
-      <w:pPr>
-        <w:pStyle w:val="Heading1pagebreak"/>
-        <w:bidi w:val="0"/>
-        <w:jc w:val="start"/>
-        <w:rPr/>
-      </w:pPr>
-      <w:r>
-        <w:rPr/>
-        <w:t>3. Chế độ độc giả</w:t>
-      </w:r>
-    </w:p>
-    <w:p>
-      <w:pPr>
-        <w:pStyle w:val="Heading2"/>
-        <w:bidi w:val="0"/>
-        <w:jc w:val="start"/>
-        <w:rPr/>
-      </w:pPr>
-      <w:r>
-        <w:rPr/>
-        <w:t>3.1. Đăng ký tài khoản</w:t>
-      </w:r>
-    </w:p>
-    <w:p>
-      <w:pPr>
-        <w:pStyle w:val="BodyText"/>
-        <w:numPr>
-          <w:ilvl w:val="0"/>
-          <w:numId w:val="9"/>
-        </w:numPr>
-        <w:tabs>
-          <w:tab w:val="clear" w:pos="709"/>
-          <w:tab w:val="left" w:pos="709" w:leader="none"/>
-        </w:tabs>
-        <w:bidi w:val="0"/>
-        <w:spacing w:before="80" w:after="0"/>
-        <w:ind w:hanging="283" w:start="709" w:end="0"/>
-        <w:jc w:val="start"/>
-        <w:rPr/>
-      </w:pPr>
-      <w:r>
-        <w:rPr/>
-        <w:t xml:space="preserve">Mở </w:t>
-      </w:r>
-      <w:r>
-        <w:rPr>
-          <w:b/>
-          <w:color w:val="134973"/>
-        </w:rPr>
-        <w:t>/dang-ky</w:t>
-      </w:r>
-      <w:r>
-        <w:rPr/>
-        <w:t xml:space="preserve"> từ trang công khai hoặc liên kết ở trang đăng nhập. </w:t>
-      </w:r>
-    </w:p>
-    <w:p>
-      <w:pPr>
-        <w:pStyle w:val="BodyText"/>
-        <w:numPr>
-          <w:ilvl w:val="0"/>
-          <w:numId w:val="9"/>
-        </w:numPr>
-        <w:tabs>
-          <w:tab w:val="clear" w:pos="709"/>
-          <w:tab w:val="left" w:pos="789" w:leader="none"/>
-        </w:tabs>
-        <w:bidi w:val="0"/>
-        <w:spacing w:before="80" w:after="0"/>
-        <w:ind w:hanging="283" w:start="789"/>
-        <w:jc w:val="start"/>
-        <w:rPr/>
-      </w:pPr>
-      <w:r>
-        <w:rPr/>
-        <w:t xml:space="preserve">Điền </w:t>
-      </w:r>
-      <w:r>
-        <w:rPr>
-          <w:rStyle w:val="Strong"/>
-        </w:rPr>
-        <w:t>Họ và tên</w:t>
-      </w:r>
-      <w:r>
-        <w:rPr/>
-        <w:t xml:space="preserve">, </w:t>
-      </w:r>
-      <w:r>
-        <w:rPr>
-          <w:rStyle w:val="Strong"/>
-        </w:rPr>
-        <w:t>Email</w:t>
-      </w:r>
-      <w:r>
-        <w:rPr/>
-        <w:t xml:space="preserve"> và các thông tin mà biểu mẫu của đơn vị yêu cầu (điện thoại, cơ quan, số giấy tờ, mục đích khai thác…). Email dùng làm tên đăng nhập. </w:t>
-      </w:r>
-    </w:p>
-    <w:p>
-      <w:pPr>
-        <w:pStyle w:val="BodyText"/>
-        <w:numPr>
-          <w:ilvl w:val="0"/>
-          <w:numId w:val="9"/>
-        </w:numPr>
-        <w:tabs>
-          <w:tab w:val="clear" w:pos="709"/>
-          <w:tab w:val="left" w:pos="789" w:leader="none"/>
-        </w:tabs>
-        <w:bidi w:val="0"/>
-        <w:spacing w:before="80" w:after="0"/>
-        <w:ind w:hanging="283" w:start="789"/>
-        <w:jc w:val="start"/>
-        <w:rPr/>
-      </w:pPr>
-      <w:r>
-        <w:rPr/>
-        <w:t xml:space="preserve">Bấm </w:t>
-      </w:r>
-      <w:r>
-        <w:rPr>
-          <w:rStyle w:val="Strong"/>
-        </w:rPr>
-        <w:t>Gửi đăng ký</w:t>
-      </w:r>
-      <w:r>
-        <w:rPr/>
-        <w:t xml:space="preserve">. Nếu đơn vị yêu cầu duyệt, chờ cán bộ phòng đọc xem xét và nhận liên kết đặt mật khẩu qua kênh liên hệ của đơn vị. </w:t>
-      </w:r>
-    </w:p>
-    <w:p>
-      <w:pPr>
-        <w:pStyle w:val="BodyText"/>
-        <w:numPr>
-          <w:ilvl w:val="0"/>
-          <w:numId w:val="9"/>
-        </w:numPr>
-        <w:tabs>
-          <w:tab w:val="clear" w:pos="709"/>
-          <w:tab w:val="left" w:pos="709" w:leader="none"/>
-        </w:tabs>
-        <w:bidi w:val="0"/>
-        <w:ind w:hanging="283" w:start="709" w:end="0"/>
-        <w:jc w:val="start"/>
-        <w:rPr/>
-      </w:pPr>
-      <w:r>
-        <w:rPr/>
-        <w:t xml:space="preserve">Mở liên kết một lần, đặt mật khẩu và đăng nhập tại </w:t>
-      </w:r>
-      <w:r>
-        <w:rPr>
-          <w:b/>
-          <w:color w:val="134973"/>
-        </w:rPr>
-        <w:t>/dang-nhap</w:t>
-      </w:r>
-      <w:r>
-        <w:rPr/>
-        <w:t xml:space="preserve">. Nếu đơn vị tắt tự đăng ký, liên hệ trực tiếp theo thông tin trên trang. </w:t>
-      </w:r>
-    </w:p>
-    <w:p>
-      <w:pPr>
         <w:pStyle w:val="BodyText"/>
         <w:keepLines/>
         <w:bidi w:val="0"/>
@@ -5029,9 +4455,9 @@
         <w:rPr/>
         <w:drawing>
           <wp:inline distT="0" distB="0" distL="0" distR="0">
-            <wp:extent cx="3960000" cy="3104750"/>
+            <wp:extent cx="5580000" cy="4419504"/>
             <wp:effectExtent l="0" t="0" r="0" b="0"/>
-            <wp:docPr id="5" name="Image5" descr="" title="Trang đăng ký độc giả"/>
+            <wp:docPr id="12" name="Image12" descr="" title="Hàng đợi đăng ký độc giả"/>
             <wp:cNvGraphicFramePr>
               <a:graphicFrameLocks xmlns:a="http://schemas.openxmlformats.org/drawingml/2006/main" noChangeAspect="1"/>
             </wp:cNvGraphicFramePr>
@@ -5039,13 +4465,13 @@
               <a:graphicData uri="http://schemas.openxmlformats.org/drawingml/2006/picture">
                 <pic:pic xmlns:pic="http://schemas.openxmlformats.org/drawingml/2006/picture">
                   <pic:nvPicPr>
-                    <pic:cNvPr id="5" name="Image5" descr="" title="Trang đăng ký độc giả"/>
+                    <pic:cNvPr id="12" name="Image12" descr="" title="Hàng đợi đăng ký độc giả"/>
                     <pic:cNvPicPr>
                       <a:picLocks noChangeAspect="1" noChangeArrowheads="1"/>
                     </pic:cNvPicPr>
                   </pic:nvPicPr>
                   <pic:blipFill>
-                    <a:blip r:embed="rId6"/>
+                    <a:blip r:embed="rId13"/>
                     <a:stretch>
                       <a:fillRect/>
                     </a:stretch>
@@ -5053,7 +4479,7 @@
                   <pic:spPr bwMode="auto">
                     <a:xfrm>
                       <a:off x="0" y="0"/>
-                      <a:ext cx="3960000" cy="3104750"/>
+                      <a:ext cx="5580000" cy="4419504"/>
                     </a:xfrm>
                     <a:prstGeom prst="rect">
                       <a:avLst/>
@@ -5078,7 +4504,1924 @@
       </w:pPr>
       <w:r>
         <w:rPr/>
-        <w:t>Hình 5. Biểu mẫu đăng ký độc giả; các trường bổ sung có thể do đơn vị cấu hình.</w:t>
+        <w:t>Hình 12. Hàng đợi đăng ký: chọn Chờ xử lý, mở dòng người gửi rồi kiểm tra thông tin trước khi Duyệt hoặc Từ chối.</w:t>
+      </w:r>
+    </w:p>
+    <w:p>
+      <w:pPr>
+        <w:pStyle w:val="BodyText"/>
+        <w:keepLines/>
+        <w:bidi w:val="0"/>
+        <w:spacing w:before="240" w:after="240"/>
+        <w:ind w:hanging="0" w:start="240" w:end="240"/>
+        <w:jc w:val="center"/>
+        <w:rPr/>
+      </w:pPr>
+      <w:r>
+        <w:rPr/>
+        <w:drawing>
+          <wp:inline distT="0" distB="0" distL="0" distR="0">
+            <wp:extent cx="5580000" cy="4419504"/>
+            <wp:effectExtent l="0" t="0" r="0" b="0"/>
+            <wp:docPr id="13" name="Image13" descr="" title="Danh sách hồ sơ độc giả"/>
+            <wp:cNvGraphicFramePr>
+              <a:graphicFrameLocks xmlns:a="http://schemas.openxmlformats.org/drawingml/2006/main" noChangeAspect="1"/>
+            </wp:cNvGraphicFramePr>
+            <a:graphic xmlns:a="http://schemas.openxmlformats.org/drawingml/2006/main">
+              <a:graphicData uri="http://schemas.openxmlformats.org/drawingml/2006/picture">
+                <pic:pic xmlns:pic="http://schemas.openxmlformats.org/drawingml/2006/picture">
+                  <pic:nvPicPr>
+                    <pic:cNvPr id="13" name="Image13" descr="" title="Danh sách hồ sơ độc giả"/>
+                    <pic:cNvPicPr>
+                      <a:picLocks noChangeAspect="1" noChangeArrowheads="1"/>
+                    </pic:cNvPicPr>
+                  </pic:nvPicPr>
+                  <pic:blipFill>
+                    <a:blip r:embed="rId14"/>
+                    <a:stretch>
+                      <a:fillRect/>
+                    </a:stretch>
+                  </pic:blipFill>
+                  <pic:spPr bwMode="auto">
+                    <a:xfrm>
+                      <a:off x="0" y="0"/>
+                      <a:ext cx="5580000" cy="4419504"/>
+                    </a:xfrm>
+                    <a:prstGeom prst="rect">
+                      <a:avLst/>
+                    </a:prstGeom>
+                  </pic:spPr>
+                </pic:pic>
+              </a:graphicData>
+            </a:graphic>
+          </wp:inline>
+        </w:drawing>
+      </w:r>
+    </w:p>
+    <w:p>
+      <w:pPr>
+        <w:pStyle w:val="BodyTextcaption"/>
+        <w:keepLines/>
+        <w:bidi w:val="0"/>
+        <w:spacing w:before="240" w:after="240"/>
+        <w:ind w:hanging="0" w:start="320" w:end="320"/>
+        <w:jc w:val="center"/>
+        <w:rPr/>
+      </w:pPr>
+      <w:r>
+        <w:rPr/>
+        <w:t>Hình 13. Danh sách độc giả: sau khi duyệt, tìm tên/email tại đây để kiểm tra nhóm, trạng thái hoạt động và cấp phép phông.</w:t>
+      </w:r>
+    </w:p>
+    <w:p>
+      <w:pPr>
+        <w:pStyle w:val="BodyTextsmall"/>
+        <w:bidi w:val="0"/>
+        <w:ind w:hanging="0"/>
+        <w:jc w:val="start"/>
+        <w:rPr/>
+      </w:pPr>
+      <w:r>
+        <w:rPr>
+          <w:rStyle w:val="Strong"/>
+        </w:rPr>
+        <w:t>Ví dụ trong ảnh:</w:t>
+      </w:r>
+      <w:r>
+        <w:rPr/>
+        <w:t xml:space="preserve"> “HD MẪU - Trần Minh Anh” là đăng ký giả đang ở trạng thái Mới. Không duyệt tài khoản thật chỉ dựa vào thông tin hiển thị; cần thực hiện kiểm tra theo quy trình của đơn vị.</w:t>
+      </w:r>
+    </w:p>
+    <w:p>
+      <w:pPr>
+        <w:pStyle w:val="Heading2"/>
+        <w:bidi w:val="0"/>
+        <w:jc w:val="start"/>
+        <w:rPr/>
+      </w:pPr>
+      <w:r>
+        <w:rPr/>
+        <w:t>2.6. Xử lý phiếu sử dụng và phiếu sao chụp</w:t>
+      </w:r>
+    </w:p>
+    <w:p>
+      <w:pPr>
+        <w:pStyle w:val="BodyText"/>
+        <w:bidi w:val="0"/>
+        <w:ind w:hanging="0" w:start="0" w:end="0"/>
+        <w:jc w:val="start"/>
+        <w:rPr/>
+      </w:pPr>
+      <w:r>
+        <w:rPr/>
+        <w:t xml:space="preserve">Hai hàng đợi ở </w:t>
+      </w:r>
+      <w:r>
+        <w:rPr>
+          <w:b/>
+          <w:color w:val="134973"/>
+        </w:rPr>
+        <w:t>Khai thác tài liệu → Phiếu yêu cầu sử dụng</w:t>
+      </w:r>
+      <w:r>
+        <w:rPr/>
+        <w:t xml:space="preserve"> và </w:t>
+      </w:r>
+      <w:r>
+        <w:rPr>
+          <w:b/>
+          <w:color w:val="134973"/>
+        </w:rPr>
+        <w:t>Phiếu sao chụp</w:t>
+      </w:r>
+      <w:r>
+        <w:rPr/>
+        <w:t xml:space="preserve">. Nút </w:t>
+      </w:r>
+      <w:r>
+        <w:rPr>
+          <w:rStyle w:val="Strong"/>
+        </w:rPr>
+        <w:t>Lập phiếu cho độc giả</w:t>
+      </w:r>
+      <w:r>
+        <w:rPr/>
+        <w:t xml:space="preserve"> cho phép cán bộ tạo phiếu thay khi được cấp quyền.</w:t>
+      </w:r>
+    </w:p>
+    <w:p>
+      <w:pPr>
+        <w:pStyle w:val="BodyText"/>
+        <w:numPr>
+          <w:ilvl w:val="0"/>
+          <w:numId w:val="6"/>
+        </w:numPr>
+        <w:tabs>
+          <w:tab w:val="clear" w:pos="709"/>
+          <w:tab w:val="left" w:pos="789" w:leader="none"/>
+        </w:tabs>
+        <w:bidi w:val="0"/>
+        <w:spacing w:before="80" w:after="0"/>
+        <w:ind w:hanging="283" w:start="789"/>
+        <w:jc w:val="start"/>
+        <w:rPr/>
+      </w:pPr>
+      <w:r>
+        <w:rPr/>
+        <w:t xml:space="preserve">Mở hàng đợi, lọc phiếu cần tiếp nhận. Mở phiếu để xem độc giả, mục đích, từng hồ sơ/văn bản và mức mật. </w:t>
+      </w:r>
+    </w:p>
+    <w:p>
+      <w:pPr>
+        <w:pStyle w:val="BodyText"/>
+        <w:numPr>
+          <w:ilvl w:val="0"/>
+          <w:numId w:val="6"/>
+        </w:numPr>
+        <w:tabs>
+          <w:tab w:val="clear" w:pos="709"/>
+          <w:tab w:val="left" w:pos="789" w:leader="none"/>
+        </w:tabs>
+        <w:bidi w:val="0"/>
+        <w:spacing w:before="80" w:after="0"/>
+        <w:ind w:hanging="283" w:start="789"/>
+        <w:jc w:val="start"/>
+        <w:rPr/>
+      </w:pPr>
+      <w:r>
+        <w:rPr/>
+        <w:t xml:space="preserve">Với mỗi dòng, chọn </w:t>
+      </w:r>
+      <w:r>
+        <w:rPr>
+          <w:rStyle w:val="Strong"/>
+        </w:rPr>
+        <w:t>Duyệt</w:t>
+      </w:r>
+      <w:r>
+        <w:rPr/>
+        <w:t xml:space="preserve"> hoặc </w:t>
+      </w:r>
+      <w:r>
+        <w:rPr>
+          <w:rStyle w:val="Strong"/>
+        </w:rPr>
+        <w:t>Từ chối</w:t>
+      </w:r>
+      <w:r>
+        <w:rPr/>
+        <w:t xml:space="preserve">. Dòng từ chối cần nhập </w:t>
+      </w:r>
+      <w:r>
+        <w:rPr>
+          <w:rStyle w:val="Strong"/>
+        </w:rPr>
+        <w:t>Lý do từ chối</w:t>
+      </w:r>
+      <w:r>
+        <w:rPr/>
+        <w:t xml:space="preserve">. Bấm </w:t>
+      </w:r>
+      <w:r>
+        <w:rPr>
+          <w:rStyle w:val="Strong"/>
+        </w:rPr>
+        <w:t>Lưu quyết định</w:t>
+      </w:r>
+      <w:r>
+        <w:rPr/>
+        <w:t xml:space="preserve">. </w:t>
+      </w:r>
+    </w:p>
+    <w:p>
+      <w:pPr>
+        <w:pStyle w:val="BodyText"/>
+        <w:numPr>
+          <w:ilvl w:val="0"/>
+          <w:numId w:val="6"/>
+        </w:numPr>
+        <w:tabs>
+          <w:tab w:val="clear" w:pos="709"/>
+          <w:tab w:val="left" w:pos="789" w:leader="none"/>
+        </w:tabs>
+        <w:bidi w:val="0"/>
+        <w:spacing w:before="80" w:after="0"/>
+        <w:ind w:hanging="283" w:start="789"/>
+        <w:jc w:val="start"/>
+        <w:rPr/>
+      </w:pPr>
+      <w:r>
+        <w:rPr/>
+        <w:t xml:space="preserve">Thực hiện nút hành động tiếp theo ở đầu phiếu theo trạng thái thực tế. Phiếu có tài liệu cần lãnh đạo duyệt sẽ chuyển tới người có quyền lãnh đạo; cán bộ phòng đọc theo dõi trước khi giao. </w:t>
+      </w:r>
+    </w:p>
+    <w:p>
+      <w:pPr>
+        <w:pStyle w:val="BodyText"/>
+        <w:numPr>
+          <w:ilvl w:val="0"/>
+          <w:numId w:val="6"/>
+        </w:numPr>
+        <w:tabs>
+          <w:tab w:val="clear" w:pos="709"/>
+          <w:tab w:val="left" w:pos="789" w:leader="none"/>
+        </w:tabs>
+        <w:bidi w:val="0"/>
+        <w:spacing w:before="80" w:after="0"/>
+        <w:ind w:hanging="283" w:start="789"/>
+        <w:jc w:val="start"/>
+        <w:rPr/>
+      </w:pPr>
+      <w:r>
+        <w:rPr/>
+        <w:t xml:space="preserve">Khi giao tài liệu, ghi hạn trả theo biểu mẫu. Khi độc giả trả, dùng thao tác nhận trả và ghi tình trạng từng mục. Nếu được phép, dùng </w:t>
+      </w:r>
+      <w:r>
+        <w:rPr>
+          <w:rStyle w:val="Strong"/>
+        </w:rPr>
+        <w:t>Gia hạn</w:t>
+      </w:r>
+      <w:r>
+        <w:rPr/>
+        <w:t xml:space="preserve"> trước hoặc trong quá trình sử dụng. </w:t>
+      </w:r>
+    </w:p>
+    <w:p>
+      <w:pPr>
+        <w:pStyle w:val="BodyText"/>
+        <w:numPr>
+          <w:ilvl w:val="0"/>
+          <w:numId w:val="6"/>
+        </w:numPr>
+        <w:tabs>
+          <w:tab w:val="clear" w:pos="709"/>
+          <w:tab w:val="left" w:pos="789" w:leader="none"/>
+        </w:tabs>
+        <w:bidi w:val="0"/>
+        <w:ind w:hanging="283" w:start="789"/>
+        <w:jc w:val="start"/>
+        <w:rPr/>
+      </w:pPr>
+      <w:r>
+        <w:rPr/>
+        <w:t xml:space="preserve">Với phiếu sao chụp, kiểm tra số bản, hình thức (bản giấy/bản số), trang cần sao và quy định sao chụp của mức mật trước khi duyệt. </w:t>
+      </w:r>
+    </w:p>
+    <w:p>
+      <w:pPr>
+        <w:pStyle w:val="BodyText"/>
+        <w:bidi w:val="0"/>
+        <w:jc w:val="start"/>
+        <w:rPr/>
+      </w:pPr>
+      <w:r>
+        <w:rPr/>
+        <w:t>Các nút hiện ra theo trạng thái và quyền của tài khoản, nên không phải phiếu nào cũng có cùng thao tác. Quyền khai thác của độc giả được kiểm tra lại khi gửi, duyệt và giao; một cấp phép đã hết hạn có thể làm phiếu không xử lý tiếp được.</w:t>
+      </w:r>
+    </w:p>
+    <w:p>
+      <w:pPr>
+        <w:pStyle w:val="BodyText"/>
+        <w:keepLines/>
+        <w:bidi w:val="0"/>
+        <w:spacing w:before="240" w:after="240"/>
+        <w:ind w:hanging="0" w:start="240" w:end="240"/>
+        <w:jc w:val="center"/>
+        <w:rPr/>
+      </w:pPr>
+      <w:r>
+        <w:rPr/>
+        <w:drawing>
+          <wp:inline distT="0" distB="0" distL="0" distR="0">
+            <wp:extent cx="5580000" cy="4419504"/>
+            <wp:effectExtent l="0" t="0" r="0" b="0"/>
+            <wp:docPr id="14" name="Image14" descr="" title="Hàng đợi phiếu sử dụng"/>
+            <wp:cNvGraphicFramePr>
+              <a:graphicFrameLocks xmlns:a="http://schemas.openxmlformats.org/drawingml/2006/main" noChangeAspect="1"/>
+            </wp:cNvGraphicFramePr>
+            <a:graphic xmlns:a="http://schemas.openxmlformats.org/drawingml/2006/main">
+              <a:graphicData uri="http://schemas.openxmlformats.org/drawingml/2006/picture">
+                <pic:pic xmlns:pic="http://schemas.openxmlformats.org/drawingml/2006/picture">
+                  <pic:nvPicPr>
+                    <pic:cNvPr id="14" name="Image14" descr="" title="Hàng đợi phiếu sử dụng"/>
+                    <pic:cNvPicPr>
+                      <a:picLocks noChangeAspect="1" noChangeArrowheads="1"/>
+                    </pic:cNvPicPr>
+                  </pic:nvPicPr>
+                  <pic:blipFill>
+                    <a:blip r:embed="rId15"/>
+                    <a:stretch>
+                      <a:fillRect/>
+                    </a:stretch>
+                  </pic:blipFill>
+                  <pic:spPr bwMode="auto">
+                    <a:xfrm>
+                      <a:off x="0" y="0"/>
+                      <a:ext cx="5580000" cy="4419504"/>
+                    </a:xfrm>
+                    <a:prstGeom prst="rect">
+                      <a:avLst/>
+                    </a:prstGeom>
+                  </pic:spPr>
+                </pic:pic>
+              </a:graphicData>
+            </a:graphic>
+          </wp:inline>
+        </w:drawing>
+      </w:r>
+    </w:p>
+    <w:p>
+      <w:pPr>
+        <w:pStyle w:val="BodyTextcaption"/>
+        <w:keepLines/>
+        <w:bidi w:val="0"/>
+        <w:spacing w:before="240" w:after="240"/>
+        <w:ind w:hanging="0" w:start="320" w:end="320"/>
+        <w:jc w:val="center"/>
+        <w:rPr/>
+      </w:pPr>
+      <w:r>
+        <w:rPr/>
+        <w:t>Hình 14. Hàng đợi Phiếu yêu cầu sử dụng: chọn nhóm trạng thái Chờ tiếp nhận rồi mở một phiếu để xem nội dung.</w:t>
+      </w:r>
+    </w:p>
+    <w:p>
+      <w:pPr>
+        <w:pStyle w:val="BodyText"/>
+        <w:keepLines/>
+        <w:bidi w:val="0"/>
+        <w:spacing w:before="240" w:after="240"/>
+        <w:ind w:hanging="0" w:start="240" w:end="240"/>
+        <w:jc w:val="center"/>
+        <w:rPr/>
+      </w:pPr>
+      <w:r>
+        <w:rPr/>
+        <w:drawing>
+          <wp:inline distT="0" distB="0" distL="0" distR="0">
+            <wp:extent cx="5580000" cy="4419504"/>
+            <wp:effectExtent l="0" t="0" r="0" b="0"/>
+            <wp:docPr id="15" name="Image15" descr="" title="Chi tiết phiếu sử dụng đang chờ duyệt"/>
+            <wp:cNvGraphicFramePr>
+              <a:graphicFrameLocks xmlns:a="http://schemas.openxmlformats.org/drawingml/2006/main" noChangeAspect="1"/>
+            </wp:cNvGraphicFramePr>
+            <a:graphic xmlns:a="http://schemas.openxmlformats.org/drawingml/2006/main">
+              <a:graphicData uri="http://schemas.openxmlformats.org/drawingml/2006/picture">
+                <pic:pic xmlns:pic="http://schemas.openxmlformats.org/drawingml/2006/picture">
+                  <pic:nvPicPr>
+                    <pic:cNvPr id="15" name="Image15" descr="" title="Chi tiết phiếu sử dụng đang chờ duyệt"/>
+                    <pic:cNvPicPr>
+                      <a:picLocks noChangeAspect="1" noChangeArrowheads="1"/>
+                    </pic:cNvPicPr>
+                  </pic:nvPicPr>
+                  <pic:blipFill>
+                    <a:blip r:embed="rId16"/>
+                    <a:stretch>
+                      <a:fillRect/>
+                    </a:stretch>
+                  </pic:blipFill>
+                  <pic:spPr bwMode="auto">
+                    <a:xfrm>
+                      <a:off x="0" y="0"/>
+                      <a:ext cx="5580000" cy="4419504"/>
+                    </a:xfrm>
+                    <a:prstGeom prst="rect">
+                      <a:avLst/>
+                    </a:prstGeom>
+                  </pic:spPr>
+                </pic:pic>
+              </a:graphicData>
+            </a:graphic>
+          </wp:inline>
+        </w:drawing>
+      </w:r>
+    </w:p>
+    <w:p>
+      <w:pPr>
+        <w:pStyle w:val="BodyTextcaption"/>
+        <w:keepLines/>
+        <w:bidi w:val="0"/>
+        <w:spacing w:before="240" w:after="240"/>
+        <w:ind w:hanging="0" w:start="320" w:end="320"/>
+        <w:jc w:val="center"/>
+        <w:rPr/>
+      </w:pPr>
+      <w:r>
+        <w:rPr/>
+        <w:t>Hình 15. Chi tiết phiếu sử dụng: kiểm tra độc giả, mục đích và từng dòng hồ sơ; chọn quyết định cho từng dòng rồi bấm Lưu quyết định trước khi xử lý toàn phiếu.</w:t>
+      </w:r>
+    </w:p>
+    <w:p>
+      <w:pPr>
+        <w:pStyle w:val="BodyText"/>
+        <w:keepLines/>
+        <w:bidi w:val="0"/>
+        <w:spacing w:before="240" w:after="240"/>
+        <w:ind w:hanging="0" w:start="240" w:end="240"/>
+        <w:jc w:val="center"/>
+        <w:rPr/>
+      </w:pPr>
+      <w:r>
+        <w:rPr/>
+        <w:drawing>
+          <wp:inline distT="0" distB="0" distL="0" distR="0">
+            <wp:extent cx="5580000" cy="4419504"/>
+            <wp:effectExtent l="0" t="0" r="0" b="0"/>
+            <wp:docPr id="16" name="Image16" descr="" title="Chi tiết phiếu sao chụp"/>
+            <wp:cNvGraphicFramePr>
+              <a:graphicFrameLocks xmlns:a="http://schemas.openxmlformats.org/drawingml/2006/main" noChangeAspect="1"/>
+            </wp:cNvGraphicFramePr>
+            <a:graphic xmlns:a="http://schemas.openxmlformats.org/drawingml/2006/main">
+              <a:graphicData uri="http://schemas.openxmlformats.org/drawingml/2006/picture">
+                <pic:pic xmlns:pic="http://schemas.openxmlformats.org/drawingml/2006/picture">
+                  <pic:nvPicPr>
+                    <pic:cNvPr id="16" name="Image16" descr="" title="Chi tiết phiếu sao chụp"/>
+                    <pic:cNvPicPr>
+                      <a:picLocks noChangeAspect="1" noChangeArrowheads="1"/>
+                    </pic:cNvPicPr>
+                  </pic:nvPicPr>
+                  <pic:blipFill>
+                    <a:blip r:embed="rId17"/>
+                    <a:stretch>
+                      <a:fillRect/>
+                    </a:stretch>
+                  </pic:blipFill>
+                  <pic:spPr bwMode="auto">
+                    <a:xfrm>
+                      <a:off x="0" y="0"/>
+                      <a:ext cx="5580000" cy="4419504"/>
+                    </a:xfrm>
+                    <a:prstGeom prst="rect">
+                      <a:avLst/>
+                    </a:prstGeom>
+                  </pic:spPr>
+                </pic:pic>
+              </a:graphicData>
+            </a:graphic>
+          </wp:inline>
+        </w:drawing>
+      </w:r>
+    </w:p>
+    <w:p>
+      <w:pPr>
+        <w:pStyle w:val="BodyTextcaption"/>
+        <w:keepLines/>
+        <w:bidi w:val="0"/>
+        <w:spacing w:before="240" w:after="240"/>
+        <w:ind w:hanging="0" w:start="320" w:end="320"/>
+        <w:jc w:val="center"/>
+        <w:rPr/>
+      </w:pPr>
+      <w:r>
+        <w:rPr/>
+        <w:t>Hình 16. Chi tiết phiếu sao chụp: ngoài các bước duyệt, kiểm tra số bản, hình thức và trang cần sao tại từng dòng.</w:t>
+      </w:r>
+    </w:p>
+    <w:p>
+      <w:pPr>
+        <w:pStyle w:val="BodyTextsmall"/>
+        <w:bidi w:val="0"/>
+        <w:ind w:hanging="0"/>
+        <w:jc w:val="start"/>
+        <w:rPr/>
+      </w:pPr>
+      <w:r>
+        <w:rPr>
+          <w:rStyle w:val="Strong"/>
+        </w:rPr>
+        <w:t>Cần nhìn trong ảnh:</w:t>
+      </w:r>
+      <w:r>
+        <w:rPr/>
+        <w:t xml:space="preserve"> Nhãn </w:t>
+      </w:r>
+      <w:r>
+        <w:rPr>
+          <w:rStyle w:val="Strong"/>
+        </w:rPr>
+        <w:t>Chờ duyệt</w:t>
+      </w:r>
+      <w:r>
+        <w:rPr/>
+        <w:t xml:space="preserve"> ở đầu phiếu là trạng thái của cả phiếu; cột Kết quả ở từng dòng là quyết định đối với tài liệu đó. Hai thông tin này có thể khác nhau trong lúc cán bộ đang xử lý.</w:t>
+      </w:r>
+    </w:p>
+    <w:p>
+      <w:pPr>
+        <w:pStyle w:val="Heading2"/>
+        <w:bidi w:val="0"/>
+        <w:jc w:val="start"/>
+        <w:rPr/>
+      </w:pPr>
+      <w:r>
+        <w:rPr/>
+        <w:t>2.7. Báo cáo, kiểm kê và in ấn</w:t>
+      </w:r>
+    </w:p>
+    <w:p>
+      <w:pPr>
+        <w:pStyle w:val="BodyText"/>
+        <w:bidi w:val="0"/>
+        <w:ind w:hanging="0" w:start="0" w:end="0"/>
+        <w:jc w:val="start"/>
+        <w:rPr/>
+      </w:pPr>
+      <w:r>
+        <w:rPr/>
+        <w:t xml:space="preserve">Mở </w:t>
+      </w:r>
+      <w:r>
+        <w:rPr>
+          <w:b/>
+          <w:color w:val="134973"/>
+        </w:rPr>
+        <w:t>Thống kê, báo cáo → Báo cáo, thống kê</w:t>
+      </w:r>
+      <w:r>
+        <w:rPr/>
+        <w:t xml:space="preserve">. Chọn báo cáo theo phông, mục lục, hồ sơ, văn bản, độc giả hoặc phiếu; đặt điều kiện, chạy báo cáo rồi xuất </w:t>
+      </w:r>
+      <w:r>
+        <w:rPr>
+          <w:rStyle w:val="Strong"/>
+        </w:rPr>
+        <w:t>CSV/XLSX</w:t>
+      </w:r>
+      <w:r>
+        <w:rPr/>
+        <w:t xml:space="preserve"> hoặc in. Dữ liệu báo cáo theo phạm vi quyền của người đang xem. Mở </w:t>
+      </w:r>
+      <w:r>
+        <w:rPr>
+          <w:b/>
+          <w:color w:val="134973"/>
+        </w:rPr>
+        <w:t>Tổng kiểm kê phông</w:t>
+      </w:r>
+      <w:r>
+        <w:rPr/>
+        <w:t xml:space="preserve"> để lập kỳ kiểm kê, lấy số liệu hệ thống, nhập số thực tế và xem chênh lệch trước khi hoàn thành kỳ.</w:t>
+      </w:r>
+    </w:p>
+    <w:p>
+      <w:pPr>
+        <w:pStyle w:val="BodyText"/>
+        <w:bidi w:val="0"/>
+        <w:jc w:val="start"/>
+        <w:rPr/>
+      </w:pPr>
+      <w:r>
+        <w:rPr/>
+        <w:t xml:space="preserve">Ở trang chi tiết hồ sơ, menu </w:t>
+      </w:r>
+      <w:r>
+        <w:rPr>
+          <w:rStyle w:val="Strong"/>
+        </w:rPr>
+        <w:t>In</w:t>
+      </w:r>
+      <w:r>
+        <w:rPr/>
+        <w:t xml:space="preserve"> cho phép mở mẫu in hoặc tải PDF theo các mẫu được cài. Phiếu độc giả cũng có nút in theo đúng loại phiếu.</w:t>
+      </w:r>
+    </w:p>
+    <w:p>
+      <w:pPr>
+        <w:pStyle w:val="BodyText"/>
+        <w:keepLines/>
+        <w:bidi w:val="0"/>
+        <w:spacing w:before="240" w:after="240"/>
+        <w:ind w:hanging="0" w:start="240" w:end="240"/>
+        <w:jc w:val="center"/>
+        <w:rPr/>
+      </w:pPr>
+      <w:r>
+        <w:rPr/>
+        <w:drawing>
+          <wp:inline distT="0" distB="0" distL="0" distR="0">
+            <wp:extent cx="5580000" cy="4419504"/>
+            <wp:effectExtent l="0" t="0" r="0" b="0"/>
+            <wp:docPr id="17" name="Image17" descr="" title="Trang chọn báo cáo"/>
+            <wp:cNvGraphicFramePr>
+              <a:graphicFrameLocks xmlns:a="http://schemas.openxmlformats.org/drawingml/2006/main" noChangeAspect="1"/>
+            </wp:cNvGraphicFramePr>
+            <a:graphic xmlns:a="http://schemas.openxmlformats.org/drawingml/2006/main">
+              <a:graphicData uri="http://schemas.openxmlformats.org/drawingml/2006/picture">
+                <pic:pic xmlns:pic="http://schemas.openxmlformats.org/drawingml/2006/picture">
+                  <pic:nvPicPr>
+                    <pic:cNvPr id="17" name="Image17" descr="" title="Trang chọn báo cáo"/>
+                    <pic:cNvPicPr>
+                      <a:picLocks noChangeAspect="1" noChangeArrowheads="1"/>
+                    </pic:cNvPicPr>
+                  </pic:nvPicPr>
+                  <pic:blipFill>
+                    <a:blip r:embed="rId18"/>
+                    <a:stretch>
+                      <a:fillRect/>
+                    </a:stretch>
+                  </pic:blipFill>
+                  <pic:spPr bwMode="auto">
+                    <a:xfrm>
+                      <a:off x="0" y="0"/>
+                      <a:ext cx="5580000" cy="4419504"/>
+                    </a:xfrm>
+                    <a:prstGeom prst="rect">
+                      <a:avLst/>
+                    </a:prstGeom>
+                  </pic:spPr>
+                </pic:pic>
+              </a:graphicData>
+            </a:graphic>
+          </wp:inline>
+        </w:drawing>
+      </w:r>
+    </w:p>
+    <w:p>
+      <w:pPr>
+        <w:pStyle w:val="BodyTextcaption"/>
+        <w:keepLines/>
+        <w:bidi w:val="0"/>
+        <w:spacing w:before="240" w:after="240"/>
+        <w:ind w:hanging="0" w:start="320" w:end="320"/>
+        <w:jc w:val="center"/>
+        <w:rPr/>
+      </w:pPr>
+      <w:r>
+        <w:rPr/>
+        <w:t>Hình 17. Trang Báo cáo: chọn đúng loại báo cáo theo câu hỏi cần trả lời; mỗi thẻ mở màn hình điều kiện lọc và xuất kết quả.</w:t>
+      </w:r>
+    </w:p>
+    <w:p>
+      <w:pPr>
+        <w:pStyle w:val="BodyText"/>
+        <w:keepLines/>
+        <w:bidi w:val="0"/>
+        <w:spacing w:before="240" w:after="240"/>
+        <w:ind w:hanging="0" w:start="240" w:end="240"/>
+        <w:jc w:val="center"/>
+        <w:rPr/>
+      </w:pPr>
+      <w:r>
+        <w:rPr/>
+        <w:drawing>
+          <wp:inline distT="0" distB="0" distL="0" distR="0">
+            <wp:extent cx="5580000" cy="4419504"/>
+            <wp:effectExtent l="0" t="0" r="0" b="0"/>
+            <wp:docPr id="18" name="Image18" descr="" title="Trang tổng kiểm kê"/>
+            <wp:cNvGraphicFramePr>
+              <a:graphicFrameLocks xmlns:a="http://schemas.openxmlformats.org/drawingml/2006/main" noChangeAspect="1"/>
+            </wp:cNvGraphicFramePr>
+            <a:graphic xmlns:a="http://schemas.openxmlformats.org/drawingml/2006/main">
+              <a:graphicData uri="http://schemas.openxmlformats.org/drawingml/2006/picture">
+                <pic:pic xmlns:pic="http://schemas.openxmlformats.org/drawingml/2006/picture">
+                  <pic:nvPicPr>
+                    <pic:cNvPr id="18" name="Image18" descr="" title="Trang tổng kiểm kê"/>
+                    <pic:cNvPicPr>
+                      <a:picLocks noChangeAspect="1" noChangeArrowheads="1"/>
+                    </pic:cNvPicPr>
+                  </pic:nvPicPr>
+                  <pic:blipFill>
+                    <a:blip r:embed="rId19"/>
+                    <a:stretch>
+                      <a:fillRect/>
+                    </a:stretch>
+                  </pic:blipFill>
+                  <pic:spPr bwMode="auto">
+                    <a:xfrm>
+                      <a:off x="0" y="0"/>
+                      <a:ext cx="5580000" cy="4419504"/>
+                    </a:xfrm>
+                    <a:prstGeom prst="rect">
+                      <a:avLst/>
+                    </a:prstGeom>
+                  </pic:spPr>
+                </pic:pic>
+              </a:graphicData>
+            </a:graphic>
+          </wp:inline>
+        </w:drawing>
+      </w:r>
+    </w:p>
+    <w:p>
+      <w:pPr>
+        <w:pStyle w:val="BodyTextcaption"/>
+        <w:keepLines/>
+        <w:bidi w:val="0"/>
+        <w:spacing w:before="240" w:after="240"/>
+        <w:ind w:hanging="0" w:start="320" w:end="320"/>
+        <w:jc w:val="center"/>
+        <w:rPr/>
+      </w:pPr>
+      <w:r>
+        <w:rPr/>
+        <w:t>Hình 18. Tổng kiểm kê phông: bắt đầu một kỳ kiểm kê và đối chiếu số hệ thống với số đếm thực tế theo từng phông.</w:t>
+      </w:r>
+    </w:p>
+    <w:p>
+      <w:pPr>
+        <w:pStyle w:val="Heading2"/>
+        <w:bidi w:val="0"/>
+        <w:ind w:hanging="0"/>
+        <w:jc w:val="start"/>
+        <w:rPr/>
+      </w:pPr>
+      <w:r>
+        <w:rPr/>
+        <w:t>2.8. Xuất/nhập XML và bảo quản dữ liệu</w:t>
+      </w:r>
+    </w:p>
+    <w:p>
+      <w:pPr>
+        <w:pStyle w:val="BodyText"/>
+        <w:bidi w:val="0"/>
+        <w:ind w:hanging="0" w:start="0" w:end="0"/>
+        <w:jc w:val="start"/>
+        <w:rPr/>
+      </w:pPr>
+      <w:r>
+        <w:rPr/>
+        <w:t xml:space="preserve">Chức năng này dành cho vai trò được cấp quyền. Mở </w:t>
+      </w:r>
+      <w:r>
+        <w:rPr>
+          <w:b/>
+          <w:color w:val="134973"/>
+        </w:rPr>
+        <w:t>Trao đổi dữ liệu → Xuất, nhập XML</w:t>
+      </w:r>
+      <w:r>
+        <w:rPr/>
+        <w:t>.</w:t>
+      </w:r>
+    </w:p>
+    <w:p>
+      <w:pPr>
+        <w:pStyle w:val="BodyText"/>
+        <w:numPr>
+          <w:ilvl w:val="0"/>
+          <w:numId w:val="7"/>
+        </w:numPr>
+        <w:tabs>
+          <w:tab w:val="clear" w:pos="709"/>
+          <w:tab w:val="left" w:pos="789" w:leader="none"/>
+        </w:tabs>
+        <w:bidi w:val="0"/>
+        <w:spacing w:before="80" w:after="0"/>
+        <w:ind w:hanging="283" w:start="789"/>
+        <w:jc w:val="start"/>
+        <w:rPr/>
+      </w:pPr>
+      <w:r>
+        <w:rPr>
+          <w:rStyle w:val="Strong"/>
+        </w:rPr>
+        <w:t>Xuất:</w:t>
+      </w:r>
+      <w:r>
+        <w:rPr/>
+        <w:t xml:space="preserve"> chọn cấp dữ liệu, đặt bộ lọc, tùy chọn kèm cấp dưới, bấm </w:t>
+      </w:r>
+      <w:r>
+        <w:rPr>
+          <w:rStyle w:val="Strong"/>
+        </w:rPr>
+        <w:t>Xem trước số lượng</w:t>
+      </w:r>
+      <w:r>
+        <w:rPr/>
+        <w:t xml:space="preserve">; chọn trường cần xuất rồi bấm </w:t>
+      </w:r>
+      <w:r>
+        <w:rPr>
+          <w:rStyle w:val="Strong"/>
+        </w:rPr>
+        <w:t>Xuất XML</w:t>
+      </w:r>
+      <w:r>
+        <w:rPr/>
+        <w:t xml:space="preserve">. Tải tệp kết quả khi công việc hoàn tất. </w:t>
+      </w:r>
+    </w:p>
+    <w:p>
+      <w:pPr>
+        <w:pStyle w:val="BodyText"/>
+        <w:numPr>
+          <w:ilvl w:val="0"/>
+          <w:numId w:val="7"/>
+        </w:numPr>
+        <w:tabs>
+          <w:tab w:val="clear" w:pos="709"/>
+          <w:tab w:val="left" w:pos="789" w:leader="none"/>
+        </w:tabs>
+        <w:bidi w:val="0"/>
+        <w:ind w:hanging="283" w:start="789"/>
+        <w:jc w:val="start"/>
+        <w:rPr/>
+      </w:pPr>
+      <w:r>
+        <w:rPr>
+          <w:rStyle w:val="Strong"/>
+        </w:rPr>
+        <w:t>Nhập:</w:t>
+      </w:r>
+      <w:r>
+        <w:rPr/>
+        <w:t xml:space="preserve"> chọn tệp </w:t>
+      </w:r>
+      <w:r>
+        <w:rPr>
+          <w:rStyle w:val="SourceText"/>
+        </w:rPr>
+        <w:t>.xml</w:t>
+      </w:r>
+      <w:r>
+        <w:rPr/>
+        <w:t xml:space="preserve"> đúng lược đồ XSD, xem phân tích và lỗi, chọn cách xử lý bản ghi, chạy thử trước, sau đó mới chạy nhập thật và đọc kết quả từng dòng. </w:t>
+      </w:r>
+    </w:p>
+    <w:p>
+      <w:pPr>
+        <w:pStyle w:val="BodyText"/>
+        <w:bidi w:val="0"/>
+        <w:jc w:val="start"/>
+        <w:rPr/>
+      </w:pPr>
+      <w:r>
+        <w:rPr/>
+        <w:t xml:space="preserve">Tệp XML chỉ chứa mô tả/siêu dữ liệu, </w:t>
+      </w:r>
+      <w:r>
+        <w:rPr>
+          <w:rStyle w:val="Strong"/>
+        </w:rPr>
+        <w:t>không chứa tệp đính kèm hoặc nội dung văn bản đã trích xuất</w:t>
+      </w:r>
+      <w:r>
+        <w:rPr/>
+        <w:t>. Không dùng XML như bản sao lưu đầy đủ của kho tệp.</w:t>
+      </w:r>
+    </w:p>
+    <w:p>
+      <w:pPr>
+        <w:pStyle w:val="BodyText"/>
+        <w:bidi w:val="0"/>
+        <w:jc w:val="start"/>
+        <w:rPr/>
+      </w:pPr>
+      <w:r>
+        <w:rPr/>
+        <w:t xml:space="preserve">Nhóm </w:t>
+      </w:r>
+      <w:r>
+        <w:rPr>
+          <w:rStyle w:val="Strong"/>
+        </w:rPr>
+        <w:t>Bảo quản</w:t>
+      </w:r>
+      <w:r>
+        <w:rPr/>
+        <w:t xml:space="preserve"> gồm </w:t>
+      </w:r>
+      <w:r>
+        <w:rPr>
+          <w:rStyle w:val="Strong"/>
+        </w:rPr>
+        <w:t>Sao lưu</w:t>
+      </w:r>
+      <w:r>
+        <w:rPr/>
+        <w:t xml:space="preserve">, </w:t>
+      </w:r>
+      <w:r>
+        <w:rPr>
+          <w:rStyle w:val="Strong"/>
+        </w:rPr>
+        <w:t>Kiểm tra toàn vẹn</w:t>
+      </w:r>
+      <w:r>
+        <w:rPr/>
+        <w:t xml:space="preserve"> và </w:t>
+      </w:r>
+      <w:r>
+        <w:rPr>
+          <w:rStyle w:val="Strong"/>
+        </w:rPr>
+        <w:t>Khôi phục</w:t>
+      </w:r>
+      <w:r>
+        <w:rPr/>
+        <w:t>. Người có quyền có thể tạo lượt sao lưu, kiểm tra tệp/siêu dữ liệu, xem phát hiện và yêu cầu khôi phục phù hợp. Thao tác khôi phục CSDL có kiểm soát riêng; chỉ thực hiện theo quy trình quản trị của đơn vị.</w:t>
+      </w:r>
+    </w:p>
+    <w:p>
+      <w:pPr>
+        <w:pStyle w:val="BodyText"/>
+        <w:keepLines/>
+        <w:bidi w:val="0"/>
+        <w:spacing w:before="240" w:after="240"/>
+        <w:ind w:hanging="0" w:start="240" w:end="240"/>
+        <w:jc w:val="center"/>
+        <w:rPr/>
+      </w:pPr>
+      <w:r>
+        <w:rPr/>
+        <w:drawing>
+          <wp:inline distT="0" distB="0" distL="0" distR="0">
+            <wp:extent cx="5580000" cy="4419504"/>
+            <wp:effectExtent l="0" t="0" r="0" b="0"/>
+            <wp:docPr id="19" name="Image19" descr="" title="Trang xuất dữ liệu XML"/>
+            <wp:cNvGraphicFramePr>
+              <a:graphicFrameLocks xmlns:a="http://schemas.openxmlformats.org/drawingml/2006/main" noChangeAspect="1"/>
+            </wp:cNvGraphicFramePr>
+            <a:graphic xmlns:a="http://schemas.openxmlformats.org/drawingml/2006/main">
+              <a:graphicData uri="http://schemas.openxmlformats.org/drawingml/2006/picture">
+                <pic:pic xmlns:pic="http://schemas.openxmlformats.org/drawingml/2006/picture">
+                  <pic:nvPicPr>
+                    <pic:cNvPr id="19" name="Image19" descr="" title="Trang xuất dữ liệu XML"/>
+                    <pic:cNvPicPr>
+                      <a:picLocks noChangeAspect="1" noChangeArrowheads="1"/>
+                    </pic:cNvPicPr>
+                  </pic:nvPicPr>
+                  <pic:blipFill>
+                    <a:blip r:embed="rId20"/>
+                    <a:stretch>
+                      <a:fillRect/>
+                    </a:stretch>
+                  </pic:blipFill>
+                  <pic:spPr bwMode="auto">
+                    <a:xfrm>
+                      <a:off x="0" y="0"/>
+                      <a:ext cx="5580000" cy="4419504"/>
+                    </a:xfrm>
+                    <a:prstGeom prst="rect">
+                      <a:avLst/>
+                    </a:prstGeom>
+                  </pic:spPr>
+                </pic:pic>
+              </a:graphicData>
+            </a:graphic>
+          </wp:inline>
+        </w:drawing>
+      </w:r>
+    </w:p>
+    <w:p>
+      <w:pPr>
+        <w:pStyle w:val="BodyTextcaption"/>
+        <w:keepLines/>
+        <w:bidi w:val="0"/>
+        <w:spacing w:before="240" w:after="240"/>
+        <w:ind w:hanging="0" w:start="320" w:end="320"/>
+        <w:jc w:val="center"/>
+        <w:rPr/>
+      </w:pPr>
+      <w:r>
+        <w:rPr/>
+        <w:t>Hình 19. Xuất XML: chọn cấp dữ liệu, đặt bộ lọc và bấm Xem trước số lượng trước khi xuất.</w:t>
+      </w:r>
+    </w:p>
+    <w:p>
+      <w:pPr>
+        <w:pStyle w:val="BodyText"/>
+        <w:keepLines/>
+        <w:bidi w:val="0"/>
+        <w:spacing w:before="240" w:after="240"/>
+        <w:ind w:hanging="0" w:start="240" w:end="240"/>
+        <w:jc w:val="center"/>
+        <w:rPr/>
+      </w:pPr>
+      <w:r>
+        <w:rPr/>
+        <w:drawing>
+          <wp:inline distT="0" distB="0" distL="0" distR="0">
+            <wp:extent cx="5580000" cy="4419504"/>
+            <wp:effectExtent l="0" t="0" r="0" b="0"/>
+            <wp:docPr id="20" name="Image20" descr="" title="Trang kiểm tra toàn vẹn"/>
+            <wp:cNvGraphicFramePr>
+              <a:graphicFrameLocks xmlns:a="http://schemas.openxmlformats.org/drawingml/2006/main" noChangeAspect="1"/>
+            </wp:cNvGraphicFramePr>
+            <a:graphic xmlns:a="http://schemas.openxmlformats.org/drawingml/2006/main">
+              <a:graphicData uri="http://schemas.openxmlformats.org/drawingml/2006/picture">
+                <pic:pic xmlns:pic="http://schemas.openxmlformats.org/drawingml/2006/picture">
+                  <pic:nvPicPr>
+                    <pic:cNvPr id="20" name="Image20" descr="" title="Trang kiểm tra toàn vẹn"/>
+                    <pic:cNvPicPr>
+                      <a:picLocks noChangeAspect="1" noChangeArrowheads="1"/>
+                    </pic:cNvPicPr>
+                  </pic:nvPicPr>
+                  <pic:blipFill>
+                    <a:blip r:embed="rId21"/>
+                    <a:stretch>
+                      <a:fillRect/>
+                    </a:stretch>
+                  </pic:blipFill>
+                  <pic:spPr bwMode="auto">
+                    <a:xfrm>
+                      <a:off x="0" y="0"/>
+                      <a:ext cx="5580000" cy="4419504"/>
+                    </a:xfrm>
+                    <a:prstGeom prst="rect">
+                      <a:avLst/>
+                    </a:prstGeom>
+                  </pic:spPr>
+                </pic:pic>
+              </a:graphicData>
+            </a:graphic>
+          </wp:inline>
+        </w:drawing>
+      </w:r>
+    </w:p>
+    <w:p>
+      <w:pPr>
+        <w:pStyle w:val="BodyTextcaption"/>
+        <w:keepLines/>
+        <w:bidi w:val="0"/>
+        <w:spacing w:before="240" w:after="240"/>
+        <w:ind w:hanging="0" w:start="320" w:end="320"/>
+        <w:jc w:val="center"/>
+        <w:rPr/>
+      </w:pPr>
+      <w:r>
+        <w:rPr/>
+        <w:t>Hình 20. Kiểm tra toàn vẹn: xem danh sách đợt đã chạy; nút Kiểm tra mới tạo một đợt kiểm tra theo quyền được cấp.</w:t>
+      </w:r>
+    </w:p>
+    <w:p>
+      <w:pPr>
+        <w:pStyle w:val="Heading2"/>
+        <w:bidi w:val="0"/>
+        <w:ind w:hanging="0"/>
+        <w:jc w:val="start"/>
+        <w:rPr/>
+      </w:pPr>
+      <w:r>
+        <w:rPr/>
+        <w:t>2.9. Quản trị tài khoản và giám sát</w:t>
+      </w:r>
+    </w:p>
+    <w:p>
+      <w:pPr>
+        <w:pStyle w:val="BodyText"/>
+        <w:bidi w:val="0"/>
+        <w:ind w:hanging="0" w:start="0" w:end="0"/>
+        <w:jc w:val="start"/>
+        <w:rPr/>
+      </w:pPr>
+      <w:r>
+        <w:rPr/>
+        <w:t xml:space="preserve">Quản trị viên mở </w:t>
+      </w:r>
+      <w:r>
+        <w:rPr>
+          <w:b/>
+          <w:color w:val="134973"/>
+        </w:rPr>
+        <w:t>Quản trị → Người dùng</w:t>
+      </w:r>
+      <w:r>
+        <w:rPr/>
+        <w:t xml:space="preserve"> để tạo tài khoản cán bộ, gán vai trò/nhóm, đặt phạm vi phông, khóa/mở khóa và cấp liên kết đặt mật khẩu. Tài khoản độc giả được quản lý ở nhóm </w:t>
+      </w:r>
+      <w:r>
+        <w:rPr>
+          <w:rStyle w:val="Strong"/>
+        </w:rPr>
+        <w:t>Độc giả</w:t>
+      </w:r>
+      <w:r>
+        <w:rPr/>
+        <w:t>, không tạo lẫn vào danh sách cán bộ.</w:t>
+      </w:r>
+    </w:p>
+    <w:p>
+      <w:pPr>
+        <w:pStyle w:val="BodyText"/>
+        <w:bidi w:val="0"/>
+        <w:ind w:hanging="0" w:start="0" w:end="0"/>
+        <w:jc w:val="start"/>
+        <w:rPr/>
+      </w:pPr>
+      <w:r>
+        <w:rPr/>
+        <w:t xml:space="preserve">Mở </w:t>
+      </w:r>
+      <w:r>
+        <w:rPr>
+          <w:b/>
+          <w:color w:val="134973"/>
+        </w:rPr>
+        <w:t>Quản trị → Phân quyền</w:t>
+      </w:r>
+      <w:r>
+        <w:rPr/>
+        <w:t xml:space="preserve"> để xem ma trận quyền theo nhóm; có thể tạo nhóm mới, nhân bản nhóm, lưu thay đổi hoặc khôi phục mặc định đối với nhóm dựng sẵn được phép chỉnh. Mở </w:t>
+      </w:r>
+      <w:r>
+        <w:rPr>
+          <w:rStyle w:val="Strong"/>
+        </w:rPr>
+        <w:t>Nhật ký hệ thống</w:t>
+      </w:r>
+      <w:r>
+        <w:rPr/>
+        <w:t xml:space="preserve"> để tra lịch sử hành động; </w:t>
+      </w:r>
+      <w:r>
+        <w:rPr>
+          <w:rStyle w:val="Strong"/>
+        </w:rPr>
+        <w:t>Giám sát hệ thống</w:t>
+      </w:r>
+      <w:r>
+        <w:rPr/>
+        <w:t xml:space="preserve"> để xem tình trạng dịch vụ, chỉ mục và hàng đợi; </w:t>
+      </w:r>
+      <w:r>
+        <w:rPr>
+          <w:rStyle w:val="Strong"/>
+        </w:rPr>
+        <w:t>Thiết lập hệ thống</w:t>
+      </w:r>
+      <w:r>
+        <w:rPr/>
+        <w:t xml:space="preserve"> để chỉnh các quy tắc vận hành.</w:t>
+      </w:r>
+    </w:p>
+    <w:p>
+      <w:pPr>
+        <w:pStyle w:val="BodyText"/>
+        <w:keepLines/>
+        <w:bidi w:val="0"/>
+        <w:spacing w:before="200" w:after="200"/>
+        <w:ind w:hanging="0" w:start="200" w:end="200"/>
+        <w:jc w:val="start"/>
+        <w:rPr/>
+      </w:pPr>
+      <w:r>
+        <w:rPr>
+          <w:rStyle w:val="Strong"/>
+          <w:bdr w:val="single" w:sz="32" w:space="11" w:color="D5AD34"/>
+          <w:shd w:fill="FFF8E7" w:val="clear"/>
+        </w:rPr>
+        <w:t>Trước khi sửa quyền:</w:t>
+      </w:r>
+      <w:r>
+        <w:rPr>
+          <w:bdr w:val="single" w:sz="32" w:space="11" w:color="D5AD34"/>
+          <w:shd w:fill="FFF8E7" w:val="clear"/>
+        </w:rPr>
+        <w:t xml:space="preserve"> kiểm tra tác động đến phông, mức mật, độc giả và các phiếu đang xử lý. Nút bị ẩn thường phản ánh thiếu quyền hoặc trạng thái dữ liệu bị khóa; không nên khắc phục bằng cách đổi vai trò rộng hơn mức cần thiết.</w:t>
+      </w:r>
+    </w:p>
+    <w:p>
+      <w:pPr>
+        <w:pStyle w:val="BodyText"/>
+        <w:keepLines/>
+        <w:bidi w:val="0"/>
+        <w:spacing w:before="240" w:after="240"/>
+        <w:ind w:hanging="0" w:start="240" w:end="240"/>
+        <w:jc w:val="center"/>
+        <w:rPr/>
+      </w:pPr>
+      <w:r>
+        <w:rPr/>
+        <w:drawing>
+          <wp:inline distT="0" distB="0" distL="0" distR="0">
+            <wp:extent cx="5580000" cy="4419504"/>
+            <wp:effectExtent l="0" t="0" r="0" b="0"/>
+            <wp:docPr id="21" name="Image21" descr="" title="Ma trận phân quyền cán bộ"/>
+            <wp:cNvGraphicFramePr>
+              <a:graphicFrameLocks xmlns:a="http://schemas.openxmlformats.org/drawingml/2006/main" noChangeAspect="1"/>
+            </wp:cNvGraphicFramePr>
+            <a:graphic xmlns:a="http://schemas.openxmlformats.org/drawingml/2006/main">
+              <a:graphicData uri="http://schemas.openxmlformats.org/drawingml/2006/picture">
+                <pic:pic xmlns:pic="http://schemas.openxmlformats.org/drawingml/2006/picture">
+                  <pic:nvPicPr>
+                    <pic:cNvPr id="21" name="Image21" descr="" title="Ma trận phân quyền cán bộ"/>
+                    <pic:cNvPicPr>
+                      <a:picLocks noChangeAspect="1" noChangeArrowheads="1"/>
+                    </pic:cNvPicPr>
+                  </pic:nvPicPr>
+                  <pic:blipFill>
+                    <a:blip r:embed="rId22"/>
+                    <a:stretch>
+                      <a:fillRect/>
+                    </a:stretch>
+                  </pic:blipFill>
+                  <pic:spPr bwMode="auto">
+                    <a:xfrm>
+                      <a:off x="0" y="0"/>
+                      <a:ext cx="5580000" cy="4419504"/>
+                    </a:xfrm>
+                    <a:prstGeom prst="rect">
+                      <a:avLst/>
+                    </a:prstGeom>
+                  </pic:spPr>
+                </pic:pic>
+              </a:graphicData>
+            </a:graphic>
+          </wp:inline>
+        </w:drawing>
+      </w:r>
+    </w:p>
+    <w:p>
+      <w:pPr>
+        <w:pStyle w:val="BodyTextcaption"/>
+        <w:keepLines/>
+        <w:bidi w:val="0"/>
+        <w:spacing w:before="240" w:after="240"/>
+        <w:ind w:hanging="0" w:start="320" w:end="320"/>
+        <w:jc w:val="center"/>
+        <w:rPr/>
+      </w:pPr>
+      <w:r>
+        <w:rPr/>
+        <w:t>Hình 21. Ma trận Phân quyền: chọn nhóm ở cột trái, sau đó xem quyền Xem/Thêm/Sửa/Xóa/In/Xuất của từng loại dữ liệu.</w:t>
+      </w:r>
+    </w:p>
+    <w:p>
+      <w:pPr>
+        <w:pStyle w:val="BodyText"/>
+        <w:keepLines/>
+        <w:bidi w:val="0"/>
+        <w:spacing w:before="240" w:after="240"/>
+        <w:ind w:hanging="0" w:start="240" w:end="240"/>
+        <w:jc w:val="center"/>
+        <w:rPr/>
+      </w:pPr>
+      <w:r>
+        <w:rPr/>
+        <w:drawing>
+          <wp:inline distT="0" distB="0" distL="0" distR="0">
+            <wp:extent cx="5580000" cy="4419504"/>
+            <wp:effectExtent l="0" t="0" r="0" b="0"/>
+            <wp:docPr id="22" name="Image22" descr="" title="Giám sát hệ thống"/>
+            <wp:cNvGraphicFramePr>
+              <a:graphicFrameLocks xmlns:a="http://schemas.openxmlformats.org/drawingml/2006/main" noChangeAspect="1"/>
+            </wp:cNvGraphicFramePr>
+            <a:graphic xmlns:a="http://schemas.openxmlformats.org/drawingml/2006/main">
+              <a:graphicData uri="http://schemas.openxmlformats.org/drawingml/2006/picture">
+                <pic:pic xmlns:pic="http://schemas.openxmlformats.org/drawingml/2006/picture">
+                  <pic:nvPicPr>
+                    <pic:cNvPr id="22" name="Image22" descr="" title="Giám sát hệ thống"/>
+                    <pic:cNvPicPr>
+                      <a:picLocks noChangeAspect="1" noChangeArrowheads="1"/>
+                    </pic:cNvPicPr>
+                  </pic:nvPicPr>
+                  <pic:blipFill>
+                    <a:blip r:embed="rId23"/>
+                    <a:stretch>
+                      <a:fillRect/>
+                    </a:stretch>
+                  </pic:blipFill>
+                  <pic:spPr bwMode="auto">
+                    <a:xfrm>
+                      <a:off x="0" y="0"/>
+                      <a:ext cx="5580000" cy="4419504"/>
+                    </a:xfrm>
+                    <a:prstGeom prst="rect">
+                      <a:avLst/>
+                    </a:prstGeom>
+                  </pic:spPr>
+                </pic:pic>
+              </a:graphicData>
+            </a:graphic>
+          </wp:inline>
+        </w:drawing>
+      </w:r>
+    </w:p>
+    <w:p>
+      <w:pPr>
+        <w:pStyle w:val="BodyTextcaption"/>
+        <w:keepLines/>
+        <w:bidi w:val="0"/>
+        <w:spacing w:before="240" w:after="240"/>
+        <w:ind w:hanging="0" w:start="320" w:end="320"/>
+        <w:jc w:val="center"/>
+        <w:rPr/>
+      </w:pPr>
+      <w:r>
+        <w:rPr/>
+        <w:t>Hình 22. Giám sát hệ thống: kiểm tra trạng thái dịch vụ và hàng đợi khi một thao tác tải tệp hoặc lập chỉ mục xử lý chậm.</w:t>
+      </w:r>
+    </w:p>
+    <w:p>
+      <w:pPr>
+        <w:pStyle w:val="Heading2"/>
+        <w:bidi w:val="0"/>
+        <w:ind w:hanging="0"/>
+        <w:jc w:val="start"/>
+        <w:rPr/>
+      </w:pPr>
+      <w:r>
+        <w:rPr/>
+        <w:t>2.10. Bài thực hành cho biên mục viên: thêm một hồ sơ hoàn chỉnh</w:t>
+      </w:r>
+    </w:p>
+    <w:p>
+      <w:pPr>
+        <w:pStyle w:val="BodyText"/>
+        <w:bidi w:val="0"/>
+        <w:jc w:val="start"/>
+        <w:rPr/>
+      </w:pPr>
+      <w:r>
+        <w:rPr>
+          <w:rStyle w:val="Strong"/>
+        </w:rPr>
+        <w:t>Tình huống:</w:t>
+      </w:r>
+      <w:r>
+        <w:rPr/>
+        <w:t xml:space="preserve"> Bạn nhận một hồ sơ mới về hoạt động đọc sách năm 2024. Phông và khối đã có; cần xác định mục lục trước khi nhập hồ sơ. Thực hành trên dữ liệu HD MẪU ở dev. Nếu quyền của bạn không có nút thêm, nhờ quản trị viên kiểm tra vai trò và phạm vi sửa phông.</w:t>
+      </w:r>
+    </w:p>
+    <w:p>
+      <w:pPr>
+        <w:pStyle w:val="BodyText"/>
+        <w:numPr>
+          <w:ilvl w:val="0"/>
+          <w:numId w:val="8"/>
+        </w:numPr>
+        <w:tabs>
+          <w:tab w:val="clear" w:pos="709"/>
+          <w:tab w:val="left" w:pos="789" w:leader="none"/>
+        </w:tabs>
+        <w:bidi w:val="0"/>
+        <w:spacing w:before="80" w:after="0"/>
+        <w:ind w:hanging="283" w:start="789"/>
+        <w:jc w:val="start"/>
+        <w:rPr/>
+      </w:pPr>
+      <w:r>
+        <w:rPr/>
+        <w:t xml:space="preserve">Mở </w:t>
+      </w:r>
+      <w:r>
+        <w:rPr>
+          <w:rStyle w:val="Strong"/>
+        </w:rPr>
+        <w:t>Biên mục → Biên mục hồ sơ, văn bản</w:t>
+      </w:r>
+      <w:r>
+        <w:rPr/>
+        <w:t xml:space="preserve">. Ở cây trái, mở phông </w:t>
+      </w:r>
+      <w:r>
+        <w:rPr>
+          <w:rStyle w:val="Strong"/>
+        </w:rPr>
+        <w:t>HD MẪU - UBND tỉnh Minh Hòa</w:t>
+      </w:r>
+      <w:r>
+        <w:rPr/>
+        <w:t xml:space="preserve">, sau đó mở khối </w:t>
+      </w:r>
+      <w:r>
+        <w:rPr>
+          <w:rStyle w:val="Strong"/>
+        </w:rPr>
+        <w:t>HD MẪU - Văn hóa và giáo dục</w:t>
+      </w:r>
+      <w:r>
+        <w:rPr/>
+        <w:t xml:space="preserve">. Đọc tên phông và khối một lần nữa để chắc chắn bạn đang ở đúng nơi. </w:t>
+      </w:r>
+    </w:p>
+    <w:p>
+      <w:pPr>
+        <w:pStyle w:val="BodyText"/>
+        <w:numPr>
+          <w:ilvl w:val="0"/>
+          <w:numId w:val="8"/>
+        </w:numPr>
+        <w:tabs>
+          <w:tab w:val="clear" w:pos="709"/>
+          <w:tab w:val="left" w:pos="789" w:leader="none"/>
+        </w:tabs>
+        <w:bidi w:val="0"/>
+        <w:spacing w:before="80" w:after="0"/>
+        <w:ind w:hanging="283" w:start="789"/>
+        <w:jc w:val="start"/>
+        <w:rPr/>
+      </w:pPr>
+      <w:r>
+        <w:rPr/>
+        <w:t xml:space="preserve">Xem các mục lục nằm dưới khối. Nếu đã có </w:t>
+      </w:r>
+      <w:r>
+        <w:rPr>
+          <w:rStyle w:val="Strong"/>
+        </w:rPr>
+        <w:t>HD MẪU - Chương trình văn hóa 2024</w:t>
+      </w:r>
+      <w:r>
+        <w:rPr/>
+        <w:t xml:space="preserve">, chọn mục đó. Nếu chưa có mục lục phù hợp, khi đang chọn khối, bấm </w:t>
+      </w:r>
+      <w:r>
+        <w:rPr>
+          <w:rStyle w:val="Strong"/>
+        </w:rPr>
+        <w:t>Thêm mục lục</w:t>
+      </w:r>
+      <w:r>
+        <w:rPr/>
+        <w:t xml:space="preserve">; nhập một tên mô tả rõ phạm vi, nhập số mục lục theo quy định của đơn vị rồi bấm </w:t>
+      </w:r>
+      <w:r>
+        <w:rPr>
+          <w:rStyle w:val="Strong"/>
+        </w:rPr>
+        <w:t>Lưu</w:t>
+      </w:r>
+      <w:r>
+        <w:rPr/>
+        <w:t xml:space="preserve">. Kết quả mong đợi: mục lục xuất hiện dưới khối vừa chọn. </w:t>
+      </w:r>
+    </w:p>
+    <w:p>
+      <w:pPr>
+        <w:pStyle w:val="BodyText"/>
+        <w:numPr>
+          <w:ilvl w:val="0"/>
+          <w:numId w:val="8"/>
+        </w:numPr>
+        <w:tabs>
+          <w:tab w:val="clear" w:pos="709"/>
+          <w:tab w:val="left" w:pos="789" w:leader="none"/>
+        </w:tabs>
+        <w:bidi w:val="0"/>
+        <w:spacing w:before="80" w:after="0"/>
+        <w:ind w:hanging="283" w:start="789"/>
+        <w:jc w:val="start"/>
+        <w:rPr/>
+      </w:pPr>
+      <w:r>
+        <w:rPr/>
+        <w:t xml:space="preserve">Chọn mục lục đã xác định rồi bấm </w:t>
+      </w:r>
+      <w:r>
+        <w:rPr>
+          <w:rStyle w:val="Strong"/>
+        </w:rPr>
+        <w:t>Thêm hồ sơ</w:t>
+      </w:r>
+      <w:r>
+        <w:rPr/>
+        <w:t xml:space="preserve">. Trong biểu mẫu, điền </w:t>
+      </w:r>
+      <w:r>
+        <w:rPr>
+          <w:rStyle w:val="Strong"/>
+        </w:rPr>
+        <w:t>Tiêu đề hồ sơ</w:t>
+      </w:r>
+      <w:r>
+        <w:rPr/>
+        <w:t xml:space="preserve"> (ví dụ “Hoạt động tuyên truyền đọc sách năm 2024”), </w:t>
+      </w:r>
+      <w:r>
+        <w:rPr>
+          <w:rStyle w:val="Strong"/>
+        </w:rPr>
+        <w:t>Số hồ sơ</w:t>
+      </w:r>
+      <w:r>
+        <w:rPr/>
+        <w:t xml:space="preserve"> theo sổ quản lý và kiểm tra </w:t>
+      </w:r>
+      <w:r>
+        <w:rPr>
+          <w:rStyle w:val="Strong"/>
+        </w:rPr>
+        <w:t>Mục lục tài liệu</w:t>
+      </w:r>
+      <w:r>
+        <w:rPr/>
+        <w:t xml:space="preserve"> đã đúng. Đây là hai thông tin không nên để nhầm: tên hồ sơ và mục lục chứa hồ sơ. </w:t>
+      </w:r>
+    </w:p>
+    <w:p>
+      <w:pPr>
+        <w:pStyle w:val="BodyText"/>
+        <w:numPr>
+          <w:ilvl w:val="0"/>
+          <w:numId w:val="8"/>
+        </w:numPr>
+        <w:tabs>
+          <w:tab w:val="clear" w:pos="709"/>
+          <w:tab w:val="left" w:pos="789" w:leader="none"/>
+        </w:tabs>
+        <w:bidi w:val="0"/>
+        <w:spacing w:before="80" w:after="0"/>
+        <w:ind w:hanging="283" w:start="789"/>
+        <w:jc w:val="start"/>
+        <w:rPr/>
+      </w:pPr>
+      <w:r>
+        <w:rPr/>
+        <w:t xml:space="preserve">Điền ngày bắt đầu/kết thúc nếu có chứng cứ, chọn mức độ mật phù hợp, ghi chú vị trí kho/hộp nếu quản lý bản giấy. Không tự đoán ngày hoặc mức mật khi tài liệu gốc chưa rõ. Bấm </w:t>
+      </w:r>
+      <w:r>
+        <w:rPr>
+          <w:rStyle w:val="Strong"/>
+        </w:rPr>
+        <w:t>Lưu</w:t>
+      </w:r>
+      <w:r>
+        <w:rPr/>
+        <w:t xml:space="preserve"> và chờ thông báo thành công. </w:t>
+      </w:r>
+    </w:p>
+    <w:p>
+      <w:pPr>
+        <w:pStyle w:val="BodyText"/>
+        <w:numPr>
+          <w:ilvl w:val="0"/>
+          <w:numId w:val="8"/>
+        </w:numPr>
+        <w:tabs>
+          <w:tab w:val="clear" w:pos="709"/>
+          <w:tab w:val="left" w:pos="789" w:leader="none"/>
+        </w:tabs>
+        <w:bidi w:val="0"/>
+        <w:spacing w:before="80" w:after="0"/>
+        <w:ind w:hanging="283" w:start="789"/>
+        <w:jc w:val="start"/>
+        <w:rPr/>
+      </w:pPr>
+      <w:r>
+        <w:rPr/>
+        <w:t xml:space="preserve">Mở hồ sơ vừa tạo. Kiểm tra dòng đường dẫn ở đầu trang: </w:t>
+      </w:r>
+      <w:r>
+        <w:rPr>
+          <w:rStyle w:val="Strong"/>
+        </w:rPr>
+        <w:t>Phông → Khối → Mục lục → Hồ sơ</w:t>
+      </w:r>
+      <w:r>
+        <w:rPr/>
+        <w:t xml:space="preserve">. Nếu một cấp sai, sửa vị trí trước khi đưa văn bản vào. Kiểm tra số hồ sơ và trạng thái. </w:t>
+      </w:r>
+    </w:p>
+    <w:p>
+      <w:pPr>
+        <w:pStyle w:val="BodyText"/>
+        <w:numPr>
+          <w:ilvl w:val="0"/>
+          <w:numId w:val="8"/>
+        </w:numPr>
+        <w:tabs>
+          <w:tab w:val="clear" w:pos="709"/>
+          <w:tab w:val="left" w:pos="789" w:leader="none"/>
+        </w:tabs>
+        <w:bidi w:val="0"/>
+        <w:spacing w:before="80" w:after="0"/>
+        <w:ind w:hanging="283" w:start="789"/>
+        <w:jc w:val="start"/>
+        <w:rPr/>
+      </w:pPr>
+      <w:r>
+        <w:rPr/>
+        <w:t xml:space="preserve">Bấm </w:t>
+      </w:r>
+      <w:r>
+        <w:rPr>
+          <w:rStyle w:val="Strong"/>
+        </w:rPr>
+        <w:t>Thêm văn bản</w:t>
+      </w:r>
+      <w:r>
+        <w:rPr/>
+        <w:t xml:space="preserve"> để nhập mô tả của một văn bản giấy, hoặc </w:t>
+      </w:r>
+      <w:r>
+        <w:rPr>
+          <w:rStyle w:val="Strong"/>
+        </w:rPr>
+        <w:t>Tải tệp lên</w:t>
+      </w:r>
+      <w:r>
+        <w:rPr/>
+        <w:t xml:space="preserve"> để chọn tệp PDF/Word/ảnh số hóa. Sau khi tải xong, mở từng văn bản và bổ sung số ký hiệu, ngày, tác giả/cơ quan ban hành. Mỗi tệp được tạo thành một văn bản riêng. </w:t>
+      </w:r>
+    </w:p>
+    <w:p>
+      <w:pPr>
+        <w:pStyle w:val="BodyText"/>
+        <w:numPr>
+          <w:ilvl w:val="0"/>
+          <w:numId w:val="8"/>
+        </w:numPr>
+        <w:tabs>
+          <w:tab w:val="clear" w:pos="709"/>
+          <w:tab w:val="left" w:pos="789" w:leader="none"/>
+        </w:tabs>
+        <w:bidi w:val="0"/>
+        <w:ind w:hanging="283" w:start="789"/>
+        <w:jc w:val="start"/>
+        <w:rPr/>
+      </w:pPr>
+      <w:r>
+        <w:rPr/>
+        <w:t xml:space="preserve">Quay lại trang hồ sơ, so số văn bản hiển thị với số tệp đã chọn. Mở một văn bản để kiểm tra bản xem trước, nếu có tệp; chờ trạng thái lập chỉ mục hoàn tất trước khi kiểm tra tìm kiếm theo nội dung tệp. </w:t>
+      </w:r>
+    </w:p>
+    <w:p>
+      <w:pPr>
+        <w:pStyle w:val="BodyText"/>
+        <w:keepLines/>
+        <w:bidi w:val="0"/>
+        <w:spacing w:before="200" w:after="200"/>
+        <w:ind w:hanging="0" w:start="200" w:end="200"/>
+        <w:jc w:val="start"/>
+        <w:rPr/>
+      </w:pPr>
+      <w:r>
+        <w:rPr>
+          <w:rStyle w:val="Strong"/>
+          <w:bdr w:val="single" w:sz="32" w:space="11" w:color="3E80A8"/>
+          <w:shd w:fill="EEF5FA" w:val="clear"/>
+        </w:rPr>
+        <w:t>Nếu biểu mẫu báo thiếu Mục lục tài liệu:</w:t>
+      </w:r>
+      <w:r>
+        <w:rPr>
+          <w:bdr w:val="single" w:sz="32" w:space="11" w:color="3E80A8"/>
+          <w:shd w:fill="EEF5FA" w:val="clear"/>
+        </w:rPr>
+        <w:t xml:space="preserve"> đóng biểu mẫu, chọn đúng khối ở cây trái, tạo và lưu mục lục; sau đó chọn mục lục mới và tạo lại hồ sơ. Nếu mục lục đã có nhưng không thấy trong danh sách, kiểm tra bạn đã chọn đúng khối và phông, rồi tải lại trang.</w:t>
+      </w:r>
+    </w:p>
+    <w:p>
+      <w:pPr>
+        <w:pStyle w:val="Heading1pagebreak"/>
+        <w:bidi w:val="0"/>
+        <w:jc w:val="start"/>
+        <w:rPr/>
+      </w:pPr>
+      <w:r>
+        <w:rPr/>
+        <w:t>3. Chế độ độc giả</w:t>
+      </w:r>
+    </w:p>
+    <w:p>
+      <w:pPr>
+        <w:pStyle w:val="Heading2"/>
+        <w:bidi w:val="0"/>
+        <w:jc w:val="start"/>
+        <w:rPr/>
+      </w:pPr>
+      <w:r>
+        <w:rPr/>
+        <w:t>3.1. Đăng ký tài khoản</w:t>
+      </w:r>
+    </w:p>
+    <w:p>
+      <w:pPr>
+        <w:pStyle w:val="BodyText"/>
+        <w:numPr>
+          <w:ilvl w:val="0"/>
+          <w:numId w:val="9"/>
+        </w:numPr>
+        <w:tabs>
+          <w:tab w:val="clear" w:pos="709"/>
+          <w:tab w:val="left" w:pos="709" w:leader="none"/>
+        </w:tabs>
+        <w:bidi w:val="0"/>
+        <w:spacing w:before="80" w:after="0"/>
+        <w:ind w:hanging="283" w:start="709" w:end="0"/>
+        <w:jc w:val="start"/>
+        <w:rPr/>
+      </w:pPr>
+      <w:r>
+        <w:rPr/>
+        <w:t xml:space="preserve">Mở </w:t>
+      </w:r>
+      <w:r>
+        <w:rPr>
+          <w:b/>
+          <w:color w:val="134973"/>
+        </w:rPr>
+        <w:t>/dang-ky</w:t>
+      </w:r>
+      <w:r>
+        <w:rPr/>
+        <w:t xml:space="preserve"> từ trang công khai hoặc liên kết ở trang đăng nhập. </w:t>
+      </w:r>
+    </w:p>
+    <w:p>
+      <w:pPr>
+        <w:pStyle w:val="BodyText"/>
+        <w:numPr>
+          <w:ilvl w:val="0"/>
+          <w:numId w:val="9"/>
+        </w:numPr>
+        <w:tabs>
+          <w:tab w:val="clear" w:pos="709"/>
+          <w:tab w:val="left" w:pos="789" w:leader="none"/>
+        </w:tabs>
+        <w:bidi w:val="0"/>
+        <w:spacing w:before="80" w:after="0"/>
+        <w:ind w:hanging="283" w:start="789"/>
+        <w:jc w:val="start"/>
+        <w:rPr/>
+      </w:pPr>
+      <w:r>
+        <w:rPr/>
+        <w:t xml:space="preserve">Điền </w:t>
+      </w:r>
+      <w:r>
+        <w:rPr>
+          <w:rStyle w:val="Strong"/>
+        </w:rPr>
+        <w:t>Họ và tên</w:t>
+      </w:r>
+      <w:r>
+        <w:rPr/>
+        <w:t xml:space="preserve">, </w:t>
+      </w:r>
+      <w:r>
+        <w:rPr>
+          <w:rStyle w:val="Strong"/>
+        </w:rPr>
+        <w:t>Email</w:t>
+      </w:r>
+      <w:r>
+        <w:rPr/>
+        <w:t xml:space="preserve"> và các thông tin mà biểu mẫu của đơn vị yêu cầu (điện thoại, cơ quan, số giấy tờ, mục đích khai thác…). Email dùng làm tên đăng nhập. </w:t>
+      </w:r>
+    </w:p>
+    <w:p>
+      <w:pPr>
+        <w:pStyle w:val="BodyText"/>
+        <w:numPr>
+          <w:ilvl w:val="0"/>
+          <w:numId w:val="9"/>
+        </w:numPr>
+        <w:tabs>
+          <w:tab w:val="clear" w:pos="709"/>
+          <w:tab w:val="left" w:pos="789" w:leader="none"/>
+        </w:tabs>
+        <w:bidi w:val="0"/>
+        <w:spacing w:before="80" w:after="0"/>
+        <w:ind w:hanging="283" w:start="789"/>
+        <w:jc w:val="start"/>
+        <w:rPr/>
+      </w:pPr>
+      <w:r>
+        <w:rPr/>
+        <w:t xml:space="preserve">Bấm </w:t>
+      </w:r>
+      <w:r>
+        <w:rPr>
+          <w:rStyle w:val="Strong"/>
+        </w:rPr>
+        <w:t>Gửi đăng ký</w:t>
+      </w:r>
+      <w:r>
+        <w:rPr/>
+        <w:t xml:space="preserve">. Nếu đơn vị yêu cầu duyệt, chờ cán bộ phòng đọc xem xét và nhận liên kết đặt mật khẩu qua kênh liên hệ của đơn vị. </w:t>
+      </w:r>
+    </w:p>
+    <w:p>
+      <w:pPr>
+        <w:pStyle w:val="BodyText"/>
+        <w:numPr>
+          <w:ilvl w:val="0"/>
+          <w:numId w:val="9"/>
+        </w:numPr>
+        <w:tabs>
+          <w:tab w:val="clear" w:pos="709"/>
+          <w:tab w:val="left" w:pos="709" w:leader="none"/>
+        </w:tabs>
+        <w:bidi w:val="0"/>
+        <w:ind w:hanging="283" w:start="709" w:end="0"/>
+        <w:jc w:val="start"/>
+        <w:rPr/>
+      </w:pPr>
+      <w:r>
+        <w:rPr/>
+        <w:t xml:space="preserve">Mở liên kết một lần, đặt mật khẩu và đăng nhập tại </w:t>
+      </w:r>
+      <w:r>
+        <w:rPr>
+          <w:b/>
+          <w:color w:val="134973"/>
+        </w:rPr>
+        <w:t>/dang-nhap</w:t>
+      </w:r>
+      <w:r>
+        <w:rPr/>
+        <w:t xml:space="preserve">. Nếu đơn vị tắt tự đăng ký, liên hệ trực tiếp theo thông tin trên trang. </w:t>
+      </w:r>
+    </w:p>
+    <w:p>
+      <w:pPr>
+        <w:pStyle w:val="BodyText"/>
+        <w:keepLines/>
+        <w:bidi w:val="0"/>
+        <w:spacing w:before="240" w:after="240"/>
+        <w:ind w:hanging="0" w:start="240" w:end="240"/>
+        <w:jc w:val="center"/>
+        <w:rPr/>
+      </w:pPr>
+      <w:r>
+        <w:rPr/>
+        <w:drawing>
+          <wp:inline distT="0" distB="0" distL="0" distR="0">
+            <wp:extent cx="5580000" cy="4374875"/>
+            <wp:effectExtent l="0" t="0" r="0" b="0"/>
+            <wp:docPr id="23" name="Image23" descr="" title="Trang đăng ký độc giả"/>
+            <wp:cNvGraphicFramePr>
+              <a:graphicFrameLocks xmlns:a="http://schemas.openxmlformats.org/drawingml/2006/main" noChangeAspect="1"/>
+            </wp:cNvGraphicFramePr>
+            <a:graphic xmlns:a="http://schemas.openxmlformats.org/drawingml/2006/main">
+              <a:graphicData uri="http://schemas.openxmlformats.org/drawingml/2006/picture">
+                <pic:pic xmlns:pic="http://schemas.openxmlformats.org/drawingml/2006/picture">
+                  <pic:nvPicPr>
+                    <pic:cNvPr id="23" name="Image23" descr="" title="Trang đăng ký độc giả"/>
+                    <pic:cNvPicPr>
+                      <a:picLocks noChangeAspect="1" noChangeArrowheads="1"/>
+                    </pic:cNvPicPr>
+                  </pic:nvPicPr>
+                  <pic:blipFill>
+                    <a:blip r:embed="rId24"/>
+                    <a:stretch>
+                      <a:fillRect/>
+                    </a:stretch>
+                  </pic:blipFill>
+                  <pic:spPr bwMode="auto">
+                    <a:xfrm>
+                      <a:off x="0" y="0"/>
+                      <a:ext cx="5580000" cy="4374875"/>
+                    </a:xfrm>
+                    <a:prstGeom prst="rect">
+                      <a:avLst/>
+                    </a:prstGeom>
+                  </pic:spPr>
+                </pic:pic>
+              </a:graphicData>
+            </a:graphic>
+          </wp:inline>
+        </w:drawing>
+      </w:r>
+    </w:p>
+    <w:p>
+      <w:pPr>
+        <w:pStyle w:val="BodyTextcaption"/>
+        <w:keepLines/>
+        <w:bidi w:val="0"/>
+        <w:spacing w:before="240" w:after="240"/>
+        <w:ind w:hanging="0" w:start="320" w:end="320"/>
+        <w:jc w:val="center"/>
+        <w:rPr/>
+      </w:pPr>
+      <w:r>
+        <w:rPr/>
+        <w:t>Hình 23. Biểu mẫu đăng ký độc giả; các trường bổ sung có thể do đơn vị cấu hình.</w:t>
       </w:r>
     </w:p>
     <w:p>
@@ -5287,6 +6630,7 @@
     <w:p>
       <w:pPr>
         <w:pStyle w:val="BodyText"/>
+        <w:keepLines/>
         <w:bidi w:val="0"/>
         <w:spacing w:before="200" w:after="200"/>
         <w:ind w:hanging="0" w:start="200" w:end="200"/>
@@ -5311,8 +6655,207 @@
     </w:p>
     <w:p>
       <w:pPr>
+        <w:pStyle w:val="BodyText"/>
+        <w:keepLines/>
+        <w:bidi w:val="0"/>
+        <w:spacing w:before="240" w:after="240"/>
+        <w:ind w:hanging="0" w:start="240" w:end="240"/>
+        <w:jc w:val="center"/>
+        <w:rPr/>
+      </w:pPr>
+      <w:r>
+        <w:rPr/>
+        <w:drawing>
+          <wp:inline distT="0" distB="0" distL="0" distR="0">
+            <wp:extent cx="5580000" cy="3956727"/>
+            <wp:effectExtent l="0" t="0" r="0" b="0"/>
+            <wp:docPr id="24" name="Image24" descr="" title="Kết quả tra cứu của độc giả"/>
+            <wp:cNvGraphicFramePr>
+              <a:graphicFrameLocks xmlns:a="http://schemas.openxmlformats.org/drawingml/2006/main" noChangeAspect="1"/>
+            </wp:cNvGraphicFramePr>
+            <a:graphic xmlns:a="http://schemas.openxmlformats.org/drawingml/2006/main">
+              <a:graphicData uri="http://schemas.openxmlformats.org/drawingml/2006/picture">
+                <pic:pic xmlns:pic="http://schemas.openxmlformats.org/drawingml/2006/picture">
+                  <pic:nvPicPr>
+                    <pic:cNvPr id="24" name="Image24" descr="" title="Kết quả tra cứu của độc giả"/>
+                    <pic:cNvPicPr>
+                      <a:picLocks noChangeAspect="1" noChangeArrowheads="1"/>
+                    </pic:cNvPicPr>
+                  </pic:nvPicPr>
+                  <pic:blipFill>
+                    <a:blip r:embed="rId25"/>
+                    <a:stretch>
+                      <a:fillRect/>
+                    </a:stretch>
+                  </pic:blipFill>
+                  <pic:spPr bwMode="auto">
+                    <a:xfrm>
+                      <a:off x="0" y="0"/>
+                      <a:ext cx="5580000" cy="3956727"/>
+                    </a:xfrm>
+                    <a:prstGeom prst="rect">
+                      <a:avLst/>
+                    </a:prstGeom>
+                  </pic:spPr>
+                </pic:pic>
+              </a:graphicData>
+            </a:graphic>
+          </wp:inline>
+        </w:drawing>
+      </w:r>
+    </w:p>
+    <w:p>
+      <w:pPr>
+        <w:pStyle w:val="BodyTextcaption"/>
+        <w:keepLines/>
+        <w:bidi w:val="0"/>
+        <w:spacing w:before="240" w:after="240"/>
+        <w:ind w:hanging="0" w:start="320" w:end="320"/>
+        <w:jc w:val="center"/>
+        <w:rPr/>
+      </w:pPr>
+      <w:r>
+        <w:rPr/>
+        <w:t>Hình 24. Tra cứu độc giả: chọn Hồ sơ, nhập “ngày hội đọc sách”, bấm Tìm kiếm; tại kết quả có Xem chi tiết, Phiếu sử dụng và Phiếu sao chụp.</w:t>
+      </w:r>
+    </w:p>
+    <w:p>
+      <w:pPr>
+        <w:pStyle w:val="BodyText"/>
+        <w:keepLines/>
+        <w:bidi w:val="0"/>
+        <w:spacing w:before="240" w:after="240"/>
+        <w:ind w:hanging="0" w:start="240" w:end="240"/>
+        <w:jc w:val="center"/>
+        <w:rPr/>
+      </w:pPr>
+      <w:r>
+        <w:rPr/>
+        <w:drawing>
+          <wp:inline distT="0" distB="0" distL="0" distR="0">
+            <wp:extent cx="5580000" cy="3535691"/>
+            <wp:effectExtent l="0" t="0" r="0" b="0"/>
+            <wp:docPr id="25" name="Image25" descr="" title="Chi tiết hồ sơ trên cổng độc giả"/>
+            <wp:cNvGraphicFramePr>
+              <a:graphicFrameLocks xmlns:a="http://schemas.openxmlformats.org/drawingml/2006/main" noChangeAspect="1"/>
+            </wp:cNvGraphicFramePr>
+            <a:graphic xmlns:a="http://schemas.openxmlformats.org/drawingml/2006/main">
+              <a:graphicData uri="http://schemas.openxmlformats.org/drawingml/2006/picture">
+                <pic:pic xmlns:pic="http://schemas.openxmlformats.org/drawingml/2006/picture">
+                  <pic:nvPicPr>
+                    <pic:cNvPr id="25" name="Image25" descr="" title="Chi tiết hồ sơ trên cổng độc giả"/>
+                    <pic:cNvPicPr>
+                      <a:picLocks noChangeAspect="1" noChangeArrowheads="1"/>
+                    </pic:cNvPicPr>
+                  </pic:nvPicPr>
+                  <pic:blipFill>
+                    <a:blip r:embed="rId26"/>
+                    <a:stretch>
+                      <a:fillRect/>
+                    </a:stretch>
+                  </pic:blipFill>
+                  <pic:spPr bwMode="auto">
+                    <a:xfrm>
+                      <a:off x="0" y="0"/>
+                      <a:ext cx="5580000" cy="3535691"/>
+                    </a:xfrm>
+                    <a:prstGeom prst="rect">
+                      <a:avLst/>
+                    </a:prstGeom>
+                  </pic:spPr>
+                </pic:pic>
+              </a:graphicData>
+            </a:graphic>
+          </wp:inline>
+        </w:drawing>
+      </w:r>
+    </w:p>
+    <w:p>
+      <w:pPr>
+        <w:pStyle w:val="BodyTextcaption"/>
+        <w:keepLines/>
+        <w:bidi w:val="0"/>
+        <w:spacing w:before="240" w:after="240"/>
+        <w:ind w:hanging="0" w:start="320" w:end="320"/>
+        <w:jc w:val="center"/>
+        <w:rPr/>
+      </w:pPr>
+      <w:r>
+        <w:rPr/>
+        <w:t>Hình 25. Chi tiết hồ sơ: đối chiếu tiêu đề, số hồ sơ và danh sách văn bản trước khi thêm vào phiếu.</w:t>
+      </w:r>
+    </w:p>
+    <w:p>
+      <w:pPr>
+        <w:pStyle w:val="BodyText"/>
+        <w:keepLines/>
+        <w:bidi w:val="0"/>
+        <w:spacing w:before="240" w:after="240"/>
+        <w:ind w:hanging="0" w:start="240" w:end="240"/>
+        <w:jc w:val="center"/>
+        <w:rPr/>
+      </w:pPr>
+      <w:r>
+        <w:rPr/>
+        <w:drawing>
+          <wp:inline distT="0" distB="0" distL="0" distR="0">
+            <wp:extent cx="5580000" cy="3195818"/>
+            <wp:effectExtent l="0" t="0" r="0" b="0"/>
+            <wp:docPr id="26" name="Image26" descr="" title="Chi tiết văn bản trên cổng độc giả"/>
+            <wp:cNvGraphicFramePr>
+              <a:graphicFrameLocks xmlns:a="http://schemas.openxmlformats.org/drawingml/2006/main" noChangeAspect="1"/>
+            </wp:cNvGraphicFramePr>
+            <a:graphic xmlns:a="http://schemas.openxmlformats.org/drawingml/2006/main">
+              <a:graphicData uri="http://schemas.openxmlformats.org/drawingml/2006/picture">
+                <pic:pic xmlns:pic="http://schemas.openxmlformats.org/drawingml/2006/picture">
+                  <pic:nvPicPr>
+                    <pic:cNvPr id="26" name="Image26" descr="" title="Chi tiết văn bản trên cổng độc giả"/>
+                    <pic:cNvPicPr>
+                      <a:picLocks noChangeAspect="1" noChangeArrowheads="1"/>
+                    </pic:cNvPicPr>
+                  </pic:nvPicPr>
+                  <pic:blipFill>
+                    <a:blip r:embed="rId27"/>
+                    <a:stretch>
+                      <a:fillRect/>
+                    </a:stretch>
+                  </pic:blipFill>
+                  <pic:spPr bwMode="auto">
+                    <a:xfrm>
+                      <a:off x="0" y="0"/>
+                      <a:ext cx="5580000" cy="3195818"/>
+                    </a:xfrm>
+                    <a:prstGeom prst="rect">
+                      <a:avLst/>
+                    </a:prstGeom>
+                  </pic:spPr>
+                </pic:pic>
+              </a:graphicData>
+            </a:graphic>
+          </wp:inline>
+        </w:drawing>
+      </w:r>
+    </w:p>
+    <w:p>
+      <w:pPr>
+        <w:pStyle w:val="BodyTextcaption"/>
+        <w:keepLines/>
+        <w:bidi w:val="0"/>
+        <w:spacing w:before="240" w:after="240"/>
+        <w:ind w:hanging="0" w:start="320" w:end="320"/>
+        <w:jc w:val="center"/>
+        <w:rPr/>
+      </w:pPr>
+      <w:r>
+        <w:rPr/>
+        <w:t>Hình 26. Chi tiết văn bản: kiểm tra số ký hiệu, ngày và cơ quan ban hành; bản xem trước chỉ xuất hiện khi văn bản có tệp và bạn có quyền xem.</w:t>
+      </w:r>
+    </w:p>
+    <w:p>
+      <w:pPr>
         <w:pStyle w:val="Heading2"/>
         <w:bidi w:val="0"/>
+        <w:ind w:hanging="0"/>
         <w:jc w:val="start"/>
         <w:rPr/>
       </w:pPr>
@@ -5535,6 +7078,157 @@
     </w:p>
     <w:p>
       <w:pPr>
+        <w:pStyle w:val="BodyText"/>
+        <w:keepLines/>
+        <w:bidi w:val="0"/>
+        <w:spacing w:before="240" w:after="240"/>
+        <w:ind w:hanging="0" w:start="240" w:end="240"/>
+        <w:jc w:val="center"/>
+        <w:rPr/>
+      </w:pPr>
+      <w:r>
+        <w:rPr/>
+        <w:drawing>
+          <wp:inline distT="0" distB="0" distL="0" distR="0">
+            <wp:extent cx="5580000" cy="2242145"/>
+            <wp:effectExtent l="0" t="0" r="0" b="0"/>
+            <wp:docPr id="27" name="Image27" descr="" title="Danh sách phiếu sử dụng của độc giả"/>
+            <wp:cNvGraphicFramePr>
+              <a:graphicFrameLocks xmlns:a="http://schemas.openxmlformats.org/drawingml/2006/main" noChangeAspect="1"/>
+            </wp:cNvGraphicFramePr>
+            <a:graphic xmlns:a="http://schemas.openxmlformats.org/drawingml/2006/main">
+              <a:graphicData uri="http://schemas.openxmlformats.org/drawingml/2006/picture">
+                <pic:pic xmlns:pic="http://schemas.openxmlformats.org/drawingml/2006/picture">
+                  <pic:nvPicPr>
+                    <pic:cNvPr id="27" name="Image27" descr="" title="Danh sách phiếu sử dụng của độc giả"/>
+                    <pic:cNvPicPr>
+                      <a:picLocks noChangeAspect="1" noChangeArrowheads="1"/>
+                    </pic:cNvPicPr>
+                  </pic:nvPicPr>
+                  <pic:blipFill>
+                    <a:blip r:embed="rId28"/>
+                    <a:stretch>
+                      <a:fillRect/>
+                    </a:stretch>
+                  </pic:blipFill>
+                  <pic:spPr bwMode="auto">
+                    <a:xfrm>
+                      <a:off x="0" y="0"/>
+                      <a:ext cx="5580000" cy="2242145"/>
+                    </a:xfrm>
+                    <a:prstGeom prst="rect">
+                      <a:avLst/>
+                    </a:prstGeom>
+                  </pic:spPr>
+                </pic:pic>
+              </a:graphicData>
+            </a:graphic>
+          </wp:inline>
+        </w:drawing>
+      </w:r>
+    </w:p>
+    <w:p>
+      <w:pPr>
+        <w:pStyle w:val="BodyTextcaption"/>
+        <w:keepLines/>
+        <w:bidi w:val="0"/>
+        <w:spacing w:before="240" w:after="240"/>
+        <w:ind w:hanging="0" w:start="320" w:end="320"/>
+        <w:jc w:val="center"/>
+        <w:rPr/>
+      </w:pPr>
+      <w:r>
+        <w:rPr/>
+        <w:t>Hình 27. Danh sách Phiếu yêu cầu sử dụng: mở số phiếu để xem chi tiết; các thẻ trạng thái giúp lọc phiếu cần theo dõi.</w:t>
+      </w:r>
+    </w:p>
+    <w:p>
+      <w:pPr>
+        <w:pStyle w:val="BodyText"/>
+        <w:keepLines/>
+        <w:bidi w:val="0"/>
+        <w:spacing w:before="240" w:after="240"/>
+        <w:ind w:hanging="0" w:start="240" w:end="240"/>
+        <w:jc w:val="center"/>
+        <w:rPr/>
+      </w:pPr>
+      <w:r>
+        <w:rPr/>
+        <w:drawing>
+          <wp:inline distT="0" distB="0" distL="0" distR="0">
+            <wp:extent cx="5580000" cy="3632073"/>
+            <wp:effectExtent l="0" t="0" r="0" b="0"/>
+            <wp:docPr id="28" name="Image28" descr="" title="Tiến trình phiếu sử dụng"/>
+            <wp:cNvGraphicFramePr>
+              <a:graphicFrameLocks xmlns:a="http://schemas.openxmlformats.org/drawingml/2006/main" noChangeAspect="1"/>
+            </wp:cNvGraphicFramePr>
+            <a:graphic xmlns:a="http://schemas.openxmlformats.org/drawingml/2006/main">
+              <a:graphicData uri="http://schemas.openxmlformats.org/drawingml/2006/picture">
+                <pic:pic xmlns:pic="http://schemas.openxmlformats.org/drawingml/2006/picture">
+                  <pic:nvPicPr>
+                    <pic:cNvPr id="28" name="Image28" descr="" title="Tiến trình phiếu sử dụng"/>
+                    <pic:cNvPicPr>
+                      <a:picLocks noChangeAspect="1" noChangeArrowheads="1"/>
+                    </pic:cNvPicPr>
+                  </pic:nvPicPr>
+                  <pic:blipFill>
+                    <a:blip r:embed="rId29"/>
+                    <a:stretch>
+                      <a:fillRect/>
+                    </a:stretch>
+                  </pic:blipFill>
+                  <pic:spPr bwMode="auto">
+                    <a:xfrm>
+                      <a:off x="0" y="0"/>
+                      <a:ext cx="5580000" cy="3632073"/>
+                    </a:xfrm>
+                    <a:prstGeom prst="rect">
+                      <a:avLst/>
+                    </a:prstGeom>
+                  </pic:spPr>
+                </pic:pic>
+              </a:graphicData>
+            </a:graphic>
+          </wp:inline>
+        </w:drawing>
+      </w:r>
+    </w:p>
+    <w:p>
+      <w:pPr>
+        <w:pStyle w:val="BodyTextcaption"/>
+        <w:keepLines/>
+        <w:bidi w:val="0"/>
+        <w:spacing w:before="240" w:after="240"/>
+        <w:ind w:hanging="0" w:start="320" w:end="320"/>
+        <w:jc w:val="center"/>
+        <w:rPr/>
+      </w:pPr>
+      <w:r>
+        <w:rPr/>
+        <w:t>Hình 28. Chi tiết phiếu đã gửi: thanh tiến trình cho biết phiếu đang ở bước Chờ duyệt; phần bên dưới ghi mục đích và từng hồ sơ.</w:t>
+      </w:r>
+    </w:p>
+    <w:p>
+      <w:pPr>
+        <w:pStyle w:val="BodyTextsmall"/>
+        <w:bidi w:val="0"/>
+        <w:ind w:hanging="0"/>
+        <w:jc w:val="start"/>
+        <w:rPr/>
+      </w:pPr>
+      <w:r>
+        <w:rPr>
+          <w:rStyle w:val="Strong"/>
+        </w:rPr>
+        <w:t>Lưu ý:</w:t>
+      </w:r>
+      <w:r>
+        <w:rPr/>
+        <w:t xml:space="preserve"> Ảnh là phiếu mẫu đang chờ cán bộ phòng đọc. Khi trạng thái chuyển sang Đã duyệt hoặc Đang sử dụng, hãy đọc thông báo và hạn trả trên chính phiếu của bạn.</w:t>
+      </w:r>
+    </w:p>
+    <w:p>
+      <w:pPr>
         <w:pStyle w:val="Heading2"/>
         <w:bidi w:val="0"/>
         <w:jc w:val="start"/>
@@ -5727,8 +7421,75 @@
     </w:p>
     <w:p>
       <w:pPr>
+        <w:pStyle w:val="BodyText"/>
+        <w:keepLines/>
+        <w:bidi w:val="0"/>
+        <w:spacing w:before="240" w:after="240"/>
+        <w:ind w:hanging="0" w:start="240" w:end="240"/>
+        <w:jc w:val="center"/>
+        <w:rPr/>
+      </w:pPr>
+      <w:r>
+        <w:rPr/>
+        <w:drawing>
+          <wp:inline distT="0" distB="0" distL="0" distR="0">
+            <wp:extent cx="5580000" cy="3632073"/>
+            <wp:effectExtent l="0" t="0" r="0" b="0"/>
+            <wp:docPr id="29" name="Image29" descr="" title="Theo dõi phiếu sao chụp"/>
+            <wp:cNvGraphicFramePr>
+              <a:graphicFrameLocks xmlns:a="http://schemas.openxmlformats.org/drawingml/2006/main" noChangeAspect="1"/>
+            </wp:cNvGraphicFramePr>
+            <a:graphic xmlns:a="http://schemas.openxmlformats.org/drawingml/2006/main">
+              <a:graphicData uri="http://schemas.openxmlformats.org/drawingml/2006/picture">
+                <pic:pic xmlns:pic="http://schemas.openxmlformats.org/drawingml/2006/picture">
+                  <pic:nvPicPr>
+                    <pic:cNvPr id="29" name="Image29" descr="" title="Theo dõi phiếu sao chụp"/>
+                    <pic:cNvPicPr>
+                      <a:picLocks noChangeAspect="1" noChangeArrowheads="1"/>
+                    </pic:cNvPicPr>
+                  </pic:nvPicPr>
+                  <pic:blipFill>
+                    <a:blip r:embed="rId30"/>
+                    <a:stretch>
+                      <a:fillRect/>
+                    </a:stretch>
+                  </pic:blipFill>
+                  <pic:spPr bwMode="auto">
+                    <a:xfrm>
+                      <a:off x="0" y="0"/>
+                      <a:ext cx="5580000" cy="3632073"/>
+                    </a:xfrm>
+                    <a:prstGeom prst="rect">
+                      <a:avLst/>
+                    </a:prstGeom>
+                  </pic:spPr>
+                </pic:pic>
+              </a:graphicData>
+            </a:graphic>
+          </wp:inline>
+        </w:drawing>
+      </w:r>
+    </w:p>
+    <w:p>
+      <w:pPr>
+        <w:pStyle w:val="BodyTextcaption"/>
+        <w:keepLines/>
+        <w:bidi w:val="0"/>
+        <w:spacing w:before="240" w:after="240"/>
+        <w:ind w:hanging="0" w:start="320" w:end="320"/>
+        <w:jc w:val="center"/>
+        <w:rPr/>
+      </w:pPr>
+      <w:r>
+        <w:rPr/>
+        <w:t>Hình 29. Phiếu sao chụp: mở số phiếu để kiểm tra tài liệu yêu cầu, trạng thái từng dòng và kết quả xử lý.</w:t>
+      </w:r>
+    </w:p>
+    <w:p>
+      <w:pPr>
         <w:pStyle w:val="Heading2"/>
         <w:bidi w:val="0"/>
+        <w:ind w:hanging="0"/>
         <w:jc w:val="start"/>
         <w:rPr/>
       </w:pPr>
@@ -5827,8 +7588,141 @@
     </w:p>
     <w:p>
       <w:pPr>
+        <w:pStyle w:val="BodyText"/>
+        <w:keepLines/>
+        <w:bidi w:val="0"/>
+        <w:spacing w:before="240" w:after="240"/>
+        <w:ind w:hanging="0" w:start="240" w:end="240"/>
+        <w:jc w:val="center"/>
+        <w:rPr/>
+      </w:pPr>
+      <w:r>
+        <w:rPr/>
+        <w:drawing>
+          <wp:inline distT="0" distB="0" distL="0" distR="0">
+            <wp:extent cx="5580000" cy="2871164"/>
+            <wp:effectExtent l="0" t="0" r="0" b="0"/>
+            <wp:docPr id="30" name="Image30" descr="" title="Gửi góp ý cho phòng đọc"/>
+            <wp:cNvGraphicFramePr>
+              <a:graphicFrameLocks xmlns:a="http://schemas.openxmlformats.org/drawingml/2006/main" noChangeAspect="1"/>
+            </wp:cNvGraphicFramePr>
+            <a:graphic xmlns:a="http://schemas.openxmlformats.org/drawingml/2006/main">
+              <a:graphicData uri="http://schemas.openxmlformats.org/drawingml/2006/picture">
+                <pic:pic xmlns:pic="http://schemas.openxmlformats.org/drawingml/2006/picture">
+                  <pic:nvPicPr>
+                    <pic:cNvPr id="30" name="Image30" descr="" title="Gửi góp ý cho phòng đọc"/>
+                    <pic:cNvPicPr>
+                      <a:picLocks noChangeAspect="1" noChangeArrowheads="1"/>
+                    </pic:cNvPicPr>
+                  </pic:nvPicPr>
+                  <pic:blipFill>
+                    <a:blip r:embed="rId31"/>
+                    <a:stretch>
+                      <a:fillRect/>
+                    </a:stretch>
+                  </pic:blipFill>
+                  <pic:spPr bwMode="auto">
+                    <a:xfrm>
+                      <a:off x="0" y="0"/>
+                      <a:ext cx="5580000" cy="2871164"/>
+                    </a:xfrm>
+                    <a:prstGeom prst="rect">
+                      <a:avLst/>
+                    </a:prstGeom>
+                  </pic:spPr>
+                </pic:pic>
+              </a:graphicData>
+            </a:graphic>
+          </wp:inline>
+        </w:drawing>
+      </w:r>
+    </w:p>
+    <w:p>
+      <w:pPr>
+        <w:pStyle w:val="BodyTextcaption"/>
+        <w:keepLines/>
+        <w:bidi w:val="0"/>
+        <w:spacing w:before="240" w:after="240"/>
+        <w:ind w:hanging="0" w:start="320" w:end="320"/>
+        <w:jc w:val="center"/>
+        <w:rPr/>
+      </w:pPr>
+      <w:r>
+        <w:rPr/>
+        <w:t>Hình 30. Góp ý: viết tiêu đề ngắn, mô tả vấn đề cụ thể và bấm Gửi góp ý; phản hồi sẽ xuất hiện trong danh sách của bạn.</w:t>
+      </w:r>
+    </w:p>
+    <w:p>
+      <w:pPr>
+        <w:pStyle w:val="BodyText"/>
+        <w:keepLines/>
+        <w:bidi w:val="0"/>
+        <w:spacing w:before="240" w:after="240"/>
+        <w:ind w:hanging="0" w:start="240" w:end="240"/>
+        <w:jc w:val="center"/>
+        <w:rPr/>
+      </w:pPr>
+      <w:r>
+        <w:rPr/>
+        <w:drawing>
+          <wp:inline distT="0" distB="0" distL="0" distR="0">
+            <wp:extent cx="5580000" cy="2242145"/>
+            <wp:effectExtent l="0" t="0" r="0" b="0"/>
+            <wp:docPr id="31" name="Image31" descr="" title="Danh sách thông báo độc giả"/>
+            <wp:cNvGraphicFramePr>
+              <a:graphicFrameLocks xmlns:a="http://schemas.openxmlformats.org/drawingml/2006/main" noChangeAspect="1"/>
+            </wp:cNvGraphicFramePr>
+            <a:graphic xmlns:a="http://schemas.openxmlformats.org/drawingml/2006/main">
+              <a:graphicData uri="http://schemas.openxmlformats.org/drawingml/2006/picture">
+                <pic:pic xmlns:pic="http://schemas.openxmlformats.org/drawingml/2006/picture">
+                  <pic:nvPicPr>
+                    <pic:cNvPr id="31" name="Image31" descr="" title="Danh sách thông báo độc giả"/>
+                    <pic:cNvPicPr>
+                      <a:picLocks noChangeAspect="1" noChangeArrowheads="1"/>
+                    </pic:cNvPicPr>
+                  </pic:nvPicPr>
+                  <pic:blipFill>
+                    <a:blip r:embed="rId32"/>
+                    <a:stretch>
+                      <a:fillRect/>
+                    </a:stretch>
+                  </pic:blipFill>
+                  <pic:spPr bwMode="auto">
+                    <a:xfrm>
+                      <a:off x="0" y="0"/>
+                      <a:ext cx="5580000" cy="2242145"/>
+                    </a:xfrm>
+                    <a:prstGeom prst="rect">
+                      <a:avLst/>
+                    </a:prstGeom>
+                  </pic:spPr>
+                </pic:pic>
+              </a:graphicData>
+            </a:graphic>
+          </wp:inline>
+        </w:drawing>
+      </w:r>
+    </w:p>
+    <w:p>
+      <w:pPr>
+        <w:pStyle w:val="BodyTextcaption"/>
+        <w:keepLines/>
+        <w:bidi w:val="0"/>
+        <w:spacing w:before="240" w:after="240"/>
+        <w:ind w:hanging="0" w:start="320" w:end="320"/>
+        <w:jc w:val="center"/>
+        <w:rPr/>
+      </w:pPr>
+      <w:r>
+        <w:rPr/>
+        <w:t>Hình 31. Thông báo: mở từng thông báo để đi tới phiếu hoặc phản hồi liên quan; kiểm tra thường xuyên khi có phiếu đang chờ.</w:t>
+      </w:r>
+    </w:p>
+    <w:p>
+      <w:pPr>
         <w:pStyle w:val="Heading2"/>
         <w:bidi w:val="0"/>
+        <w:ind w:hanging="0"/>
         <w:jc w:val="start"/>
         <w:rPr/>
       </w:pPr>
@@ -5883,8 +7777,75 @@
     </w:p>
     <w:p>
       <w:pPr>
+        <w:pStyle w:val="BodyText"/>
+        <w:keepLines/>
+        <w:bidi w:val="0"/>
+        <w:spacing w:before="240" w:after="240"/>
+        <w:ind w:hanging="0" w:start="240" w:end="240"/>
+        <w:jc w:val="center"/>
+        <w:rPr/>
+      </w:pPr>
+      <w:r>
+        <w:rPr/>
+        <w:drawing>
+          <wp:inline distT="0" distB="0" distL="0" distR="0">
+            <wp:extent cx="5580000" cy="3632073"/>
+            <wp:effectExtent l="0" t="0" r="0" b="0"/>
+            <wp:docPr id="32" name="Image32" descr="" title="Tài khoản và quyền của độc giả"/>
+            <wp:cNvGraphicFramePr>
+              <a:graphicFrameLocks xmlns:a="http://schemas.openxmlformats.org/drawingml/2006/main" noChangeAspect="1"/>
+            </wp:cNvGraphicFramePr>
+            <a:graphic xmlns:a="http://schemas.openxmlformats.org/drawingml/2006/main">
+              <a:graphicData uri="http://schemas.openxmlformats.org/drawingml/2006/picture">
+                <pic:pic xmlns:pic="http://schemas.openxmlformats.org/drawingml/2006/picture">
+                  <pic:nvPicPr>
+                    <pic:cNvPr id="32" name="Image32" descr="" title="Tài khoản và quyền của độc giả"/>
+                    <pic:cNvPicPr>
+                      <a:picLocks noChangeAspect="1" noChangeArrowheads="1"/>
+                    </pic:cNvPicPr>
+                  </pic:nvPicPr>
+                  <pic:blipFill>
+                    <a:blip r:embed="rId33"/>
+                    <a:stretch>
+                      <a:fillRect/>
+                    </a:stretch>
+                  </pic:blipFill>
+                  <pic:spPr bwMode="auto">
+                    <a:xfrm>
+                      <a:off x="0" y="0"/>
+                      <a:ext cx="5580000" cy="3632073"/>
+                    </a:xfrm>
+                    <a:prstGeom prst="rect">
+                      <a:avLst/>
+                    </a:prstGeom>
+                  </pic:spPr>
+                </pic:pic>
+              </a:graphicData>
+            </a:graphic>
+          </wp:inline>
+        </w:drawing>
+      </w:r>
+    </w:p>
+    <w:p>
+      <w:pPr>
+        <w:pStyle w:val="BodyTextcaption"/>
+        <w:keepLines/>
+        <w:bidi w:val="0"/>
+        <w:spacing w:before="240" w:after="240"/>
+        <w:ind w:hanging="0" w:start="320" w:end="320"/>
+        <w:jc w:val="center"/>
+        <w:rPr/>
+      </w:pPr>
+      <w:r>
+        <w:rPr/>
+        <w:t>Hình 32. Tài khoản của tôi: cột trái sửa thông tin liên hệ; cột phải đổi mật khẩu và xem quyền khai thác của nhóm độc giả.</w:t>
+      </w:r>
+    </w:p>
+    <w:p>
+      <w:pPr>
         <w:pStyle w:val="Heading2"/>
         <w:bidi w:val="0"/>
+        <w:ind w:hanging="0"/>
         <w:jc w:val="start"/>
         <w:rPr/>
       </w:pPr>
